--- a/納品レポート/ホテル別レポート/chisan_口コミ分析改善レポート.docx
+++ b/納品レポート/ホテル別レポート/chisan_口コミ分析改善レポート.docx
@@ -96,7 +96,7 @@
           <w:sz w:val="22"/>
           <w:szCs w:val="22"/>
         </w:rPr>
-        <w:t xml:space="preserve">レビュー総数：65件（6サイト）</w:t>
+        <w:t xml:space="preserve">レビュー総数：66件（6サイト）</w:t>
       </w:r>
     </w:p>
     <w:p>
@@ -131,7 +131,7 @@
           <w:sz w:val="20"/>
           <w:szCs w:val="20"/>
         </w:rPr>
-        <w:t xml:space="preserve">作成日：2026年3月17日</w:t>
+        <w:t xml:space="preserve">作成日：2026年3月18日</w:t>
       </w:r>
     </w:p>
     <w:p>
@@ -189,7 +189,7 @@
           <w:sz w:val="21"/>
           <w:szCs w:val="21"/>
         </w:rPr>
-        <w:t xml:space="preserve">2026年2月〜3月に各OTAサイト・口コミサイトに投稿された65件のレビューを包括的に分析しました。以下が主要な発見事項です。</w:t>
+        <w:t xml:space="preserve">2026年2月〜3月に各OTAサイト・口コミサイトに投稿された66件のレビューを包括的に分析しました。以下が主要な発見事項です。</w:t>
       </w:r>
     </w:p>
     <w:p>
@@ -261,7 +261,7 @@
                 <w:sz w:val="36"/>
                 <w:szCs w:val="36"/>
               </w:rPr>
-              <w:t xml:space="preserve">7.02</w:t>
+              <w:t xml:space="preserve">7.03</w:t>
             </w:r>
           </w:p>
         </w:tc>
@@ -310,7 +310,7 @@
                 <w:sz w:val="36"/>
                 <w:szCs w:val="36"/>
               </w:rPr>
-              <w:t xml:space="preserve">56.9%</w:t>
+              <w:t xml:space="preserve">57.6%</w:t>
             </w:r>
           </w:p>
         </w:tc>
@@ -359,7 +359,7 @@
                 <w:sz w:val="36"/>
                 <w:szCs w:val="36"/>
               </w:rPr>
-              <w:t xml:space="preserve">20.0%</w:t>
+              <w:t xml:space="preserve">19.7%</w:t>
             </w:r>
           </w:p>
         </w:tc>
@@ -408,7 +408,7 @@
                 <w:sz w:val="36"/>
                 <w:szCs w:val="36"/>
               </w:rPr>
-              <w:t xml:space="preserve">65件</w:t>
+              <w:t xml:space="preserve">66件</w:t>
             </w:r>
           </w:p>
         </w:tc>
@@ -448,7 +448,7 @@
           <w:sz w:val="21"/>
           <w:szCs w:val="21"/>
         </w:rPr>
-        <w:t xml:space="preserve">全体平均スコア7.02点（10点換算）は概ね標準的な水準であり、56.9%が高評価（8-10点）に分類されます。低評価（1-4点）は13件（20.0%）で、早急な改善対応が必要です。Agoda（8.73点）で特に高い評価を獲得しています。</w:t>
+        <w:t xml:space="preserve">全体平均スコア7.03点（10点換算）は概ね標準的な水準であり、57.6%が高評価（8-10点）に分類されます。低評価（1-4点）は13件（19.7%）で、早急な改善対応が必要です。Agoda（8.73点）で特に高い評価を獲得しています。</w:t>
       </w:r>
     </w:p>
     <w:p>
@@ -567,7 +567,7 @@
                 <w:sz w:val="20"/>
                 <w:szCs w:val="20"/>
               </w:rPr>
-              <w:t xml:space="preserve">防音性能（11件）、設備の老朽化（10件）、浴室・水回り（8件）、部屋の狭さ（3件）</w:t>
+              <w:t xml:space="preserve">防音性能（11件）、設備の老朽化（10件）、浴室・水回り（8件）、部屋の狭さ（4件）</w:t>
             </w:r>
           </w:p>
           <w:p>
@@ -1716,7 +1716,7 @@
                 <w:sz w:val="20"/>
                 <w:szCs w:val="20"/>
               </w:rPr>
-              <w:t xml:space="preserve">7</w:t>
+              <w:t xml:space="preserve">8</w:t>
             </w:r>
           </w:p>
         </w:tc>
@@ -1751,7 +1751,7 @@
                 <w:sz w:val="20"/>
                 <w:szCs w:val="20"/>
               </w:rPr>
-              <w:t xml:space="preserve">3.43</w:t>
+              <w:t xml:space="preserve">3.5</w:t>
             </w:r>
           </w:p>
         </w:tc>
@@ -1817,11 +1817,11 @@
                 <w:rFonts w:ascii="Arial" w:cs="Arial" w:eastAsia="Arial" w:hAnsi="Arial"/>
                 <w:b/>
                 <w:bCs/>
-                <w:color w:val="C0392B"/>
-                <w:sz w:val="20"/>
-                <w:szCs w:val="20"/>
-              </w:rPr>
-              <w:t xml:space="preserve">6.86</w:t>
+                <w:color w:val="E67E22"/>
+                <w:sz w:val="20"/>
+                <w:szCs w:val="20"/>
+              </w:rPr>
+              <w:t xml:space="preserve">7</w:t>
             </w:r>
           </w:p>
         </w:tc>
@@ -1856,7 +1856,7 @@
                 <w:sz w:val="20"/>
                 <w:szCs w:val="20"/>
               </w:rPr>
-              <w:t xml:space="preserve">6</w:t>
+              <w:t xml:space="preserve">7</w:t>
             </w:r>
           </w:p>
         </w:tc>
@@ -1887,11 +1887,11 @@
                 <w:rFonts w:ascii="Arial" w:cs="Arial" w:eastAsia="Arial" w:hAnsi="Arial"/>
                 <w:b/>
                 <w:bCs/>
-                <w:color w:val="C0392B"/>
-                <w:sz w:val="20"/>
-                <w:szCs w:val="20"/>
-              </w:rPr>
-              <w:t xml:space="preserve">要改善</w:t>
+                <w:color w:val="E67E22"/>
+                <w:sz w:val="20"/>
+                <w:szCs w:val="20"/>
+              </w:rPr>
+              <w:t xml:space="preserve">概ね良好</w:t>
             </w:r>
           </w:p>
         </w:tc>
@@ -2418,7 +2418,7 @@
           <w:sz w:val="21"/>
           <w:szCs w:val="21"/>
         </w:rPr>
-        <w:t xml:space="preserve">評価分布は8点（33.8%）に最も多く、8点以上の高評価が56.9%を占める一方、改善の余地も見られます。低評価（1-4点）は計13件（20.0%）です。</w:t>
+        <w:t xml:space="preserve">評価分布は8点（34.8%）に最も多く、8点以上の高評価が57.6%を占める一方、改善の余地も見られます。低評価（1-4点）は計13件（19.7%）です。</w:t>
       </w:r>
     </w:p>
     <w:p>
@@ -2688,7 +2688,7 @@
                 <w:sz w:val="20"/>
                 <w:szCs w:val="20"/>
               </w:rPr>
-              <w:t xml:space="preserve">20.0%</w:t>
+              <w:t xml:space="preserve">19.7%</w:t>
             </w:r>
           </w:p>
         </w:tc>
@@ -2717,7 +2717,7 @@
                 <w:sz w:val="20"/>
                 <w:szCs w:val="20"/>
               </w:rPr>
-              <w:t xml:space="preserve">████████████</w:t>
+              <w:t xml:space="preserve">███████████</w:t>
             </w:r>
             <w:r>
               <w:rPr>
@@ -2833,7 +2833,7 @@
                 <w:sz w:val="20"/>
                 <w:szCs w:val="20"/>
               </w:rPr>
-              <w:t xml:space="preserve">3.1%</w:t>
+              <w:t xml:space="preserve">3.0%</w:t>
             </w:r>
           </w:p>
         </w:tc>
@@ -2942,7 +2942,7 @@
                 <w:sz w:val="20"/>
                 <w:szCs w:val="20"/>
               </w:rPr>
-              <w:t xml:space="preserve">22</w:t>
+              <w:t xml:space="preserve">23</w:t>
             </w:r>
           </w:p>
         </w:tc>
@@ -2977,7 +2977,7 @@
                 <w:sz w:val="20"/>
                 <w:szCs w:val="20"/>
               </w:rPr>
-              <w:t xml:space="preserve">33.8%</w:t>
+              <w:t xml:space="preserve">34.8%</w:t>
             </w:r>
           </w:p>
         </w:tc>
@@ -3015,7 +3015,7 @@
                 <w:sz w:val="18"/>
                 <w:szCs w:val="18"/>
               </w:rPr>
-              <w:t xml:space="preserve"> 22件</w:t>
+              <w:t xml:space="preserve"> 23件</w:t>
             </w:r>
           </w:p>
         </w:tc>
@@ -3266,7 +3266,7 @@
                 <w:sz w:val="20"/>
                 <w:szCs w:val="20"/>
               </w:rPr>
-              <w:t xml:space="preserve">20.0%</w:t>
+              <w:t xml:space="preserve">19.7%</w:t>
             </w:r>
           </w:p>
         </w:tc>
@@ -3295,7 +3295,7 @@
                 <w:sz w:val="20"/>
                 <w:szCs w:val="20"/>
               </w:rPr>
-              <w:t xml:space="preserve">████████████</w:t>
+              <w:t xml:space="preserve">███████████</w:t>
             </w:r>
             <w:r>
               <w:rPr>
@@ -3555,7 +3555,7 @@
                 <w:sz w:val="20"/>
                 <w:szCs w:val="20"/>
               </w:rPr>
-              <w:t xml:space="preserve">12.3%</w:t>
+              <w:t xml:space="preserve">12.1%</w:t>
             </w:r>
           </w:p>
         </w:tc>
@@ -3700,7 +3700,7 @@
                 <w:sz w:val="20"/>
                 <w:szCs w:val="20"/>
               </w:rPr>
-              <w:t xml:space="preserve">7.7%</w:t>
+              <w:t xml:space="preserve">7.6%</w:t>
             </w:r>
           </w:p>
         </w:tc>
@@ -3729,7 +3729,7 @@
                 <w:sz w:val="20"/>
                 <w:szCs w:val="20"/>
               </w:rPr>
-              <w:t xml:space="preserve">█████</w:t>
+              <w:t xml:space="preserve">████</w:t>
             </w:r>
             <w:r>
               <w:rPr>
@@ -3814,7 +3814,7 @@
                 <w:sz w:val="24"/>
                 <w:szCs w:val="24"/>
               </w:rPr>
-              <w:t xml:space="preserve">37件（56.9%）</w:t>
+              <w:t xml:space="preserve">38件（57.6%）</w:t>
             </w:r>
           </w:p>
         </w:tc>
@@ -3865,7 +3865,7 @@
                 <w:sz w:val="24"/>
                 <w:szCs w:val="24"/>
               </w:rPr>
-              <w:t xml:space="preserve">15件（23.1%）</w:t>
+              <w:t xml:space="preserve">15件（22.7%）</w:t>
             </w:r>
           </w:p>
         </w:tc>
@@ -3916,7 +3916,7 @@
                 <w:sz w:val="24"/>
                 <w:szCs w:val="24"/>
               </w:rPr>
-              <w:t xml:space="preserve">13件（20.0%）</w:t>
+              <w:t xml:space="preserve">13件（19.7%）</w:t>
             </w:r>
           </w:p>
         </w:tc>
@@ -4577,7 +4577,7 @@
                 <w:sz w:val="20"/>
                 <w:szCs w:val="20"/>
               </w:rPr>
-              <w:t xml:space="preserve">8件</w:t>
+              <w:t xml:space="preserve">9件</w:t>
             </w:r>
           </w:p>
         </w:tc>
@@ -4612,7 +4612,7 @@
                 <w:sz w:val="20"/>
                 <w:szCs w:val="20"/>
               </w:rPr>
-              <w:t xml:space="preserve">「喫煙で予約してたが禁煙シングルを希望したら柔軟に対応頂けた」「設備刷新できないなら、例えばエアドッグを貸しますーとか、フロントでプレステ5貸してくれるーとか、そんなに有名じゃあ...」</w:t>
+              <w:t xml:space="preserve">「接客はとても良くて大浴場は広くてサウナもあるから嬉しかった」「喫煙で予約してたが禁煙シングルを希望したら柔軟に対応頂けた」</w:t>
             </w:r>
           </w:p>
         </w:tc>
@@ -5572,7 +5572,7 @@
                 <w:sz w:val="20"/>
                 <w:szCs w:val="20"/>
               </w:rPr>
-              <w:t xml:space="preserve">たぶん直線距離は大した事ないのかもしれませんけど、狭い路地をぐにゃぐにゃ歩いて、屋形船の前をとおり、謎の高架の下を...</w:t>
+              <w:t xml:space="preserve">駐車場はとにかく狭い間に停めるのはいいけど端とかはほんと狭くて危うくぶつけそうになるから大きい車で来る際は注意が必要</w:t>
             </w:r>
           </w:p>
         </w:tc>
@@ -5606,7 +5606,7 @@
                 <w:sz w:val="20"/>
                 <w:szCs w:val="20"/>
               </w:rPr>
-              <w:t xml:space="preserve">中度・3件</w:t>
+              <w:t xml:space="preserve">中度・4件</w:t>
             </w:r>
           </w:p>
         </w:tc>
@@ -5677,7 +5677,7 @@
                 <w:sz w:val="20"/>
                 <w:szCs w:val="20"/>
               </w:rPr>
-              <w:t xml:space="preserve">エアコン・空調</w:t>
+              <w:t xml:space="preserve">臭い・匂い</w:t>
             </w:r>
           </w:p>
         </w:tc>
@@ -5711,7 +5711,7 @@
                 <w:sz w:val="20"/>
                 <w:szCs w:val="20"/>
               </w:rPr>
-              <w:t xml:space="preserve">共同エアコン、、、 暑かったです</w:t>
+              <w:t xml:space="preserve">宿は禁煙ルームにも関わらずタバコのような匂いがしたのは残念だった</w:t>
             </w:r>
           </w:p>
         </w:tc>
@@ -5816,7 +5816,7 @@
                 <w:sz w:val="20"/>
                 <w:szCs w:val="20"/>
               </w:rPr>
-              <w:t xml:space="preserve">臭い・匂い</w:t>
+              <w:t xml:space="preserve">エアコン・空調</w:t>
             </w:r>
           </w:p>
         </w:tc>
@@ -5850,7 +5850,7 @@
                 <w:sz w:val="20"/>
                 <w:szCs w:val="20"/>
               </w:rPr>
-              <w:t xml:space="preserve">少し残念だったのは禁煙ルームを取りましたが、同じ階に喫煙ルームもある様でエレベーターを降りて廊下中に染みついている...</w:t>
+              <w:t xml:space="preserve">共同エアコン、、、 暑かったです</w:t>
             </w:r>
           </w:p>
         </w:tc>
@@ -5884,7 +5884,7 @@
                 <w:sz w:val="20"/>
                 <w:szCs w:val="20"/>
               </w:rPr>
-              <w:t xml:space="preserve">軽度・2件</w:t>
+              <w:t xml:space="preserve">中度・3件</w:t>
             </w:r>
           </w:p>
         </w:tc>
@@ -7047,7 +7047,7 @@
                 <w:sz w:val="20"/>
                 <w:szCs w:val="20"/>
               </w:rPr>
-              <w:t xml:space="preserve">7.02点</w:t>
+              <w:t xml:space="preserve">7.03点</w:t>
             </w:r>
           </w:p>
         </w:tc>
@@ -7187,7 +7187,7 @@
                 <w:sz w:val="20"/>
                 <w:szCs w:val="20"/>
               </w:rPr>
-              <w:t xml:space="preserve">56.9%</w:t>
+              <w:t xml:space="preserve">57.6%</w:t>
             </w:r>
           </w:p>
         </w:tc>
@@ -7222,7 +7222,7 @@
                 <w:sz w:val="20"/>
                 <w:szCs w:val="20"/>
               </w:rPr>
-              <w:t xml:space="preserve">67%以上</w:t>
+              <w:t xml:space="preserve">68%以上</w:t>
             </w:r>
           </w:p>
         </w:tc>
@@ -7327,7 +7327,7 @@
                 <w:sz w:val="20"/>
                 <w:szCs w:val="20"/>
               </w:rPr>
-              <w:t xml:space="preserve">20.0%</w:t>
+              <w:t xml:space="preserve">19.7%</w:t>
             </w:r>
           </w:p>
         </w:tc>
@@ -7772,7 +7772,7 @@
           <w:sz w:val="22"/>
           <w:szCs w:val="22"/>
         </w:rPr>
-        <w:t xml:space="preserve">[2] 楽天トラベル / 8点 / 2026-03-15</w:t>
+        <w:t xml:space="preserve">[2] じゃらん / 8点 / 2026-03-16</w:t>
       </w:r>
     </w:p>
     <w:p>
@@ -7787,7 +7787,7 @@
           <w:sz w:val="21"/>
           <w:szCs w:val="21"/>
         </w:rPr>
-        <w:t xml:space="preserve">立地が良く便利</w:t>
+        <w:t xml:space="preserve">宿は禁煙ルームにも関わらずタバコのような匂いがしたのは残念だった。  駐車場はとにかく狭い間に停めるのはいいけど端とかはほんと狭くて危うくぶつけそうになるから大きい車で来る際は注意が必要。  接客はとても良くて大浴場は広くてサウナもあるから嬉しかった。</w:t>
       </w:r>
     </w:p>
     <w:p>
@@ -7808,7 +7808,7 @@
           <w:sz w:val="22"/>
           <w:szCs w:val="22"/>
         </w:rPr>
-        <w:t xml:space="preserve">[3] Agoda / 8点 / 2026-03-15</w:t>
+        <w:t xml:space="preserve">[3] 楽天トラベル / 8点 / 2026-03-15</w:t>
       </w:r>
     </w:p>
     <w:p>
@@ -7823,7 +7823,7 @@
           <w:sz w:val="21"/>
           <w:szCs w:val="21"/>
         </w:rPr>
-        <w:t xml:space="preserve">国際展示場や都心のアクセスがよかったです。山手線の音が少し聞こえますが、それほど気になりませんでした。</w:t>
+        <w:t xml:space="preserve">立地が良く便利</w:t>
       </w:r>
     </w:p>
     <w:p>
@@ -7844,7 +7844,7 @@
           <w:sz w:val="22"/>
           <w:szCs w:val="22"/>
         </w:rPr>
-        <w:t xml:space="preserve">[4] Agoda / 10点 / 2026-03-14</w:t>
+        <w:t xml:space="preserve">[4] Agoda / 8点 / 2026-03-15</w:t>
       </w:r>
     </w:p>
     <w:p>
@@ -7859,7 +7859,7 @@
           <w:sz w:val="21"/>
           <w:szCs w:val="21"/>
         </w:rPr>
-        <w:t xml:space="preserve">喫煙で予約してたが禁煙シングルを希望したら柔軟に対応頂けた。</w:t>
+        <w:t xml:space="preserve">国際展示場や都心のアクセスがよかったです。山手線の音が少し聞こえますが、それほど気になりませんでした。</w:t>
       </w:r>
     </w:p>
     <w:p>
@@ -7880,7 +7880,7 @@
           <w:sz w:val="22"/>
           <w:szCs w:val="22"/>
         </w:rPr>
-        <w:t xml:space="preserve">[5] Google / 10点 / 2026-03-13</w:t>
+        <w:t xml:space="preserve">[5] Agoda / 10点 / 2026-03-14</w:t>
       </w:r>
     </w:p>
     <w:p>
@@ -7895,7 +7895,7 @@
           <w:sz w:val="21"/>
           <w:szCs w:val="21"/>
         </w:rPr>
-        <w:t xml:space="preserve">ランチバイキングでレストランを利用させてくだだきました。大満足です。今月イタリアの料理バイキングでとても美味しく居心地が良かったです。 コスパ最高。また是非行きたいです。</w:t>
+        <w:t xml:space="preserve">喫煙で予約してたが禁煙シングルを希望したら柔軟に対応頂けた。</w:t>
       </w:r>
     </w:p>
     <w:p>
@@ -8140,7 +8140,7 @@
                 <w:sz w:val="21"/>
                 <w:szCs w:val="21"/>
               </w:rPr>
-              <w:t xml:space="preserve">チサンホテル浜松町は、全体平均7.02点（10点換算）、高評価率56.9%という一定の顧客満足度を示しているホテルです。特に「立地・アクセス」「快適さ・設備」が多くのゲストから高く評価されています。</w:t>
+              <w:t xml:space="preserve">チサンホテル浜松町は、全体平均7.03点（10点換算）、高評価率57.6%という一定の顧客満足度を示しているホテルです。特に「立地・アクセス」「快適さ・設備」が多くのゲストから高く評価されています。</w:t>
             </w:r>
           </w:p>
           <w:p>

--- a/納品レポート/ホテル別レポート/chisan_口コミ分析改善レポート.docx
+++ b/納品レポート/ホテル別レポート/chisan_口コミ分析改善レポート.docx
@@ -96,7 +96,7 @@
           <w:sz w:val="22"/>
           <w:szCs w:val="22"/>
         </w:rPr>
-        <w:t xml:space="preserve">レビュー総数：66件（6サイト）</w:t>
+        <w:t xml:space="preserve">レビュー総数：67件（6サイト）</w:t>
       </w:r>
     </w:p>
     <w:p>
@@ -131,7 +131,7 @@
           <w:sz w:val="20"/>
           <w:szCs w:val="20"/>
         </w:rPr>
-        <w:t xml:space="preserve">作成日：2026年3月18日</w:t>
+        <w:t xml:space="preserve">作成日：2026年3月19日</w:t>
       </w:r>
     </w:p>
     <w:p>
@@ -189,7 +189,7 @@
           <w:sz w:val="21"/>
           <w:szCs w:val="21"/>
         </w:rPr>
-        <w:t xml:space="preserve">2026年2月〜3月に各OTAサイト・口コミサイトに投稿された66件のレビューを包括的に分析しました。以下が主要な発見事項です。</w:t>
+        <w:t xml:space="preserve">2026年2月〜3月に各OTAサイト・口コミサイトに投稿された67件のレビューを包括的に分析しました。以下が主要な発見事項です。</w:t>
       </w:r>
     </w:p>
     <w:p>
@@ -261,7 +261,7 @@
                 <w:sz w:val="36"/>
                 <w:szCs w:val="36"/>
               </w:rPr>
-              <w:t xml:space="preserve">7.03</w:t>
+              <w:t xml:space="preserve">7.07</w:t>
             </w:r>
           </w:p>
         </w:tc>
@@ -310,7 +310,7 @@
                 <w:sz w:val="36"/>
                 <w:szCs w:val="36"/>
               </w:rPr>
-              <w:t xml:space="preserve">57.6%</w:t>
+              <w:t xml:space="preserve">58.2%</w:t>
             </w:r>
           </w:p>
         </w:tc>
@@ -359,7 +359,7 @@
                 <w:sz w:val="36"/>
                 <w:szCs w:val="36"/>
               </w:rPr>
-              <w:t xml:space="preserve">19.7%</w:t>
+              <w:t xml:space="preserve">19.4%</w:t>
             </w:r>
           </w:p>
         </w:tc>
@@ -408,7 +408,7 @@
                 <w:sz w:val="36"/>
                 <w:szCs w:val="36"/>
               </w:rPr>
-              <w:t xml:space="preserve">66件</w:t>
+              <w:t xml:space="preserve">67件</w:t>
             </w:r>
           </w:p>
         </w:tc>
@@ -448,7 +448,7 @@
           <w:sz w:val="21"/>
           <w:szCs w:val="21"/>
         </w:rPr>
-        <w:t xml:space="preserve">全体平均スコア7.03点（10点換算）は概ね標準的な水準であり、57.6%が高評価（8-10点）に分類されます。低評価（1-4点）は13件（19.7%）で、早急な改善対応が必要です。Agoda（8.73点）で特に高い評価を獲得しています。</w:t>
+        <w:t xml:space="preserve">全体平均スコア7.07点（10点換算）は概ね標準的な水準であり、58.2%が高評価（8-10点）に分類されます。低評価（1-4点）は13件（19.4%）で、早急な改善対応が必要です。Agoda（8.73点）で特に高い評価を獲得しています。</w:t>
       </w:r>
     </w:p>
     <w:p>
@@ -1961,7 +1961,7 @@
                 <w:sz w:val="20"/>
                 <w:szCs w:val="20"/>
               </w:rPr>
-              <w:t xml:space="preserve">16</w:t>
+              <w:t xml:space="preserve">17</w:t>
             </w:r>
           </w:p>
         </w:tc>
@@ -1995,7 +1995,7 @@
                 <w:sz w:val="20"/>
                 <w:szCs w:val="20"/>
               </w:rPr>
-              <w:t xml:space="preserve">3.31</w:t>
+              <w:t xml:space="preserve">3.41</w:t>
             </w:r>
           </w:p>
         </w:tc>
@@ -2063,7 +2063,7 @@
                 <w:sz w:val="20"/>
                 <w:szCs w:val="20"/>
               </w:rPr>
-              <w:t xml:space="preserve">6.62</w:t>
+              <w:t xml:space="preserve">6.82</w:t>
             </w:r>
           </w:p>
         </w:tc>
@@ -2097,7 +2097,7 @@
                 <w:sz w:val="20"/>
                 <w:szCs w:val="20"/>
               </w:rPr>
-              <w:t xml:space="preserve">7</w:t>
+              <w:t xml:space="preserve">8</w:t>
             </w:r>
           </w:p>
         </w:tc>
@@ -2418,7 +2418,7 @@
           <w:sz w:val="21"/>
           <w:szCs w:val="21"/>
         </w:rPr>
-        <w:t xml:space="preserve">評価分布は8点（34.8%）に最も多く、8点以上の高評価が57.6%を占める一方、改善の余地も見られます。低評価（1-4点）は計13件（19.7%）です。</w:t>
+        <w:t xml:space="preserve">評価分布は8点（34.3%）に最も多く、8点以上の高評価が58.2%を占める一方、改善の余地も見られます。低評価（1-4点）は計13件（19.4%）です。</w:t>
       </w:r>
     </w:p>
     <w:p>
@@ -2653,7 +2653,7 @@
                 <w:sz w:val="20"/>
                 <w:szCs w:val="20"/>
               </w:rPr>
-              <w:t xml:space="preserve">13</w:t>
+              <w:t xml:space="preserve">14</w:t>
             </w:r>
           </w:p>
         </w:tc>
@@ -2688,7 +2688,7 @@
                 <w:sz w:val="20"/>
                 <w:szCs w:val="20"/>
               </w:rPr>
-              <w:t xml:space="preserve">19.7%</w:t>
+              <w:t xml:space="preserve">20.9%</w:t>
             </w:r>
           </w:p>
         </w:tc>
@@ -2717,7 +2717,7 @@
                 <w:sz w:val="20"/>
                 <w:szCs w:val="20"/>
               </w:rPr>
-              <w:t xml:space="preserve">███████████</w:t>
+              <w:t xml:space="preserve">████████████</w:t>
             </w:r>
             <w:r>
               <w:rPr>
@@ -2726,7 +2726,7 @@
                 <w:sz w:val="18"/>
                 <w:szCs w:val="18"/>
               </w:rPr>
-              <w:t xml:space="preserve"> 13件</w:t>
+              <w:t xml:space="preserve"> 14件</w:t>
             </w:r>
           </w:p>
         </w:tc>
@@ -2977,7 +2977,7 @@
                 <w:sz w:val="20"/>
                 <w:szCs w:val="20"/>
               </w:rPr>
-              <w:t xml:space="preserve">34.8%</w:t>
+              <w:t xml:space="preserve">34.3%</w:t>
             </w:r>
           </w:p>
         </w:tc>
@@ -3266,7 +3266,7 @@
                 <w:sz w:val="20"/>
                 <w:szCs w:val="20"/>
               </w:rPr>
-              <w:t xml:space="preserve">19.7%</w:t>
+              <w:t xml:space="preserve">19.4%</w:t>
             </w:r>
           </w:p>
         </w:tc>
@@ -3555,7 +3555,7 @@
                 <w:sz w:val="20"/>
                 <w:szCs w:val="20"/>
               </w:rPr>
-              <w:t xml:space="preserve">12.1%</w:t>
+              <w:t xml:space="preserve">11.9%</w:t>
             </w:r>
           </w:p>
         </w:tc>
@@ -3700,7 +3700,7 @@
                 <w:sz w:val="20"/>
                 <w:szCs w:val="20"/>
               </w:rPr>
-              <w:t xml:space="preserve">7.6%</w:t>
+              <w:t xml:space="preserve">7.5%</w:t>
             </w:r>
           </w:p>
         </w:tc>
@@ -3814,7 +3814,7 @@
                 <w:sz w:val="24"/>
                 <w:szCs w:val="24"/>
               </w:rPr>
-              <w:t xml:space="preserve">38件（57.6%）</w:t>
+              <w:t xml:space="preserve">39件（58.2%）</w:t>
             </w:r>
           </w:p>
         </w:tc>
@@ -3865,7 +3865,7 @@
                 <w:sz w:val="24"/>
                 <w:szCs w:val="24"/>
               </w:rPr>
-              <w:t xml:space="preserve">15件（22.7%）</w:t>
+              <w:t xml:space="preserve">15件（22.4%）</w:t>
             </w:r>
           </w:p>
         </w:tc>
@@ -3916,7 +3916,7 @@
                 <w:sz w:val="24"/>
                 <w:szCs w:val="24"/>
               </w:rPr>
-              <w:t xml:space="preserve">13件（19.7%）</w:t>
+              <w:t xml:space="preserve">13件（19.4%）</w:t>
             </w:r>
           </w:p>
         </w:tc>
@@ -7047,7 +7047,7 @@
                 <w:sz w:val="20"/>
                 <w:szCs w:val="20"/>
               </w:rPr>
-              <w:t xml:space="preserve">7.03点</w:t>
+              <w:t xml:space="preserve">7.07点</w:t>
             </w:r>
           </w:p>
         </w:tc>
@@ -7081,7 +7081,7 @@
                 <w:sz w:val="20"/>
                 <w:szCs w:val="20"/>
               </w:rPr>
-              <w:t xml:space="preserve">7.5点以上</w:t>
+              <w:t xml:space="preserve">7.6点以上</w:t>
             </w:r>
           </w:p>
         </w:tc>
@@ -7187,7 +7187,7 @@
                 <w:sz w:val="20"/>
                 <w:szCs w:val="20"/>
               </w:rPr>
-              <w:t xml:space="preserve">57.6%</w:t>
+              <w:t xml:space="preserve">58.2%</w:t>
             </w:r>
           </w:p>
         </w:tc>
@@ -7327,7 +7327,7 @@
                 <w:sz w:val="20"/>
                 <w:szCs w:val="20"/>
               </w:rPr>
-              <w:t xml:space="preserve">19.7%</w:t>
+              <w:t xml:space="preserve">19.4%</w:t>
             </w:r>
           </w:p>
         </w:tc>
@@ -7361,7 +7361,7 @@
                 <w:sz w:val="20"/>
                 <w:szCs w:val="20"/>
               </w:rPr>
-              <w:t xml:space="preserve">15%以下</w:t>
+              <w:t xml:space="preserve">14%以下</w:t>
             </w:r>
           </w:p>
         </w:tc>
@@ -8140,7 +8140,7 @@
                 <w:sz w:val="21"/>
                 <w:szCs w:val="21"/>
               </w:rPr>
-              <w:t xml:space="preserve">チサンホテル浜松町は、全体平均7.03点（10点換算）、高評価率57.6%という一定の顧客満足度を示しているホテルです。特に「立地・アクセス」「快適さ・設備」が多くのゲストから高く評価されています。</w:t>
+              <w:t xml:space="preserve">チサンホテル浜松町は、全体平均7.07点（10点換算）、高評価率58.2%という一定の顧客満足度を示しているホテルです。特に「立地・アクセス」「快適さ・設備」が多くのゲストから高く評価されています。</w:t>
             </w:r>
           </w:p>
           <w:p>

--- a/納品レポート/ホテル別レポート/chisan_口コミ分析改善レポート.docx
+++ b/納品レポート/ホテル別レポート/chisan_口コミ分析改善レポート.docx
@@ -131,7 +131,7 @@
           <w:sz w:val="20"/>
           <w:szCs w:val="20"/>
         </w:rPr>
-        <w:t xml:space="preserve">作成日：2026年3月19日</w:t>
+        <w:t xml:space="preserve">作成日：2026年3月20日</w:t>
       </w:r>
     </w:p>
     <w:p>

--- a/納品レポート/ホテル別レポート/chisan_口コミ分析改善レポート.docx
+++ b/納品レポート/ホテル別レポート/chisan_口コミ分析改善レポート.docx
@@ -96,7 +96,7 @@
           <w:sz w:val="22"/>
           <w:szCs w:val="22"/>
         </w:rPr>
-        <w:t xml:space="preserve">レビュー総数：67件（6サイト）</w:t>
+        <w:t xml:space="preserve">レビュー総数：70件（6サイト）</w:t>
       </w:r>
     </w:p>
     <w:p>
@@ -131,7 +131,7 @@
           <w:sz w:val="20"/>
           <w:szCs w:val="20"/>
         </w:rPr>
-        <w:t xml:space="preserve">作成日：2026年3月20日</w:t>
+        <w:t xml:space="preserve">作成日：2026年3月21日</w:t>
       </w:r>
     </w:p>
     <w:p>
@@ -189,7 +189,7 @@
           <w:sz w:val="21"/>
           <w:szCs w:val="21"/>
         </w:rPr>
-        <w:t xml:space="preserve">2026年2月〜3月に各OTAサイト・口コミサイトに投稿された67件のレビューを包括的に分析しました。以下が主要な発見事項です。</w:t>
+        <w:t xml:space="preserve">2026年2月〜3月に各OTAサイト・口コミサイトに投稿された70件のレビューを包括的に分析しました。以下が主要な発見事項です。</w:t>
       </w:r>
     </w:p>
     <w:p>
@@ -261,7 +261,7 @@
                 <w:sz w:val="36"/>
                 <w:szCs w:val="36"/>
               </w:rPr>
-              <w:t xml:space="preserve">7.07</w:t>
+              <w:t xml:space="preserve">7.11</w:t>
             </w:r>
           </w:p>
         </w:tc>
@@ -310,7 +310,7 @@
                 <w:sz w:val="36"/>
                 <w:szCs w:val="36"/>
               </w:rPr>
-              <w:t xml:space="preserve">58.2%</w:t>
+              <w:t xml:space="preserve">58.6%</w:t>
             </w:r>
           </w:p>
         </w:tc>
@@ -359,7 +359,7 @@
                 <w:sz w:val="36"/>
                 <w:szCs w:val="36"/>
               </w:rPr>
-              <w:t xml:space="preserve">19.4%</w:t>
+              <w:t xml:space="preserve">18.6%</w:t>
             </w:r>
           </w:p>
         </w:tc>
@@ -408,7 +408,7 @@
                 <w:sz w:val="36"/>
                 <w:szCs w:val="36"/>
               </w:rPr>
-              <w:t xml:space="preserve">67件</w:t>
+              <w:t xml:space="preserve">70件</w:t>
             </w:r>
           </w:p>
         </w:tc>
@@ -448,7 +448,7 @@
           <w:sz w:val="21"/>
           <w:szCs w:val="21"/>
         </w:rPr>
-        <w:t xml:space="preserve">全体平均スコア7.07点（10点換算）は概ね標準的な水準であり、58.2%が高評価（8-10点）に分類されます。低評価（1-4点）は13件（19.4%）で、早急な改善対応が必要です。Agoda（8.73点）で特に高い評価を獲得しています。</w:t>
+        <w:t xml:space="preserve">全体平均スコア7.11点（10点換算）は概ね標準的な水準であり、58.6%が高評価（8-10点）に分類されます。低評価（1-4点）は13件（18.6%）で、早急な改善対応が必要です。Agoda（8.73点）で特に高い評価を獲得しています。</w:t>
       </w:r>
     </w:p>
     <w:p>
@@ -567,7 +567,7 @@
                 <w:sz w:val="20"/>
                 <w:szCs w:val="20"/>
               </w:rPr>
-              <w:t xml:space="preserve">防音性能（11件）、設備の老朽化（10件）、浴室・水回り（8件）、部屋の狭さ（4件）</w:t>
+              <w:t xml:space="preserve">設備の老朽化（12件）、防音性能（12件）、浴室・水回り（9件）、部屋の狭さ（4件）</w:t>
             </w:r>
           </w:p>
           <w:p>
@@ -2203,7 +2203,7 @@
                 <w:sz w:val="20"/>
                 <w:szCs w:val="20"/>
               </w:rPr>
-              <w:t xml:space="preserve">27</w:t>
+              <w:t xml:space="preserve">30</w:t>
             </w:r>
           </w:p>
         </w:tc>
@@ -2238,7 +2238,7 @@
                 <w:sz w:val="20"/>
                 <w:szCs w:val="20"/>
               </w:rPr>
-              <w:t xml:space="preserve">3.3</w:t>
+              <w:t xml:space="preserve">3.37</w:t>
             </w:r>
           </w:p>
         </w:tc>
@@ -2308,7 +2308,7 @@
                 <w:sz w:val="20"/>
                 <w:szCs w:val="20"/>
               </w:rPr>
-              <w:t xml:space="preserve">6.59</w:t>
+              <w:t xml:space="preserve">6.73</w:t>
             </w:r>
           </w:p>
         </w:tc>
@@ -2418,7 +2418,7 @@
           <w:sz w:val="21"/>
           <w:szCs w:val="21"/>
         </w:rPr>
-        <w:t xml:space="preserve">評価分布は8点（34.3%）に最も多く、8点以上の高評価が58.2%を占める一方、改善の余地も見られます。低評価（1-4点）は計13件（19.4%）です。</w:t>
+        <w:t xml:space="preserve">評価分布は8点（34.3%）に最も多く、8点以上の高評価が58.6%を占める一方、改善の余地も見られます。低評価（1-4点）は計13件（18.6%）です。</w:t>
       </w:r>
     </w:p>
     <w:p>
@@ -2653,7 +2653,7 @@
                 <w:sz w:val="20"/>
                 <w:szCs w:val="20"/>
               </w:rPr>
-              <w:t xml:space="preserve">14</w:t>
+              <w:t xml:space="preserve">15</w:t>
             </w:r>
           </w:p>
         </w:tc>
@@ -2688,7 +2688,7 @@
                 <w:sz w:val="20"/>
                 <w:szCs w:val="20"/>
               </w:rPr>
-              <w:t xml:space="preserve">20.9%</w:t>
+              <w:t xml:space="preserve">21.4%</w:t>
             </w:r>
           </w:p>
         </w:tc>
@@ -2717,7 +2717,7 @@
                 <w:sz w:val="20"/>
                 <w:szCs w:val="20"/>
               </w:rPr>
-              <w:t xml:space="preserve">████████████</w:t>
+              <w:t xml:space="preserve">█████████████</w:t>
             </w:r>
             <w:r>
               <w:rPr>
@@ -2726,7 +2726,7 @@
                 <w:sz w:val="18"/>
                 <w:szCs w:val="18"/>
               </w:rPr>
-              <w:t xml:space="preserve"> 14件</w:t>
+              <w:t xml:space="preserve"> 15件</w:t>
             </w:r>
           </w:p>
         </w:tc>
@@ -2833,7 +2833,7 @@
                 <w:sz w:val="20"/>
                 <w:szCs w:val="20"/>
               </w:rPr>
-              <w:t xml:space="preserve">3.0%</w:t>
+              <w:t xml:space="preserve">2.9%</w:t>
             </w:r>
           </w:p>
         </w:tc>
@@ -2942,7 +2942,7 @@
                 <w:sz w:val="20"/>
                 <w:szCs w:val="20"/>
               </w:rPr>
-              <w:t xml:space="preserve">23</w:t>
+              <w:t xml:space="preserve">24</w:t>
             </w:r>
           </w:p>
         </w:tc>
@@ -3015,7 +3015,7 @@
                 <w:sz w:val="18"/>
                 <w:szCs w:val="18"/>
               </w:rPr>
-              <w:t xml:space="preserve"> 23件</w:t>
+              <w:t xml:space="preserve"> 24件</w:t>
             </w:r>
           </w:p>
         </w:tc>
@@ -3122,7 +3122,7 @@
                 <w:sz w:val="20"/>
                 <w:szCs w:val="20"/>
               </w:rPr>
-              <w:t xml:space="preserve">1.5%</w:t>
+              <w:t xml:space="preserve">1.4%</w:t>
             </w:r>
           </w:p>
         </w:tc>
@@ -3231,7 +3231,7 @@
                 <w:sz w:val="20"/>
                 <w:szCs w:val="20"/>
               </w:rPr>
-              <w:t xml:space="preserve">13</w:t>
+              <w:t xml:space="preserve">14</w:t>
             </w:r>
           </w:p>
         </w:tc>
@@ -3266,7 +3266,7 @@
                 <w:sz w:val="20"/>
                 <w:szCs w:val="20"/>
               </w:rPr>
-              <w:t xml:space="preserve">19.4%</w:t>
+              <w:t xml:space="preserve">20.0%</w:t>
             </w:r>
           </w:p>
         </w:tc>
@@ -3295,7 +3295,7 @@
                 <w:sz w:val="20"/>
                 <w:szCs w:val="20"/>
               </w:rPr>
-              <w:t xml:space="preserve">███████████</w:t>
+              <w:t xml:space="preserve">████████████</w:t>
             </w:r>
             <w:r>
               <w:rPr>
@@ -3304,7 +3304,7 @@
                 <w:sz w:val="18"/>
                 <w:szCs w:val="18"/>
               </w:rPr>
-              <w:t xml:space="preserve"> 13件</w:t>
+              <w:t xml:space="preserve"> 14件</w:t>
             </w:r>
           </w:p>
         </w:tc>
@@ -3411,7 +3411,7 @@
                 <w:sz w:val="20"/>
                 <w:szCs w:val="20"/>
               </w:rPr>
-              <w:t xml:space="preserve">1.5%</w:t>
+              <w:t xml:space="preserve">1.4%</w:t>
             </w:r>
           </w:p>
         </w:tc>
@@ -3555,7 +3555,7 @@
                 <w:sz w:val="20"/>
                 <w:szCs w:val="20"/>
               </w:rPr>
-              <w:t xml:space="preserve">11.9%</w:t>
+              <w:t xml:space="preserve">11.4%</w:t>
             </w:r>
           </w:p>
         </w:tc>
@@ -3700,7 +3700,7 @@
                 <w:sz w:val="20"/>
                 <w:szCs w:val="20"/>
               </w:rPr>
-              <w:t xml:space="preserve">7.5%</w:t>
+              <w:t xml:space="preserve">7.1%</w:t>
             </w:r>
           </w:p>
         </w:tc>
@@ -3814,7 +3814,7 @@
                 <w:sz w:val="24"/>
                 <w:szCs w:val="24"/>
               </w:rPr>
-              <w:t xml:space="preserve">39件（58.2%）</w:t>
+              <w:t xml:space="preserve">41件（58.6%）</w:t>
             </w:r>
           </w:p>
         </w:tc>
@@ -3865,7 +3865,7 @@
                 <w:sz w:val="24"/>
                 <w:szCs w:val="24"/>
               </w:rPr>
-              <w:t xml:space="preserve">15件（22.4%）</w:t>
+              <w:t xml:space="preserve">16件（22.9%）</w:t>
             </w:r>
           </w:p>
         </w:tc>
@@ -3916,7 +3916,7 @@
                 <w:sz w:val="24"/>
                 <w:szCs w:val="24"/>
               </w:rPr>
-              <w:t xml:space="preserve">13件（19.4%）</w:t>
+              <w:t xml:space="preserve">13件（18.6%）</w:t>
             </w:r>
           </w:p>
         </w:tc>
@@ -4190,7 +4190,7 @@
                 <w:sz w:val="20"/>
                 <w:szCs w:val="20"/>
               </w:rPr>
-              <w:t xml:space="preserve">「立地が良く便利 立地が良く便利」「国際展示場や都心のアクセスがよかったです」</w:t>
+              <w:t xml:space="preserve">「駅に近く、隣のビル一階にコンビニやドラッグストア、マクドも入って利便性は非常に良いです」「また、近くにコンビニがあるので、足りないと思うものは買いに行けるのも良いです」</w:t>
             </w:r>
           </w:p>
         </w:tc>
@@ -4294,7 +4294,7 @@
                 <w:sz w:val="20"/>
                 <w:szCs w:val="20"/>
               </w:rPr>
-              <w:t xml:space="preserve">「部屋のWi-Fiが弱く且つ安定してなかった」「駅から近くコスパ良き 設備が古い 設備が古い」</w:t>
+              <w:t xml:space="preserve">「設備は若干古いですが特に過不足なく不便は感じませんでした」「設備は最近のものに比べれば、やや古い感はありますが、必要にして多すぎず、かつキレイ整えられてるので、良い印象が増します」</w:t>
             </w:r>
           </w:p>
         </w:tc>
@@ -4401,7 +4401,7 @@
                 <w:sz w:val="20"/>
                 <w:szCs w:val="20"/>
               </w:rPr>
-              <w:t xml:space="preserve">「朝食のバイキングも、種類も沢山あるので、連泊でも飽きないです」「朝食はバリエーション豊富で楽しめました 部屋のWi-Fiが弱く且つ安定してなかった」</w:t>
+              <w:t xml:space="preserve">「そして、何より朝食が美味しいのが、最大の魅力です」「朝食のバイキングも、種類も沢山あるので、連泊でも飽きないです」</w:t>
             </w:r>
           </w:p>
         </w:tc>
@@ -4505,7 +4505,7 @@
                 <w:sz w:val="20"/>
                 <w:szCs w:val="20"/>
               </w:rPr>
-              <w:t xml:space="preserve">「ごはんは品数はほどほどであるが、どれも美味しい お風呂は大浴場はなく、汚くはないが綺麗でもない ごはんは品数はほど...」「換気をしようと窓を開けると、清掃されてないようなサッシ部分」</w:t>
+              <w:t xml:space="preserve">「部屋はとてもきれいでした」「設備は最近のものに比べれば、やや古い感はありますが、必要にして多すぎず、かつキレイ整えられてるので、良い印象が増します」</w:t>
             </w:r>
           </w:p>
         </w:tc>
@@ -4756,7 +4756,7 @@
           <w:sz w:val="21"/>
           <w:szCs w:val="21"/>
         </w:rPr>
-        <w:t xml:space="preserve">口コミの多数で「立地・アクセス」に関するポジティブな言及が見られ、チサンホテル浜松町の最大の差別化要因となっています。立地が良く便利 立地が良く便利といった声が多数寄せられています。</w:t>
+        <w:t xml:space="preserve">口コミの多数で「立地・アクセス」に関するポジティブな言及が見られ、チサンホテル浜松町の最大の差別化要因となっています。駅に近く、隣のビル一階にコンビニやドラッグストア、マクドも入って利便性は非常に良いですといった声が多数寄せられています。</w:t>
       </w:r>
     </w:p>
     <w:p>
@@ -4775,7 +4775,7 @@
           <w:sz w:val="21"/>
           <w:szCs w:val="21"/>
         </w:rPr>
-        <w:t xml:space="preserve">立地が良く便利 立地が良く便利</w:t>
+        <w:t xml:space="preserve">駅に近く、隣のビル一階にコンビニやドラッグストア、マクドも入って利便性は非常に良いです</w:t>
       </w:r>
     </w:p>
     <w:p>
@@ -4794,7 +4794,7 @@
           <w:sz w:val="21"/>
           <w:szCs w:val="21"/>
         </w:rPr>
-        <w:t xml:space="preserve">国際展示場や都心のアクセスがよかったです</w:t>
+        <w:t xml:space="preserve">また、近くにコンビニがあるので、足りないと思うものは買いに行けるのも良いです</w:t>
       </w:r>
     </w:p>
     <w:p>
@@ -4813,7 +4813,7 @@
           <w:sz w:val="21"/>
           <w:szCs w:val="21"/>
         </w:rPr>
-        <w:t xml:space="preserve">駅から近くコスパ良き 設備が古い 設備が古い</w:t>
+        <w:t xml:space="preserve">立地が良く便利 立地が良く便利</w:t>
       </w:r>
     </w:p>
     <w:p>
@@ -4850,7 +4850,7 @@
           <w:sz w:val="21"/>
           <w:szCs w:val="21"/>
         </w:rPr>
-        <w:t xml:space="preserve">快適さ・設備に関するポジティブな評価も多く寄せられています。「部屋のWi-Fiが弱く且つ安定してなかった」といったコメントが見られます。</w:t>
+        <w:t xml:space="preserve">快適さ・設備に関するポジティブな評価も多く寄せられています。「設備は若干古いですが特に過不足なく不便は感じませんでした」といったコメントが見られます。</w:t>
       </w:r>
     </w:p>
     <w:p>
@@ -5121,7 +5121,7 @@
                 <w:sz w:val="20"/>
                 <w:szCs w:val="20"/>
               </w:rPr>
-              <w:t xml:space="preserve">防音性能</w:t>
+              <w:t xml:space="preserve">設備の老朽化</w:t>
             </w:r>
           </w:p>
         </w:tc>
@@ -5155,7 +5155,7 @@
                 <w:sz w:val="20"/>
                 <w:szCs w:val="20"/>
               </w:rPr>
-              <w:t xml:space="preserve">古くてずっと音が鳴ってて怖かったです</w:t>
+              <w:t xml:space="preserve">設備は若干古いですが特に過不足なく不便は感じませんでした</w:t>
             </w:r>
           </w:p>
         </w:tc>
@@ -5189,7 +5189,7 @@
                 <w:sz w:val="20"/>
                 <w:szCs w:val="20"/>
               </w:rPr>
-              <w:t xml:space="preserve">重大・11件</w:t>
+              <w:t xml:space="preserve">重大・12件</w:t>
             </w:r>
           </w:p>
         </w:tc>
@@ -5260,7 +5260,7 @@
                 <w:sz w:val="20"/>
                 <w:szCs w:val="20"/>
               </w:rPr>
-              <w:t xml:space="preserve">設備の老朽化</w:t>
+              <w:t xml:space="preserve">防音性能</w:t>
             </w:r>
           </w:p>
         </w:tc>
@@ -5294,7 +5294,7 @@
                 <w:sz w:val="20"/>
                 <w:szCs w:val="20"/>
               </w:rPr>
-              <w:t xml:space="preserve">施設が古いのは仕方ないですね</w:t>
+              <w:t xml:space="preserve">一方で、駅に近い分部屋によっては常に電車が行き来する音がするのと、水回りの音がやや響きやすい点が気になりました</w:t>
             </w:r>
           </w:p>
         </w:tc>
@@ -5328,7 +5328,7 @@
                 <w:sz w:val="20"/>
                 <w:szCs w:val="20"/>
               </w:rPr>
-              <w:t xml:space="preserve">重大・10件</w:t>
+              <w:t xml:space="preserve">重大・12件</w:t>
             </w:r>
           </w:p>
         </w:tc>
@@ -5433,7 +5433,7 @@
                 <w:sz w:val="20"/>
                 <w:szCs w:val="20"/>
               </w:rPr>
-              <w:t xml:space="preserve">ユニットバスに関しては、とても古く便座も冷たいので座るのに要注意</w:t>
+              <w:t xml:space="preserve">一方で、駅に近い分部屋によっては常に電車が行き来する音がするのと、水回りの音がやや響きやすい点が気になりました</w:t>
             </w:r>
           </w:p>
         </w:tc>
@@ -5467,7 +5467,7 @@
                 <w:sz w:val="20"/>
                 <w:szCs w:val="20"/>
               </w:rPr>
-              <w:t xml:space="preserve">重大・8件</w:t>
+              <w:t xml:space="preserve">重大・9件</w:t>
             </w:r>
           </w:p>
         </w:tc>
@@ -7047,7 +7047,7 @@
                 <w:sz w:val="20"/>
                 <w:szCs w:val="20"/>
               </w:rPr>
-              <w:t xml:space="preserve">7.07点</w:t>
+              <w:t xml:space="preserve">7.11点</w:t>
             </w:r>
           </w:p>
         </w:tc>
@@ -7187,7 +7187,7 @@
                 <w:sz w:val="20"/>
                 <w:szCs w:val="20"/>
               </w:rPr>
-              <w:t xml:space="preserve">58.2%</w:t>
+              <w:t xml:space="preserve">58.6%</w:t>
             </w:r>
           </w:p>
         </w:tc>
@@ -7222,7 +7222,7 @@
                 <w:sz w:val="20"/>
                 <w:szCs w:val="20"/>
               </w:rPr>
-              <w:t xml:space="preserve">68%以上</w:t>
+              <w:t xml:space="preserve">69%以上</w:t>
             </w:r>
           </w:p>
         </w:tc>
@@ -7327,7 +7327,7 @@
                 <w:sz w:val="20"/>
                 <w:szCs w:val="20"/>
               </w:rPr>
-              <w:t xml:space="preserve">19.4%</w:t>
+              <w:t xml:space="preserve">18.6%</w:t>
             </w:r>
           </w:p>
         </w:tc>
@@ -7573,7 +7573,7 @@
                 <w:sz w:val="20"/>
                 <w:szCs w:val="20"/>
               </w:rPr>
-              <w:t xml:space="preserve">防音性能クレーム</w:t>
+              <w:t xml:space="preserve">設備の老朽化クレーム</w:t>
             </w:r>
           </w:p>
         </w:tc>
@@ -7607,7 +7607,7 @@
                 <w:sz w:val="20"/>
                 <w:szCs w:val="20"/>
               </w:rPr>
-              <w:t xml:space="preserve">約11件/期間</w:t>
+              <w:t xml:space="preserve">約12件/期間</w:t>
             </w:r>
           </w:p>
         </w:tc>
@@ -7641,7 +7641,7 @@
                 <w:sz w:val="20"/>
                 <w:szCs w:val="20"/>
               </w:rPr>
-              <w:t xml:space="preserve">5件以下</w:t>
+              <w:t xml:space="preserve">6件以下</w:t>
             </w:r>
           </w:p>
         </w:tc>
@@ -7736,7 +7736,7 @@
           <w:sz w:val="22"/>
           <w:szCs w:val="22"/>
         </w:rPr>
-        <w:t xml:space="preserve">[1] 楽天トラベル / 8点 / 2026-03-16</w:t>
+        <w:t xml:space="preserve">[1] 楽天トラベル / 8点 / 2026-03-20</w:t>
       </w:r>
     </w:p>
     <w:p>
@@ -7751,7 +7751,7 @@
           <w:sz w:val="21"/>
           <w:szCs w:val="21"/>
         </w:rPr>
-        <w:t xml:space="preserve">朝食のバイキングも、種類も沢山あるので、連泊でも飽きないです。</w:t>
+        <w:t xml:space="preserve">ビッグサイトでのイベント参加でした。ロケーションも良く、食事をする場所にも困りませんでした。部屋はとてもきれいでした。</w:t>
       </w:r>
     </w:p>
     <w:p>
@@ -7772,7 +7772,7 @@
           <w:sz w:val="22"/>
           <w:szCs w:val="22"/>
         </w:rPr>
-        <w:t xml:space="preserve">[2] じゃらん / 8点 / 2026-03-16</w:t>
+        <w:t xml:space="preserve">[2] 楽天トラベル / 10点 / 2026-03-20</w:t>
       </w:r>
     </w:p>
     <w:p>
@@ -7787,7 +7787,7 @@
           <w:sz w:val="21"/>
           <w:szCs w:val="21"/>
         </w:rPr>
-        <w:t xml:space="preserve">宿は禁煙ルームにも関わらずタバコのような匂いがしたのは残念だった。  駐車場はとにかく狭い間に停めるのはいいけど端とかはほんと狭くて危うくぶつけそうになるから大きい車で来る際は注意が必要。  接客はとても良くて大浴場は広くてサウナもあるから嬉しかった。</w:t>
+        <w:t xml:space="preserve">東京出張の定宿として使わせてもらっていました。設備は最近のものに比べれば、やや古い感はありますが、必要にして多すぎず、かつキレイ整えられてるので、良い印象が増します。また、近くにコンビニがあるので、足りないと思うものは買いに行けるのも良いです。そして、何より朝食が美味しいのが、最大の魅力です。ビュッフェ方式ですが、和洋のバランスが良いので、和洋折衷にしても満足感が得られます。また東京出張の際...</w:t>
       </w:r>
     </w:p>
     <w:p>
@@ -7808,7 +7808,7 @@
           <w:sz w:val="22"/>
           <w:szCs w:val="22"/>
         </w:rPr>
-        <w:t xml:space="preserve">[3] 楽天トラベル / 8点 / 2026-03-15</w:t>
+        <w:t xml:space="preserve">[3] 楽天トラベル / 8点 / 2026-03-16</w:t>
       </w:r>
     </w:p>
     <w:p>
@@ -7823,7 +7823,7 @@
           <w:sz w:val="21"/>
           <w:szCs w:val="21"/>
         </w:rPr>
-        <w:t xml:space="preserve">立地が良く便利</w:t>
+        <w:t xml:space="preserve">朝食のバイキングも、種類も沢山あるので、連泊でも飽きないです。</w:t>
       </w:r>
     </w:p>
     <w:p>
@@ -7844,7 +7844,7 @@
           <w:sz w:val="22"/>
           <w:szCs w:val="22"/>
         </w:rPr>
-        <w:t xml:space="preserve">[4] Agoda / 8点 / 2026-03-15</w:t>
+        <w:t xml:space="preserve">[4] じゃらん / 8点 / 2026-03-16</w:t>
       </w:r>
     </w:p>
     <w:p>
@@ -7859,7 +7859,7 @@
           <w:sz w:val="21"/>
           <w:szCs w:val="21"/>
         </w:rPr>
-        <w:t xml:space="preserve">国際展示場や都心のアクセスがよかったです。山手線の音が少し聞こえますが、それほど気になりませんでした。</w:t>
+        <w:t xml:space="preserve">宿は禁煙ルームにも関わらずタバコのような匂いがしたのは残念だった。  駐車場はとにかく狭い間に停めるのはいいけど端とかはほんと狭くて危うくぶつけそうになるから大きい車で来る際は注意が必要。  接客はとても良くて大浴場は広くてサウナもあるから嬉しかった。</w:t>
       </w:r>
     </w:p>
     <w:p>
@@ -7880,7 +7880,7 @@
           <w:sz w:val="22"/>
           <w:szCs w:val="22"/>
         </w:rPr>
-        <w:t xml:space="preserve">[5] Agoda / 10点 / 2026-03-14</w:t>
+        <w:t xml:space="preserve">[5] 楽天トラベル / 8点 / 2026-03-15</w:t>
       </w:r>
     </w:p>
     <w:p>
@@ -7895,7 +7895,7 @@
           <w:sz w:val="21"/>
           <w:szCs w:val="21"/>
         </w:rPr>
-        <w:t xml:space="preserve">喫煙で予約してたが禁煙シングルを希望したら柔軟に対応頂けた。</w:t>
+        <w:t xml:space="preserve">立地が良く便利</w:t>
       </w:r>
     </w:p>
     <w:p>
@@ -7916,7 +7916,7 @@
           <w:sz w:val="22"/>
           <w:szCs w:val="22"/>
         </w:rPr>
-        <w:t xml:space="preserve">[6] 楽天トラベル / 2点 / 2026-03-16</w:t>
+        <w:t xml:space="preserve">[6] 楽天トラベル / 6点 / 2026-03-20</w:t>
       </w:r>
     </w:p>
     <w:p>
@@ -7931,7 +7931,7 @@
           <w:sz w:val="21"/>
           <w:szCs w:val="21"/>
         </w:rPr>
-        <w:t xml:space="preserve">古くてずっと音が鳴ってて怖かったです。</w:t>
+        <w:t xml:space="preserve">出張で一泊使用させていただきました。駅に近く、隣のビル一階にコンビニやドラッグストア、マクドも入って利便性は非常に良いです。一方で、駅に近い分部屋によっては常に電車が行き来する音がするのと、水回りの音がやや響きやすい点が気になりました。設備は若干古いですが特に過不足なく不便は感じませんでした。</w:t>
       </w:r>
     </w:p>
     <w:p>
@@ -7952,7 +7952,7 @@
           <w:sz w:val="22"/>
           <w:szCs w:val="22"/>
         </w:rPr>
-        <w:t xml:space="preserve">[7] 楽天トラベル / 4点 / 2026-03-14</w:t>
+        <w:t xml:space="preserve">[7] 楽天トラベル / 2点 / 2026-03-16</w:t>
       </w:r>
     </w:p>
     <w:p>
@@ -7967,7 +7967,7 @@
           <w:sz w:val="21"/>
           <w:szCs w:val="21"/>
         </w:rPr>
-        <w:t xml:space="preserve">部屋のWi-Fiが弱く且つ安定してなかった。階の違う同僚の部屋は安定していたそう。朝食はバリエーション豊富で楽しめました</w:t>
+        <w:t xml:space="preserve">古くてずっと音が鳴ってて怖かったです。</w:t>
       </w:r>
     </w:p>
     <w:p>
@@ -7988,7 +7988,7 @@
           <w:sz w:val="22"/>
           <w:szCs w:val="22"/>
         </w:rPr>
-        <w:t xml:space="preserve">[8] 楽天トラベル / 2点 / 2026-03-12</w:t>
+        <w:t xml:space="preserve">[8] 楽天トラベル / 4点 / 2026-03-14</w:t>
       </w:r>
     </w:p>
     <w:p>
@@ -8003,7 +8003,7 @@
           <w:sz w:val="21"/>
           <w:szCs w:val="21"/>
         </w:rPr>
-        <w:t xml:space="preserve">共同エアコン、、、 暑かったです。 施設が古いのは仕方ないですね。。。</w:t>
+        <w:t xml:space="preserve">部屋のWi-Fiが弱く且つ安定してなかった。階の違う同僚の部屋は安定していたそう。朝食はバリエーション豊富で楽しめました</w:t>
       </w:r>
     </w:p>
     <w:p>
@@ -8024,7 +8024,7 @@
           <w:sz w:val="22"/>
           <w:szCs w:val="22"/>
         </w:rPr>
-        <w:t xml:space="preserve">[9] Google / 6点 / 2026-03-12</w:t>
+        <w:t xml:space="preserve">[9] 楽天トラベル / 2点 / 2026-03-12</w:t>
       </w:r>
     </w:p>
     <w:p>
@@ -8039,7 +8039,7 @@
           <w:sz w:val="21"/>
           <w:szCs w:val="21"/>
         </w:rPr>
-        <w:t xml:space="preserve">コスパ良しです。</w:t>
+        <w:t xml:space="preserve">共同エアコン、、、 暑かったです。 施設が古いのは仕方ないですね。。。</w:t>
       </w:r>
     </w:p>
     <w:p>
@@ -8060,7 +8060,7 @@
           <w:sz w:val="22"/>
           <w:szCs w:val="22"/>
         </w:rPr>
-        <w:t xml:space="preserve">[10] 楽天トラベル / 6点 / 2026-03-11</w:t>
+        <w:t xml:space="preserve">[10] Google / 6点 / 2026-03-12</w:t>
       </w:r>
     </w:p>
     <w:p>
@@ -8075,7 +8075,7 @@
           <w:sz w:val="21"/>
           <w:szCs w:val="21"/>
         </w:rPr>
-        <w:t xml:space="preserve">朝食ビュッフェは、もう少し期待していましたが、普通でした。他の方のコメントで期待しすぎたかもです。</w:t>
+        <w:t xml:space="preserve">コスパ良しです。</w:t>
       </w:r>
     </w:p>
     <w:p>
@@ -8140,7 +8140,7 @@
                 <w:sz w:val="21"/>
                 <w:szCs w:val="21"/>
               </w:rPr>
-              <w:t xml:space="preserve">チサンホテル浜松町は、全体平均7.07点（10点換算）、高評価率58.2%という一定の顧客満足度を示しているホテルです。特に「立地・アクセス」「快適さ・設備」が多くのゲストから高く評価されています。</w:t>
+              <w:t xml:space="preserve">チサンホテル浜松町は、全体平均7.11点（10点換算）、高評価率58.6%という一定の顧客満足度を示しているホテルです。特に「立地・アクセス」「快適さ・設備」が多くのゲストから高く評価されています。</w:t>
             </w:r>
           </w:p>
           <w:p>
@@ -8154,7 +8154,7 @@
                 <w:sz w:val="21"/>
                 <w:szCs w:val="21"/>
               </w:rPr>
-              <w:t xml:space="preserve">改善課題としては、防音性能、設備の老朽化、浴室・水回りが主要なテーマとして浮上しています。これらの課題への対応が、顧客満足度向上の鍵となります。</w:t>
+              <w:t xml:space="preserve">改善課題としては、設備の老朽化、防音性能、浴室・水回りが主要なテーマとして浮上しています。これらの課題への対応が、顧客満足度向上の鍵となります。</w:t>
             </w:r>
           </w:p>
           <w:p>

--- a/納品レポート/ホテル別レポート/chisan_口コミ分析改善レポート.docx
+++ b/納品レポート/ホテル別レポート/chisan_口コミ分析改善レポート.docx
@@ -96,7 +96,7 @@
           <w:sz w:val="22"/>
           <w:szCs w:val="22"/>
         </w:rPr>
-        <w:t xml:space="preserve">レビュー総数：70件（6サイト）</w:t>
+        <w:t xml:space="preserve">レビュー総数：75件（6サイト）</w:t>
       </w:r>
     </w:p>
     <w:p>
@@ -131,7 +131,7 @@
           <w:sz w:val="20"/>
           <w:szCs w:val="20"/>
         </w:rPr>
-        <w:t xml:space="preserve">作成日：2026年3月21日</w:t>
+        <w:t xml:space="preserve">作成日：2026年3月23日</w:t>
       </w:r>
     </w:p>
     <w:p>
@@ -189,7 +189,7 @@
           <w:sz w:val="21"/>
           <w:szCs w:val="21"/>
         </w:rPr>
-        <w:t xml:space="preserve">2026年2月〜3月に各OTAサイト・口コミサイトに投稿された70件のレビューを包括的に分析しました。以下が主要な発見事項です。</w:t>
+        <w:t xml:space="preserve">2026年2月〜3月に各OTAサイト・口コミサイトに投稿された75件のレビューを包括的に分析しました。以下が主要な発見事項です。</w:t>
       </w:r>
     </w:p>
     <w:p>
@@ -261,7 +261,7 @@
                 <w:sz w:val="36"/>
                 <w:szCs w:val="36"/>
               </w:rPr>
-              <w:t xml:space="preserve">7.11</w:t>
+              <w:t xml:space="preserve">7.08</w:t>
             </w:r>
           </w:p>
         </w:tc>
@@ -310,7 +310,7 @@
                 <w:sz w:val="36"/>
                 <w:szCs w:val="36"/>
               </w:rPr>
-              <w:t xml:space="preserve">58.6%</w:t>
+              <w:t xml:space="preserve">57.3%</w:t>
             </w:r>
           </w:p>
         </w:tc>
@@ -359,7 +359,7 @@
                 <w:sz w:val="36"/>
                 <w:szCs w:val="36"/>
               </w:rPr>
-              <w:t xml:space="preserve">18.6%</w:t>
+              <w:t xml:space="preserve">18.7%</w:t>
             </w:r>
           </w:p>
         </w:tc>
@@ -408,7 +408,7 @@
                 <w:sz w:val="36"/>
                 <w:szCs w:val="36"/>
               </w:rPr>
-              <w:t xml:space="preserve">70件</w:t>
+              <w:t xml:space="preserve">75件</w:t>
             </w:r>
           </w:p>
         </w:tc>
@@ -448,7 +448,7 @@
           <w:sz w:val="21"/>
           <w:szCs w:val="21"/>
         </w:rPr>
-        <w:t xml:space="preserve">全体平均スコア7.11点（10点換算）は概ね標準的な水準であり、58.6%が高評価（8-10点）に分類されます。低評価（1-4点）は13件（18.6%）で、早急な改善対応が必要です。Agoda（8.73点）で特に高い評価を獲得しています。</w:t>
+        <w:t xml:space="preserve">全体平均スコア7.08点（10点換算）は概ね標準的な水準であり、57.3%が高評価（8-10点）に分類されます。低評価（1-4点）は14件（18.7%）で、早急な改善対応が必要です。Agoda（8.67点）で特に高い評価を獲得しています。</w:t>
       </w:r>
     </w:p>
     <w:p>
@@ -567,7 +567,7 @@
                 <w:sz w:val="20"/>
                 <w:szCs w:val="20"/>
               </w:rPr>
-              <w:t xml:space="preserve">設備の老朽化（12件）、防音性能（12件）、浴室・水回り（9件）、部屋の狭さ（4件）</w:t>
+              <w:t xml:space="preserve">防音性能（14件）、設備の老朽化（12件）、浴室・水回り（10件）、部屋の狭さ（4件）</w:t>
             </w:r>
           </w:p>
           <w:p>
@@ -987,7 +987,7 @@
                 <w:sz w:val="20"/>
                 <w:szCs w:val="20"/>
               </w:rPr>
-              <w:t xml:space="preserve">11</w:t>
+              <w:t xml:space="preserve">12</w:t>
             </w:r>
           </w:p>
         </w:tc>
@@ -1021,7 +1021,7 @@
                 <w:sz w:val="20"/>
                 <w:szCs w:val="20"/>
               </w:rPr>
-              <w:t xml:space="preserve">8.73</w:t>
+              <w:t xml:space="preserve">8.67</w:t>
             </w:r>
           </w:p>
         </w:tc>
@@ -1089,7 +1089,7 @@
                 <w:sz w:val="20"/>
                 <w:szCs w:val="20"/>
               </w:rPr>
-              <w:t xml:space="preserve">8.73</w:t>
+              <w:t xml:space="preserve">8.67</w:t>
             </w:r>
           </w:p>
         </w:tc>
@@ -1123,7 +1123,7 @@
                 <w:sz w:val="20"/>
                 <w:szCs w:val="20"/>
               </w:rPr>
-              <w:t xml:space="preserve">9</w:t>
+              <w:t xml:space="preserve">8.5</w:t>
             </w:r>
           </w:p>
         </w:tc>
@@ -1229,7 +1229,7 @@
                 <w:sz w:val="20"/>
                 <w:szCs w:val="20"/>
               </w:rPr>
-              <w:t xml:space="preserve">3</w:t>
+              <w:t xml:space="preserve">4</w:t>
             </w:r>
           </w:p>
         </w:tc>
@@ -1369,7 +1369,7 @@
                 <w:sz w:val="20"/>
                 <w:szCs w:val="20"/>
               </w:rPr>
-              <w:t xml:space="preserve">8</w:t>
+              <w:t xml:space="preserve">7.5</w:t>
             </w:r>
           </w:p>
         </w:tc>
@@ -1716,7 +1716,7 @@
                 <w:sz w:val="20"/>
                 <w:szCs w:val="20"/>
               </w:rPr>
-              <w:t xml:space="preserve">8</w:t>
+              <w:t xml:space="preserve">9</w:t>
             </w:r>
           </w:p>
         </w:tc>
@@ -1751,7 +1751,7 @@
                 <w:sz w:val="20"/>
                 <w:szCs w:val="20"/>
               </w:rPr>
-              <w:t xml:space="preserve">3.5</w:t>
+              <w:t xml:space="preserve">3.44</w:t>
             </w:r>
           </w:p>
         </w:tc>
@@ -1817,11 +1817,11 @@
                 <w:rFonts w:ascii="Arial" w:cs="Arial" w:eastAsia="Arial" w:hAnsi="Arial"/>
                 <w:b/>
                 <w:bCs/>
-                <w:color w:val="E67E22"/>
-                <w:sz w:val="20"/>
-                <w:szCs w:val="20"/>
-              </w:rPr>
-              <w:t xml:space="preserve">7</w:t>
+                <w:color w:val="C0392B"/>
+                <w:sz w:val="20"/>
+                <w:szCs w:val="20"/>
+              </w:rPr>
+              <w:t xml:space="preserve">6.89</w:t>
             </w:r>
           </w:p>
         </w:tc>
@@ -1856,7 +1856,7 @@
                 <w:sz w:val="20"/>
                 <w:szCs w:val="20"/>
               </w:rPr>
-              <w:t xml:space="preserve">7</w:t>
+              <w:t xml:space="preserve">6</w:t>
             </w:r>
           </w:p>
         </w:tc>
@@ -1887,11 +1887,11 @@
                 <w:rFonts w:ascii="Arial" w:cs="Arial" w:eastAsia="Arial" w:hAnsi="Arial"/>
                 <w:b/>
                 <w:bCs/>
-                <w:color w:val="E67E22"/>
-                <w:sz w:val="20"/>
-                <w:szCs w:val="20"/>
-              </w:rPr>
-              <w:t xml:space="preserve">概ね良好</w:t>
+                <w:color w:val="C0392B"/>
+                <w:sz w:val="20"/>
+                <w:szCs w:val="20"/>
+              </w:rPr>
+              <w:t xml:space="preserve">要改善</w:t>
             </w:r>
           </w:p>
         </w:tc>
@@ -1961,7 +1961,7 @@
                 <w:sz w:val="20"/>
                 <w:szCs w:val="20"/>
               </w:rPr>
-              <w:t xml:space="preserve">17</w:t>
+              <w:t xml:space="preserve">19</w:t>
             </w:r>
           </w:p>
         </w:tc>
@@ -1995,7 +1995,7 @@
                 <w:sz w:val="20"/>
                 <w:szCs w:val="20"/>
               </w:rPr>
-              <w:t xml:space="preserve">3.41</w:t>
+              <w:t xml:space="preserve">3.37</w:t>
             </w:r>
           </w:p>
         </w:tc>
@@ -2063,7 +2063,7 @@
                 <w:sz w:val="20"/>
                 <w:szCs w:val="20"/>
               </w:rPr>
-              <w:t xml:space="preserve">6.82</w:t>
+              <w:t xml:space="preserve">6.74</w:t>
             </w:r>
           </w:p>
         </w:tc>
@@ -2418,7 +2418,7 @@
           <w:sz w:val="21"/>
           <w:szCs w:val="21"/>
         </w:rPr>
-        <w:t xml:space="preserve">評価分布は8点（34.3%）に最も多く、8点以上の高評価が58.6%を占める一方、改善の余地も見られます。低評価（1-4点）は計13件（18.6%）です。</w:t>
+        <w:t xml:space="preserve">評価分布は8点（34.7%）に最も多く、8点以上の高評価が57.3%を占める一方、改善の余地も見られます。低評価（1-4点）は計14件（18.7%）です。</w:t>
       </w:r>
     </w:p>
     <w:p>
@@ -2688,7 +2688,7 @@
                 <w:sz w:val="20"/>
                 <w:szCs w:val="20"/>
               </w:rPr>
-              <w:t xml:space="preserve">21.4%</w:t>
+              <w:t xml:space="preserve">20.0%</w:t>
             </w:r>
           </w:p>
         </w:tc>
@@ -2717,7 +2717,7 @@
                 <w:sz w:val="20"/>
                 <w:szCs w:val="20"/>
               </w:rPr>
-              <w:t xml:space="preserve">█████████████</w:t>
+              <w:t xml:space="preserve">████████████</w:t>
             </w:r>
             <w:r>
               <w:rPr>
@@ -2833,7 +2833,7 @@
                 <w:sz w:val="20"/>
                 <w:szCs w:val="20"/>
               </w:rPr>
-              <w:t xml:space="preserve">2.9%</w:t>
+              <w:t xml:space="preserve">2.7%</w:t>
             </w:r>
           </w:p>
         </w:tc>
@@ -2942,7 +2942,7 @@
                 <w:sz w:val="20"/>
                 <w:szCs w:val="20"/>
               </w:rPr>
-              <w:t xml:space="preserve">24</w:t>
+              <w:t xml:space="preserve">26</w:t>
             </w:r>
           </w:p>
         </w:tc>
@@ -2977,7 +2977,7 @@
                 <w:sz w:val="20"/>
                 <w:szCs w:val="20"/>
               </w:rPr>
-              <w:t xml:space="preserve">34.3%</w:t>
+              <w:t xml:space="preserve">34.7%</w:t>
             </w:r>
           </w:p>
         </w:tc>
@@ -3015,7 +3015,7 @@
                 <w:sz w:val="18"/>
                 <w:szCs w:val="18"/>
               </w:rPr>
-              <w:t xml:space="preserve"> 24件</w:t>
+              <w:t xml:space="preserve"> 26件</w:t>
             </w:r>
           </w:p>
         </w:tc>
@@ -3087,7 +3087,7 @@
                 <w:sz w:val="20"/>
                 <w:szCs w:val="20"/>
               </w:rPr>
-              <w:t xml:space="preserve">1</w:t>
+              <w:t xml:space="preserve">2</w:t>
             </w:r>
           </w:p>
         </w:tc>
@@ -3122,7 +3122,7 @@
                 <w:sz w:val="20"/>
                 <w:szCs w:val="20"/>
               </w:rPr>
-              <w:t xml:space="preserve">1.4%</w:t>
+              <w:t xml:space="preserve">2.7%</w:t>
             </w:r>
           </w:p>
         </w:tc>
@@ -3150,7 +3150,7 @@
                 <w:sz w:val="20"/>
                 <w:szCs w:val="20"/>
               </w:rPr>
-              <w:t xml:space="preserve">█</w:t>
+              <w:t xml:space="preserve">██</w:t>
             </w:r>
             <w:r>
               <w:rPr>
@@ -3159,7 +3159,7 @@
                 <w:sz w:val="18"/>
                 <w:szCs w:val="18"/>
               </w:rPr>
-              <w:t xml:space="preserve"> 1件</w:t>
+              <w:t xml:space="preserve"> 2件</w:t>
             </w:r>
           </w:p>
         </w:tc>
@@ -3231,7 +3231,7 @@
                 <w:sz w:val="20"/>
                 <w:szCs w:val="20"/>
               </w:rPr>
-              <w:t xml:space="preserve">14</w:t>
+              <w:t xml:space="preserve">15</w:t>
             </w:r>
           </w:p>
         </w:tc>
@@ -3304,7 +3304,7 @@
                 <w:sz w:val="18"/>
                 <w:szCs w:val="18"/>
               </w:rPr>
-              <w:t xml:space="preserve"> 14件</w:t>
+              <w:t xml:space="preserve"> 15件</w:t>
             </w:r>
           </w:p>
         </w:tc>
@@ -3411,7 +3411,7 @@
                 <w:sz w:val="20"/>
                 <w:szCs w:val="20"/>
               </w:rPr>
-              <w:t xml:space="preserve">1.4%</w:t>
+              <w:t xml:space="preserve">1.3%</w:t>
             </w:r>
           </w:p>
         </w:tc>
@@ -3520,7 +3520,7 @@
                 <w:sz w:val="20"/>
                 <w:szCs w:val="20"/>
               </w:rPr>
-              <w:t xml:space="preserve">8</w:t>
+              <w:t xml:space="preserve">9</w:t>
             </w:r>
           </w:p>
         </w:tc>
@@ -3555,7 +3555,7 @@
                 <w:sz w:val="20"/>
                 <w:szCs w:val="20"/>
               </w:rPr>
-              <w:t xml:space="preserve">11.4%</w:t>
+              <w:t xml:space="preserve">12.0%</w:t>
             </w:r>
           </w:p>
         </w:tc>
@@ -3593,7 +3593,7 @@
                 <w:sz w:val="18"/>
                 <w:szCs w:val="18"/>
               </w:rPr>
-              <w:t xml:space="preserve"> 8件</w:t>
+              <w:t xml:space="preserve"> 9件</w:t>
             </w:r>
           </w:p>
         </w:tc>
@@ -3700,7 +3700,7 @@
                 <w:sz w:val="20"/>
                 <w:szCs w:val="20"/>
               </w:rPr>
-              <w:t xml:space="preserve">7.1%</w:t>
+              <w:t xml:space="preserve">6.7%</w:t>
             </w:r>
           </w:p>
         </w:tc>
@@ -3814,7 +3814,7 @@
                 <w:sz w:val="24"/>
                 <w:szCs w:val="24"/>
               </w:rPr>
-              <w:t xml:space="preserve">41件（58.6%）</w:t>
+              <w:t xml:space="preserve">43件（57.3%）</w:t>
             </w:r>
           </w:p>
         </w:tc>
@@ -3865,7 +3865,7 @@
                 <w:sz w:val="24"/>
                 <w:szCs w:val="24"/>
               </w:rPr>
-              <w:t xml:space="preserve">16件（22.9%）</w:t>
+              <w:t xml:space="preserve">18件（24.0%）</w:t>
             </w:r>
           </w:p>
         </w:tc>
@@ -3916,7 +3916,7 @@
                 <w:sz w:val="24"/>
                 <w:szCs w:val="24"/>
               </w:rPr>
-              <w:t xml:space="preserve">13件（18.6%）</w:t>
+              <w:t xml:space="preserve">14件（18.7%）</w:t>
             </w:r>
           </w:p>
         </w:tc>
@@ -4190,7 +4190,7 @@
                 <w:sz w:val="20"/>
                 <w:szCs w:val="20"/>
               </w:rPr>
-              <w:t xml:space="preserve">「駅に近く、隣のビル一階にコンビニやドラッグストア、マクドも入って利便性は非常に良いです」「また、近くにコンビニがあるので、足りないと思うものは買いに行けるのも良いです」</w:t>
+              <w:t xml:space="preserve">「近くにイオンのスーパーがあり便利 近くにイオンのスーパーがあり便利」「立地がとてもよくあらゆる方面に移動がものすごい楽」</w:t>
             </w:r>
           </w:p>
         </w:tc>
@@ -4401,7 +4401,7 @@
                 <w:sz w:val="20"/>
                 <w:szCs w:val="20"/>
               </w:rPr>
-              <w:t xml:space="preserve">「そして、何より朝食が美味しいのが、最大の魅力です」「朝食のバイキングも、種類も沢山あるので、連泊でも飽きないです」</w:t>
+              <w:t xml:space="preserve">「近くの中華もリーズナブルで美味しかった」「朝ごはんは美味しかったですが、メインのタンパク質が少ない気がした」</w:t>
             </w:r>
           </w:p>
         </w:tc>
@@ -4505,7 +4505,7 @@
                 <w:sz w:val="20"/>
                 <w:szCs w:val="20"/>
               </w:rPr>
-              <w:t xml:space="preserve">「部屋はとてもきれいでした」「設備は最近のものに比べれば、やや古い感はありますが、必要にして多すぎず、かつキレイ整えられてるので、良い印象が増します」</w:t>
+              <w:t xml:space="preserve">「ホテルや客室内は綺麗に保たれています」「部屋はとてもきれいでした」</w:t>
             </w:r>
           </w:p>
         </w:tc>
@@ -4577,7 +4577,7 @@
                 <w:sz w:val="20"/>
                 <w:szCs w:val="20"/>
               </w:rPr>
-              <w:t xml:space="preserve">9件</w:t>
+              <w:t xml:space="preserve">10件以上</w:t>
             </w:r>
           </w:p>
         </w:tc>
@@ -4612,7 +4612,7 @@
                 <w:sz w:val="20"/>
                 <w:szCs w:val="20"/>
               </w:rPr>
-              <w:t xml:space="preserve">「接客はとても良くて大浴場は広くてサウナもあるから嬉しかった」「喫煙で予約してたが禁煙シングルを希望したら柔軟に対応頂けた」</w:t>
+              <w:t xml:space="preserve">「父（78）私（48）息子（21）の3世代でおそらく最初で最後の家族旅行をしました｡ 駅からも近く立地よく、サービス...」「スタッフの対応が良かったです」</w:t>
             </w:r>
           </w:p>
         </w:tc>
@@ -4648,7 +4648,7 @@
                 <w:sz w:val="20"/>
                 <w:szCs w:val="20"/>
               </w:rPr>
-              <w:t xml:space="preserve">コストパフォーマンス</w:t>
+              <w:t xml:space="preserve">コンビニ・周辺施設</w:t>
             </w:r>
           </w:p>
         </w:tc>
@@ -4682,7 +4682,7 @@
                 <w:sz w:val="20"/>
                 <w:szCs w:val="20"/>
               </w:rPr>
-              <w:t xml:space="preserve">7件</w:t>
+              <w:t xml:space="preserve">9件</w:t>
             </w:r>
           </w:p>
         </w:tc>
@@ -4716,7 +4716,7 @@
                 <w:sz w:val="20"/>
                 <w:szCs w:val="20"/>
               </w:rPr>
-              <w:t xml:space="preserve">「コスパ最高」「コスパ良しです」</w:t>
+              <w:t xml:space="preserve">「近くにイオンのスーパーがあり便利 近くにイオンのスーパーがあり便利」「近くの三田駅まで徒歩8分程度、近くのコンビニも深夜帯は閉まっているので徒歩7分程度かかるので、ホテルにチェックイン...」</w:t>
             </w:r>
           </w:p>
         </w:tc>
@@ -4756,7 +4756,7 @@
           <w:sz w:val="21"/>
           <w:szCs w:val="21"/>
         </w:rPr>
-        <w:t xml:space="preserve">口コミの多数で「立地・アクセス」に関するポジティブな言及が見られ、チサンホテル浜松町の最大の差別化要因となっています。駅に近く、隣のビル一階にコンビニやドラッグストア、マクドも入って利便性は非常に良いですといった声が多数寄せられています。</w:t>
+        <w:t xml:space="preserve">口コミの多数で「立地・アクセス」に関するポジティブな言及が見られ、チサンホテル浜松町の最大の差別化要因となっています。近くにイオンのスーパーがあり便利 近くにイオンのスーパーがあり便利といった声が多数寄せられています。</w:t>
       </w:r>
     </w:p>
     <w:p>
@@ -4775,7 +4775,7 @@
           <w:sz w:val="21"/>
           <w:szCs w:val="21"/>
         </w:rPr>
-        <w:t xml:space="preserve">駅に近く、隣のビル一階にコンビニやドラッグストア、マクドも入って利便性は非常に良いです</w:t>
+        <w:t xml:space="preserve">近くにイオンのスーパーがあり便利 近くにイオンのスーパーがあり便利</w:t>
       </w:r>
     </w:p>
     <w:p>
@@ -4794,7 +4794,7 @@
           <w:sz w:val="21"/>
           <w:szCs w:val="21"/>
         </w:rPr>
-        <w:t xml:space="preserve">また、近くにコンビニがあるので、足りないと思うものは買いに行けるのも良いです</w:t>
+        <w:t xml:space="preserve">立地がとてもよくあらゆる方面に移動がものすごい楽</w:t>
       </w:r>
     </w:p>
     <w:p>
@@ -4813,7 +4813,7 @@
           <w:sz w:val="21"/>
           <w:szCs w:val="21"/>
         </w:rPr>
-        <w:t xml:space="preserve">立地が良く便利 立地が良く便利</w:t>
+        <w:t xml:space="preserve">父（78）私（48）息子（21）の3世代でおそらく最初で最後の家族旅行をしました｡ 駅からも近く立地よく、サービス...</w:t>
       </w:r>
     </w:p>
     <w:p>
@@ -5121,7 +5121,7 @@
                 <w:sz w:val="20"/>
                 <w:szCs w:val="20"/>
               </w:rPr>
-              <w:t xml:space="preserve">設備の老朽化</w:t>
+              <w:t xml:space="preserve">防音性能</w:t>
             </w:r>
           </w:p>
         </w:tc>
@@ -5155,7 +5155,7 @@
                 <w:sz w:val="20"/>
                 <w:szCs w:val="20"/>
               </w:rPr>
-              <w:t xml:space="preserve">設備は若干古いですが特に過不足なく不便は感じませんでした</w:t>
+              <w:t xml:space="preserve">電車の音が気になり、眠れませんでした</w:t>
             </w:r>
           </w:p>
         </w:tc>
@@ -5189,7 +5189,7 @@
                 <w:sz w:val="20"/>
                 <w:szCs w:val="20"/>
               </w:rPr>
-              <w:t xml:space="preserve">重大・12件</w:t>
+              <w:t xml:space="preserve">重大・14件</w:t>
             </w:r>
           </w:p>
         </w:tc>
@@ -5260,7 +5260,7 @@
                 <w:sz w:val="20"/>
                 <w:szCs w:val="20"/>
               </w:rPr>
-              <w:t xml:space="preserve">防音性能</w:t>
+              <w:t xml:space="preserve">設備の老朽化</w:t>
             </w:r>
           </w:p>
         </w:tc>
@@ -5294,7 +5294,7 @@
                 <w:sz w:val="20"/>
                 <w:szCs w:val="20"/>
               </w:rPr>
-              <w:t xml:space="preserve">一方で、駅に近い分部屋によっては常に電車が行き来する音がするのと、水回りの音がやや響きやすい点が気になりました</w:t>
+              <w:t xml:space="preserve">設備は若干古いですが特に過不足なく不便は感じませんでした</w:t>
             </w:r>
           </w:p>
         </w:tc>
@@ -5433,7 +5433,7 @@
                 <w:sz w:val="20"/>
                 <w:szCs w:val="20"/>
               </w:rPr>
-              <w:t xml:space="preserve">一方で、駅に近い分部屋によっては常に電車が行き来する音がするのと、水回りの音がやや響きやすい点が気になりました</w:t>
+              <w:t xml:space="preserve">トイレの換気扇が効いてない感じでした</w:t>
             </w:r>
           </w:p>
         </w:tc>
@@ -5467,7 +5467,7 @@
                 <w:sz w:val="20"/>
                 <w:szCs w:val="20"/>
               </w:rPr>
-              <w:t xml:space="preserve">重大・9件</w:t>
+              <w:t xml:space="preserve">重大・10件</w:t>
             </w:r>
           </w:p>
         </w:tc>
@@ -7047,7 +7047,7 @@
                 <w:sz w:val="20"/>
                 <w:szCs w:val="20"/>
               </w:rPr>
-              <w:t xml:space="preserve">7.11点</w:t>
+              <w:t xml:space="preserve">7.08点</w:t>
             </w:r>
           </w:p>
         </w:tc>
@@ -7187,7 +7187,7 @@
                 <w:sz w:val="20"/>
                 <w:szCs w:val="20"/>
               </w:rPr>
-              <w:t xml:space="preserve">58.6%</w:t>
+              <w:t xml:space="preserve">57.3%</w:t>
             </w:r>
           </w:p>
         </w:tc>
@@ -7222,7 +7222,7 @@
                 <w:sz w:val="20"/>
                 <w:szCs w:val="20"/>
               </w:rPr>
-              <w:t xml:space="preserve">69%以上</w:t>
+              <w:t xml:space="preserve">67%以上</w:t>
             </w:r>
           </w:p>
         </w:tc>
@@ -7327,7 +7327,7 @@
                 <w:sz w:val="20"/>
                 <w:szCs w:val="20"/>
               </w:rPr>
-              <w:t xml:space="preserve">18.6%</w:t>
+              <w:t xml:space="preserve">18.7%</w:t>
             </w:r>
           </w:p>
         </w:tc>
@@ -7573,7 +7573,7 @@
                 <w:sz w:val="20"/>
                 <w:szCs w:val="20"/>
               </w:rPr>
-              <w:t xml:space="preserve">設備の老朽化クレーム</w:t>
+              <w:t xml:space="preserve">防音性能クレーム</w:t>
             </w:r>
           </w:p>
         </w:tc>
@@ -7607,7 +7607,7 @@
                 <w:sz w:val="20"/>
                 <w:szCs w:val="20"/>
               </w:rPr>
-              <w:t xml:space="preserve">約12件/期間</w:t>
+              <w:t xml:space="preserve">約14件/期間</w:t>
             </w:r>
           </w:p>
         </w:tc>
@@ -7641,7 +7641,7 @@
                 <w:sz w:val="20"/>
                 <w:szCs w:val="20"/>
               </w:rPr>
-              <w:t xml:space="preserve">6件以下</w:t>
+              <w:t xml:space="preserve">7件以下</w:t>
             </w:r>
           </w:p>
         </w:tc>
@@ -7736,7 +7736,7 @@
           <w:sz w:val="22"/>
           <w:szCs w:val="22"/>
         </w:rPr>
-        <w:t xml:space="preserve">[1] 楽天トラベル / 8点 / 2026-03-20</w:t>
+        <w:t xml:space="preserve">[1] Agoda / 8点 / 2026-03-22</w:t>
       </w:r>
     </w:p>
     <w:p>
@@ -7751,7 +7751,7 @@
           <w:sz w:val="21"/>
           <w:szCs w:val="21"/>
         </w:rPr>
-        <w:t xml:space="preserve">ビッグサイトでのイベント参加でした。ロケーションも良く、食事をする場所にも困りませんでした。部屋はとてもきれいでした。</w:t>
+        <w:t xml:space="preserve">父（78）私（48）息子（21）の3世代でおそらく最初で最後の家族旅行をしました｡ 駅からも近く立地よく、サービスも充実しておりました｡ 選んでよかったです。</w:t>
       </w:r>
     </w:p>
     <w:p>
@@ -7772,7 +7772,7 @@
           <w:sz w:val="22"/>
           <w:szCs w:val="22"/>
         </w:rPr>
-        <w:t xml:space="preserve">[2] 楽天トラベル / 10点 / 2026-03-20</w:t>
+        <w:t xml:space="preserve">[2] Google / 8点 / 2026-03-21</w:t>
       </w:r>
     </w:p>
     <w:p>
@@ -7787,7 +7787,7 @@
           <w:sz w:val="21"/>
           <w:szCs w:val="21"/>
         </w:rPr>
-        <w:t xml:space="preserve">東京出張の定宿として使わせてもらっていました。設備は最近のものに比べれば、やや古い感はありますが、必要にして多すぎず、かつキレイ整えられてるので、良い印象が増します。また、近くにコンビニがあるので、足りないと思うものは買いに行けるのも良いです。そして、何より朝食が美味しいのが、最大の魅力です。ビュッフェ方式ですが、和洋のバランスが良いので、和洋折衷にしても満足感が得られます。また東京出張の際...</w:t>
+        <w:t xml:space="preserve">ホテルや客室内は綺麗に保たれています。 線路沿線なので、騒音が苦手な方は耳栓が必要かもしれませんが、窓にふすまが付いており、ふすまを閉めれば、私は気にならなくなりました。 最上階でしたが、特に素敵な夜景が望めるわけではありませんでした。 近くの三田駅まで徒歩8分程度、近くのコンビニも深夜帯は閉まっているので徒歩7分程度かかるので、ホテルにチェックインする前や手先から戻る前にコンビニに寄ってい...</w:t>
       </w:r>
     </w:p>
     <w:p>
@@ -7808,7 +7808,7 @@
           <w:sz w:val="22"/>
           <w:szCs w:val="22"/>
         </w:rPr>
-        <w:t xml:space="preserve">[3] 楽天トラベル / 8点 / 2026-03-16</w:t>
+        <w:t xml:space="preserve">[3] 楽天トラベル / 8点 / 2026-03-20</w:t>
       </w:r>
     </w:p>
     <w:p>
@@ -7823,7 +7823,7 @@
           <w:sz w:val="21"/>
           <w:szCs w:val="21"/>
         </w:rPr>
-        <w:t xml:space="preserve">朝食のバイキングも、種類も沢山あるので、連泊でも飽きないです。</w:t>
+        <w:t xml:space="preserve">ビッグサイトでのイベント参加でした。ロケーションも良く、食事をする場所にも困りませんでした。部屋はとてもきれいでした。</w:t>
       </w:r>
     </w:p>
     <w:p>
@@ -7844,7 +7844,7 @@
           <w:sz w:val="22"/>
           <w:szCs w:val="22"/>
         </w:rPr>
-        <w:t xml:space="preserve">[4] じゃらん / 8点 / 2026-03-16</w:t>
+        <w:t xml:space="preserve">[4] 楽天トラベル / 10点 / 2026-03-20</w:t>
       </w:r>
     </w:p>
     <w:p>
@@ -7859,7 +7859,7 @@
           <w:sz w:val="21"/>
           <w:szCs w:val="21"/>
         </w:rPr>
-        <w:t xml:space="preserve">宿は禁煙ルームにも関わらずタバコのような匂いがしたのは残念だった。  駐車場はとにかく狭い間に停めるのはいいけど端とかはほんと狭くて危うくぶつけそうになるから大きい車で来る際は注意が必要。  接客はとても良くて大浴場は広くてサウナもあるから嬉しかった。</w:t>
+        <w:t xml:space="preserve">東京出張の定宿として使わせてもらっていました。設備は最近のものに比べれば、やや古い感はありますが、必要にして多すぎず、かつキレイ整えられてるので、良い印象が増します。また、近くにコンビニがあるので、足りないと思うものは買いに行けるのも良いです。そして、何より朝食が美味しいのが、最大の魅力です。ビュッフェ方式ですが、和洋のバランスが良いので、和洋折衷にしても満足感が得られます。また東京出張の際...</w:t>
       </w:r>
     </w:p>
     <w:p>
@@ -7880,7 +7880,7 @@
           <w:sz w:val="22"/>
           <w:szCs w:val="22"/>
         </w:rPr>
-        <w:t xml:space="preserve">[5] 楽天トラベル / 8点 / 2026-03-15</w:t>
+        <w:t xml:space="preserve">[5] 楽天トラベル / 8点 / 2026-03-16</w:t>
       </w:r>
     </w:p>
     <w:p>
@@ -7895,7 +7895,7 @@
           <w:sz w:val="21"/>
           <w:szCs w:val="21"/>
         </w:rPr>
-        <w:t xml:space="preserve">立地が良く便利</w:t>
+        <w:t xml:space="preserve">朝食のバイキングも、種類も沢山あるので、連泊でも飽きないです。</w:t>
       </w:r>
     </w:p>
     <w:p>
@@ -7916,7 +7916,7 @@
           <w:sz w:val="22"/>
           <w:szCs w:val="22"/>
         </w:rPr>
-        <w:t xml:space="preserve">[6] 楽天トラベル / 6点 / 2026-03-20</w:t>
+        <w:t xml:space="preserve">[6] Google / 4点 / 2026-03-22</w:t>
       </w:r>
     </w:p>
     <w:p>
@@ -7931,7 +7931,7 @@
           <w:sz w:val="21"/>
           <w:szCs w:val="21"/>
         </w:rPr>
-        <w:t xml:space="preserve">出張で一泊使用させていただきました。駅に近く、隣のビル一階にコンビニやドラッグストア、マクドも入って利便性は非常に良いです。一方で、駅に近い分部屋によっては常に電車が行き来する音がするのと、水回りの音がやや響きやすい点が気になりました。設備は若干古いですが特に過不足なく不便は感じませんでした。</w:t>
+        <w:t xml:space="preserve">近くにイオンのスーパーがあり便利</w:t>
       </w:r>
     </w:p>
     <w:p>
@@ -7952,7 +7952,7 @@
           <w:sz w:val="22"/>
           <w:szCs w:val="22"/>
         </w:rPr>
-        <w:t xml:space="preserve">[7] 楽天トラベル / 2点 / 2026-03-16</w:t>
+        <w:t xml:space="preserve">[7] じゃらん / 6点 / 2026-03-22</w:t>
       </w:r>
     </w:p>
     <w:p>
@@ -7967,7 +7967,7 @@
           <w:sz w:val="21"/>
           <w:szCs w:val="21"/>
         </w:rPr>
-        <w:t xml:space="preserve">古くてずっと音が鳴ってて怖かったです。</w:t>
+        <w:t xml:space="preserve">立地がとてもよくあらゆる方面に移動がものすごい楽！歩いてもよしJRでもよし。近くの中華もリーズナブルで美味しかった。</w:t>
       </w:r>
     </w:p>
     <w:p>
@@ -7988,7 +7988,7 @@
           <w:sz w:val="22"/>
           <w:szCs w:val="22"/>
         </w:rPr>
-        <w:t xml:space="preserve">[8] 楽天トラベル / 4点 / 2026-03-14</w:t>
+        <w:t xml:space="preserve">[8] 楽天トラベル / 6点 / 2026-03-20</w:t>
       </w:r>
     </w:p>
     <w:p>
@@ -8003,7 +8003,7 @@
           <w:sz w:val="21"/>
           <w:szCs w:val="21"/>
         </w:rPr>
-        <w:t xml:space="preserve">部屋のWi-Fiが弱く且つ安定してなかった。階の違う同僚の部屋は安定していたそう。朝食はバリエーション豊富で楽しめました</w:t>
+        <w:t xml:space="preserve">出張で一泊使用させていただきました。駅に近く、隣のビル一階にコンビニやドラッグストア、マクドも入って利便性は非常に良いです。一方で、駅に近い分部屋によっては常に電車が行き来する音がするのと、水回りの音がやや響きやすい点が気になりました。設備は若干古いですが特に過不足なく不便は感じませんでした。</w:t>
       </w:r>
     </w:p>
     <w:p>
@@ -8024,7 +8024,7 @@
           <w:sz w:val="22"/>
           <w:szCs w:val="22"/>
         </w:rPr>
-        <w:t xml:space="preserve">[9] 楽天トラベル / 2点 / 2026-03-12</w:t>
+        <w:t xml:space="preserve">[9] 楽天トラベル / 2点 / 2026-03-16</w:t>
       </w:r>
     </w:p>
     <w:p>
@@ -8039,7 +8039,7 @@
           <w:sz w:val="21"/>
           <w:szCs w:val="21"/>
         </w:rPr>
-        <w:t xml:space="preserve">共同エアコン、、、 暑かったです。 施設が古いのは仕方ないですね。。。</w:t>
+        <w:t xml:space="preserve">古くてずっと音が鳴ってて怖かったです。</w:t>
       </w:r>
     </w:p>
     <w:p>
@@ -8060,7 +8060,7 @@
           <w:sz w:val="22"/>
           <w:szCs w:val="22"/>
         </w:rPr>
-        <w:t xml:space="preserve">[10] Google / 6点 / 2026-03-12</w:t>
+        <w:t xml:space="preserve">[10] 楽天トラベル / 4点 / 2026-03-14</w:t>
       </w:r>
     </w:p>
     <w:p>
@@ -8075,7 +8075,7 @@
           <w:sz w:val="21"/>
           <w:szCs w:val="21"/>
         </w:rPr>
-        <w:t xml:space="preserve">コスパ良しです。</w:t>
+        <w:t xml:space="preserve">部屋のWi-Fiが弱く且つ安定してなかった。階の違う同僚の部屋は安定していたそう。朝食はバリエーション豊富で楽しめました</w:t>
       </w:r>
     </w:p>
     <w:p>
@@ -8140,7 +8140,7 @@
                 <w:sz w:val="21"/>
                 <w:szCs w:val="21"/>
               </w:rPr>
-              <w:t xml:space="preserve">チサンホテル浜松町は、全体平均7.11点（10点換算）、高評価率58.6%という一定の顧客満足度を示しているホテルです。特に「立地・アクセス」「快適さ・設備」が多くのゲストから高く評価されています。</w:t>
+              <w:t xml:space="preserve">チサンホテル浜松町は、全体平均7.08点（10点換算）、高評価率57.3%という一定の顧客満足度を示しているホテルです。特に「立地・アクセス」「快適さ・設備」が多くのゲストから高く評価されています。</w:t>
             </w:r>
           </w:p>
           <w:p>
@@ -8154,7 +8154,7 @@
                 <w:sz w:val="21"/>
                 <w:szCs w:val="21"/>
               </w:rPr>
-              <w:t xml:space="preserve">改善課題としては、設備の老朽化、防音性能、浴室・水回りが主要なテーマとして浮上しています。これらの課題への対応が、顧客満足度向上の鍵となります。</w:t>
+              <w:t xml:space="preserve">改善課題としては、防音性能、設備の老朽化、浴室・水回りが主要なテーマとして浮上しています。これらの課題への対応が、顧客満足度向上の鍵となります。</w:t>
             </w:r>
           </w:p>
           <w:p>

--- a/納品レポート/ホテル別レポート/chisan_口コミ分析改善レポート.docx
+++ b/納品レポート/ホテル別レポート/chisan_口コミ分析改善レポート.docx
@@ -96,7 +96,7 @@
           <w:sz w:val="22"/>
           <w:szCs w:val="22"/>
         </w:rPr>
-        <w:t xml:space="preserve">レビュー総数：75件（6サイト）</w:t>
+        <w:t xml:space="preserve">レビュー総数：77件（6サイト）</w:t>
       </w:r>
     </w:p>
     <w:p>
@@ -111,7 +111,7 @@
           <w:sz w:val="20"/>
           <w:szCs w:val="20"/>
         </w:rPr>
-        <w:t xml:space="preserve">対象サイト：Agoda / Booking.com / Trip.com / じゃらん / Google / 楽天トラベル</w:t>
+        <w:t xml:space="preserve">対象サイト：Agoda / Booking.com / Trip.com / じゃらん / 楽天トラベル / Google</w:t>
       </w:r>
     </w:p>
     <w:p>
@@ -131,7 +131,7 @@
           <w:sz w:val="20"/>
           <w:szCs w:val="20"/>
         </w:rPr>
-        <w:t xml:space="preserve">作成日：2026年3月23日</w:t>
+        <w:t xml:space="preserve">作成日：2026年3月24日</w:t>
       </w:r>
     </w:p>
     <w:p>
@@ -189,7 +189,7 @@
           <w:sz w:val="21"/>
           <w:szCs w:val="21"/>
         </w:rPr>
-        <w:t xml:space="preserve">2026年2月〜3月に各OTAサイト・口コミサイトに投稿された75件のレビューを包括的に分析しました。以下が主要な発見事項です。</w:t>
+        <w:t xml:space="preserve">2026年2月〜3月に各OTAサイト・口コミサイトに投稿された77件のレビューを包括的に分析しました。以下が主要な発見事項です。</w:t>
       </w:r>
     </w:p>
     <w:p>
@@ -261,7 +261,7 @@
                 <w:sz w:val="36"/>
                 <w:szCs w:val="36"/>
               </w:rPr>
-              <w:t xml:space="preserve">7.08</w:t>
+              <w:t xml:space="preserve">7.10</w:t>
             </w:r>
           </w:p>
         </w:tc>
@@ -310,7 +310,7 @@
                 <w:sz w:val="36"/>
                 <w:szCs w:val="36"/>
               </w:rPr>
-              <w:t xml:space="preserve">57.3%</w:t>
+              <w:t xml:space="preserve">58.4%</w:t>
             </w:r>
           </w:p>
         </w:tc>
@@ -359,7 +359,7 @@
                 <w:sz w:val="36"/>
                 <w:szCs w:val="36"/>
               </w:rPr>
-              <w:t xml:space="preserve">18.7%</w:t>
+              <w:t xml:space="preserve">18.2%</w:t>
             </w:r>
           </w:p>
         </w:tc>
@@ -408,7 +408,7 @@
                 <w:sz w:val="36"/>
                 <w:szCs w:val="36"/>
               </w:rPr>
-              <w:t xml:space="preserve">75件</w:t>
+              <w:t xml:space="preserve">77件</w:t>
             </w:r>
           </w:p>
         </w:tc>
@@ -448,7 +448,7 @@
           <w:sz w:val="21"/>
           <w:szCs w:val="21"/>
         </w:rPr>
-        <w:t xml:space="preserve">全体平均スコア7.08点（10点換算）は概ね標準的な水準であり、57.3%が高評価（8-10点）に分類されます。低評価（1-4点）は14件（18.7%）で、早急な改善対応が必要です。Agoda（8.67点）で特に高い評価を獲得しています。</w:t>
+        <w:t xml:space="preserve">全体平均スコア7.10点（10点換算）は概ね標準的な水準であり、58.4%が高評価（8-10点）に分類されます。低評価（1-4点）は14件（18.2%）で、早急な改善対応が必要です。Agoda（8.67点）で特に高い評価を獲得しています。</w:t>
       </w:r>
     </w:p>
     <w:p>
@@ -1927,7 +1927,7 @@
                 <w:sz w:val="20"/>
                 <w:szCs w:val="20"/>
               </w:rPr>
-              <w:t xml:space="preserve">Google</w:t>
+              <w:t xml:space="preserve">楽天トラベル</w:t>
             </w:r>
           </w:p>
         </w:tc>
@@ -1961,7 +1961,7 @@
                 <w:sz w:val="20"/>
                 <w:szCs w:val="20"/>
               </w:rPr>
-              <w:t xml:space="preserve">19</w:t>
+              <w:t xml:space="preserve">32</w:t>
             </w:r>
           </w:p>
         </w:tc>
@@ -1995,7 +1995,7 @@
                 <w:sz w:val="20"/>
                 <w:szCs w:val="20"/>
               </w:rPr>
-              <w:t xml:space="preserve">3.37</w:t>
+              <w:t xml:space="preserve">3.41</w:t>
             </w:r>
           </w:p>
         </w:tc>
@@ -2063,7 +2063,7 @@
                 <w:sz w:val="20"/>
                 <w:szCs w:val="20"/>
               </w:rPr>
-              <w:t xml:space="preserve">6.74</w:t>
+              <w:t xml:space="preserve">6.81</w:t>
             </w:r>
           </w:p>
         </w:tc>
@@ -2168,7 +2168,7 @@
                 <w:sz w:val="20"/>
                 <w:szCs w:val="20"/>
               </w:rPr>
-              <w:t xml:space="preserve">楽天トラベル</w:t>
+              <w:t xml:space="preserve">Google</w:t>
             </w:r>
           </w:p>
         </w:tc>
@@ -2203,7 +2203,7 @@
                 <w:sz w:val="20"/>
                 <w:szCs w:val="20"/>
               </w:rPr>
-              <w:t xml:space="preserve">30</w:t>
+              <w:t xml:space="preserve">19</w:t>
             </w:r>
           </w:p>
         </w:tc>
@@ -2308,7 +2308,7 @@
                 <w:sz w:val="20"/>
                 <w:szCs w:val="20"/>
               </w:rPr>
-              <w:t xml:space="preserve">6.73</w:t>
+              <w:t xml:space="preserve">6.74</w:t>
             </w:r>
           </w:p>
         </w:tc>
@@ -2418,7 +2418,7 @@
           <w:sz w:val="21"/>
           <w:szCs w:val="21"/>
         </w:rPr>
-        <w:t xml:space="preserve">評価分布は8点（34.7%）に最も多く、8点以上の高評価が57.3%を占める一方、改善の余地も見られます。低評価（1-4点）は計14件（18.7%）です。</w:t>
+        <w:t xml:space="preserve">評価分布は8点（36.4%）に最も多く、8点以上の高評価が58.4%を占める一方、改善の余地も見られます。低評価（1-4点）は計14件（18.2%）です。</w:t>
       </w:r>
     </w:p>
     <w:p>
@@ -2688,7 +2688,7 @@
                 <w:sz w:val="20"/>
                 <w:szCs w:val="20"/>
               </w:rPr>
-              <w:t xml:space="preserve">20.0%</w:t>
+              <w:t xml:space="preserve">19.5%</w:t>
             </w:r>
           </w:p>
         </w:tc>
@@ -2717,7 +2717,7 @@
                 <w:sz w:val="20"/>
                 <w:szCs w:val="20"/>
               </w:rPr>
-              <w:t xml:space="preserve">████████████</w:t>
+              <w:t xml:space="preserve">███████████</w:t>
             </w:r>
             <w:r>
               <w:rPr>
@@ -2833,7 +2833,7 @@
                 <w:sz w:val="20"/>
                 <w:szCs w:val="20"/>
               </w:rPr>
-              <w:t xml:space="preserve">2.7%</w:t>
+              <w:t xml:space="preserve">2.6%</w:t>
             </w:r>
           </w:p>
         </w:tc>
@@ -2861,7 +2861,7 @@
                 <w:sz w:val="20"/>
                 <w:szCs w:val="20"/>
               </w:rPr>
-              <w:t xml:space="preserve">██</w:t>
+              <w:t xml:space="preserve">█</w:t>
             </w:r>
             <w:r>
               <w:rPr>
@@ -2942,7 +2942,7 @@
                 <w:sz w:val="20"/>
                 <w:szCs w:val="20"/>
               </w:rPr>
-              <w:t xml:space="preserve">26</w:t>
+              <w:t xml:space="preserve">28</w:t>
             </w:r>
           </w:p>
         </w:tc>
@@ -2977,7 +2977,7 @@
                 <w:sz w:val="20"/>
                 <w:szCs w:val="20"/>
               </w:rPr>
-              <w:t xml:space="preserve">34.7%</w:t>
+              <w:t xml:space="preserve">36.4%</w:t>
             </w:r>
           </w:p>
         </w:tc>
@@ -3015,7 +3015,7 @@
                 <w:sz w:val="18"/>
                 <w:szCs w:val="18"/>
               </w:rPr>
-              <w:t xml:space="preserve"> 26件</w:t>
+              <w:t xml:space="preserve"> 28件</w:t>
             </w:r>
           </w:p>
         </w:tc>
@@ -3122,7 +3122,7 @@
                 <w:sz w:val="20"/>
                 <w:szCs w:val="20"/>
               </w:rPr>
-              <w:t xml:space="preserve">2.7%</w:t>
+              <w:t xml:space="preserve">2.6%</w:t>
             </w:r>
           </w:p>
         </w:tc>
@@ -3150,7 +3150,7 @@
                 <w:sz w:val="20"/>
                 <w:szCs w:val="20"/>
               </w:rPr>
-              <w:t xml:space="preserve">██</w:t>
+              <w:t xml:space="preserve">█</w:t>
             </w:r>
             <w:r>
               <w:rPr>
@@ -3266,7 +3266,7 @@
                 <w:sz w:val="20"/>
                 <w:szCs w:val="20"/>
               </w:rPr>
-              <w:t xml:space="preserve">20.0%</w:t>
+              <w:t xml:space="preserve">19.5%</w:t>
             </w:r>
           </w:p>
         </w:tc>
@@ -3295,7 +3295,7 @@
                 <w:sz w:val="20"/>
                 <w:szCs w:val="20"/>
               </w:rPr>
-              <w:t xml:space="preserve">████████████</w:t>
+              <w:t xml:space="preserve">███████████</w:t>
             </w:r>
             <w:r>
               <w:rPr>
@@ -3555,7 +3555,7 @@
                 <w:sz w:val="20"/>
                 <w:szCs w:val="20"/>
               </w:rPr>
-              <w:t xml:space="preserve">12.0%</w:t>
+              <w:t xml:space="preserve">11.7%</w:t>
             </w:r>
           </w:p>
         </w:tc>
@@ -3584,7 +3584,7 @@
                 <w:sz w:val="20"/>
                 <w:szCs w:val="20"/>
               </w:rPr>
-              <w:t xml:space="preserve">███████</w:t>
+              <w:t xml:space="preserve">██████</w:t>
             </w:r>
             <w:r>
               <w:rPr>
@@ -3700,7 +3700,7 @@
                 <w:sz w:val="20"/>
                 <w:szCs w:val="20"/>
               </w:rPr>
-              <w:t xml:space="preserve">6.7%</w:t>
+              <w:t xml:space="preserve">6.5%</w:t>
             </w:r>
           </w:p>
         </w:tc>
@@ -3814,7 +3814,7 @@
                 <w:sz w:val="24"/>
                 <w:szCs w:val="24"/>
               </w:rPr>
-              <w:t xml:space="preserve">43件（57.3%）</w:t>
+              <w:t xml:space="preserve">45件（58.4%）</w:t>
             </w:r>
           </w:p>
         </w:tc>
@@ -3865,7 +3865,7 @@
                 <w:sz w:val="24"/>
                 <w:szCs w:val="24"/>
               </w:rPr>
-              <w:t xml:space="preserve">18件（24.0%）</w:t>
+              <w:t xml:space="preserve">18件（23.4%）</w:t>
             </w:r>
           </w:p>
         </w:tc>
@@ -3916,7 +3916,7 @@
                 <w:sz w:val="24"/>
                 <w:szCs w:val="24"/>
               </w:rPr>
-              <w:t xml:space="preserve">14件（18.7%）</w:t>
+              <w:t xml:space="preserve">14件（18.2%）</w:t>
             </w:r>
           </w:p>
         </w:tc>
@@ -7047,7 +7047,7 @@
                 <w:sz w:val="20"/>
                 <w:szCs w:val="20"/>
               </w:rPr>
-              <w:t xml:space="preserve">7.08点</w:t>
+              <w:t xml:space="preserve">7.10点</w:t>
             </w:r>
           </w:p>
         </w:tc>
@@ -7187,7 +7187,7 @@
                 <w:sz w:val="20"/>
                 <w:szCs w:val="20"/>
               </w:rPr>
-              <w:t xml:space="preserve">57.3%</w:t>
+              <w:t xml:space="preserve">58.4%</w:t>
             </w:r>
           </w:p>
         </w:tc>
@@ -7222,7 +7222,7 @@
                 <w:sz w:val="20"/>
                 <w:szCs w:val="20"/>
               </w:rPr>
-              <w:t xml:space="preserve">67%以上</w:t>
+              <w:t xml:space="preserve">68%以上</w:t>
             </w:r>
           </w:p>
         </w:tc>
@@ -7327,7 +7327,7 @@
                 <w:sz w:val="20"/>
                 <w:szCs w:val="20"/>
               </w:rPr>
-              <w:t xml:space="preserve">18.7%</w:t>
+              <w:t xml:space="preserve">18.2%</w:t>
             </w:r>
           </w:p>
         </w:tc>
@@ -7361,7 +7361,7 @@
                 <w:sz w:val="20"/>
                 <w:szCs w:val="20"/>
               </w:rPr>
-              <w:t xml:space="preserve">14%以下</w:t>
+              <w:t xml:space="preserve">13%以下</w:t>
             </w:r>
           </w:p>
         </w:tc>
@@ -7736,7 +7736,7 @@
           <w:sz w:val="22"/>
           <w:szCs w:val="22"/>
         </w:rPr>
-        <w:t xml:space="preserve">[1] Agoda / 8点 / 2026-03-22</w:t>
+        <w:t xml:space="preserve">[1] 楽天トラベル / 8点 / 2026-03-23</w:t>
       </w:r>
     </w:p>
     <w:p>
@@ -7751,7 +7751,7 @@
           <w:sz w:val="21"/>
           <w:szCs w:val="21"/>
         </w:rPr>
-        <w:t xml:space="preserve">父（78）私（48）息子（21）の3世代でおそらく最初で最後の家族旅行をしました｡ 駅からも近く立地よく、サービスも充実しておりました｡ 選んでよかったです。</w:t>
+        <w:t xml:space="preserve">ビジネス街なので、静かでゆっくりできました。 部屋も広めで良かったです。</w:t>
       </w:r>
     </w:p>
     <w:p>
@@ -7772,7 +7772,7 @@
           <w:sz w:val="22"/>
           <w:szCs w:val="22"/>
         </w:rPr>
-        <w:t xml:space="preserve">[2] Google / 8点 / 2026-03-21</w:t>
+        <w:t xml:space="preserve">[2] Agoda / 8点 / 2026-03-22</w:t>
       </w:r>
     </w:p>
     <w:p>
@@ -7787,7 +7787,7 @@
           <w:sz w:val="21"/>
           <w:szCs w:val="21"/>
         </w:rPr>
-        <w:t xml:space="preserve">ホテルや客室内は綺麗に保たれています。 線路沿線なので、騒音が苦手な方は耳栓が必要かもしれませんが、窓にふすまが付いており、ふすまを閉めれば、私は気にならなくなりました。 最上階でしたが、特に素敵な夜景が望めるわけではありませんでした。 近くの三田駅まで徒歩8分程度、近くのコンビニも深夜帯は閉まっているので徒歩7分程度かかるので、ホテルにチェックインする前や手先から戻る前にコンビニに寄ってい...</w:t>
+        <w:t xml:space="preserve">父（78）私（48）息子（21）の3世代でおそらく最初で最後の家族旅行をしました｡ 駅からも近く立地よく、サービスも充実しておりました｡ 選んでよかったです。</w:t>
       </w:r>
     </w:p>
     <w:p>
@@ -7808,7 +7808,7 @@
           <w:sz w:val="22"/>
           <w:szCs w:val="22"/>
         </w:rPr>
-        <w:t xml:space="preserve">[3] 楽天トラベル / 8点 / 2026-03-20</w:t>
+        <w:t xml:space="preserve">[3] Google / 8点 / 2026-03-21</w:t>
       </w:r>
     </w:p>
     <w:p>
@@ -7823,7 +7823,7 @@
           <w:sz w:val="21"/>
           <w:szCs w:val="21"/>
         </w:rPr>
-        <w:t xml:space="preserve">ビッグサイトでのイベント参加でした。ロケーションも良く、食事をする場所にも困りませんでした。部屋はとてもきれいでした。</w:t>
+        <w:t xml:space="preserve">ホテルや客室内は綺麗に保たれています。 線路沿線なので、騒音が苦手な方は耳栓が必要かもしれませんが、窓にふすまが付いており、ふすまを閉めれば、私は気にならなくなりました。 最上階でしたが、特に素敵な夜景が望めるわけではありませんでした。 近くの三田駅まで徒歩8分程度、近くのコンビニも深夜帯は閉まっているので徒歩7分程度かかるので、ホテルにチェックインする前や手先から戻る前にコンビニに寄ってい...</w:t>
       </w:r>
     </w:p>
     <w:p>
@@ -7844,7 +7844,7 @@
           <w:sz w:val="22"/>
           <w:szCs w:val="22"/>
         </w:rPr>
-        <w:t xml:space="preserve">[4] 楽天トラベル / 10点 / 2026-03-20</w:t>
+        <w:t xml:space="preserve">[4] 楽天トラベル / 8点 / 2026-03-20</w:t>
       </w:r>
     </w:p>
     <w:p>
@@ -7859,7 +7859,7 @@
           <w:sz w:val="21"/>
           <w:szCs w:val="21"/>
         </w:rPr>
-        <w:t xml:space="preserve">東京出張の定宿として使わせてもらっていました。設備は最近のものに比べれば、やや古い感はありますが、必要にして多すぎず、かつキレイ整えられてるので、良い印象が増します。また、近くにコンビニがあるので、足りないと思うものは買いに行けるのも良いです。そして、何より朝食が美味しいのが、最大の魅力です。ビュッフェ方式ですが、和洋のバランスが良いので、和洋折衷にしても満足感が得られます。また東京出張の際...</w:t>
+        <w:t xml:space="preserve">ビッグサイトでのイベント参加でした。ロケーションも良く、食事をする場所にも困りませんでした。部屋はとてもきれいでした。</w:t>
       </w:r>
     </w:p>
     <w:p>
@@ -7880,7 +7880,7 @@
           <w:sz w:val="22"/>
           <w:szCs w:val="22"/>
         </w:rPr>
-        <w:t xml:space="preserve">[5] 楽天トラベル / 8点 / 2026-03-16</w:t>
+        <w:t xml:space="preserve">[5] 楽天トラベル / 10点 / 2026-03-20</w:t>
       </w:r>
     </w:p>
     <w:p>
@@ -7895,7 +7895,7 @@
           <w:sz w:val="21"/>
           <w:szCs w:val="21"/>
         </w:rPr>
-        <w:t xml:space="preserve">朝食のバイキングも、種類も沢山あるので、連泊でも飽きないです。</w:t>
+        <w:t xml:space="preserve">東京出張の定宿として使わせてもらっていました。設備は最近のものに比べれば、やや古い感はありますが、必要にして多すぎず、かつキレイ整えられてるので、良い印象が増します。また、近くにコンビニがあるので、足りないと思うものは買いに行けるのも良いです。そして、何より朝食が美味しいのが、最大の魅力です。ビュッフェ方式ですが、和洋のバランスが良いので、和洋折衷にしても満足感が得られます。また東京出張の際...</w:t>
       </w:r>
     </w:p>
     <w:p>
@@ -8140,7 +8140,7 @@
                 <w:sz w:val="21"/>
                 <w:szCs w:val="21"/>
               </w:rPr>
-              <w:t xml:space="preserve">チサンホテル浜松町は、全体平均7.08点（10点換算）、高評価率57.3%という一定の顧客満足度を示しているホテルです。特に「立地・アクセス」「快適さ・設備」が多くのゲストから高く評価されています。</w:t>
+              <w:t xml:space="preserve">チサンホテル浜松町は、全体平均7.10点（10点換算）、高評価率58.4%という一定の顧客満足度を示しているホテルです。特に「立地・アクセス」「快適さ・設備」が多くのゲストから高く評価されています。</w:t>
             </w:r>
           </w:p>
           <w:p>

--- a/納品レポート/ホテル別レポート/chisan_口コミ分析改善レポート.docx
+++ b/納品レポート/ホテル別レポート/chisan_口コミ分析改善レポート.docx
@@ -96,7 +96,7 @@
           <w:sz w:val="22"/>
           <w:szCs w:val="22"/>
         </w:rPr>
-        <w:t xml:space="preserve">レビュー総数：77件（6サイト）</w:t>
+        <w:t xml:space="preserve">レビュー総数：79件（6サイト）</w:t>
       </w:r>
     </w:p>
     <w:p>
@@ -131,7 +131,7 @@
           <w:sz w:val="20"/>
           <w:szCs w:val="20"/>
         </w:rPr>
-        <w:t xml:space="preserve">作成日：2026年3月24日</w:t>
+        <w:t xml:space="preserve">作成日：2026年3月25日</w:t>
       </w:r>
     </w:p>
     <w:p>
@@ -189,7 +189,7 @@
           <w:sz w:val="21"/>
           <w:szCs w:val="21"/>
         </w:rPr>
-        <w:t xml:space="preserve">2026年2月〜3月に各OTAサイト・口コミサイトに投稿された77件のレビューを包括的に分析しました。以下が主要な発見事項です。</w:t>
+        <w:t xml:space="preserve">2026年2月〜3月に各OTAサイト・口コミサイトに投稿された79件のレビューを包括的に分析しました。以下が主要な発見事項です。</w:t>
       </w:r>
     </w:p>
     <w:p>
@@ -261,7 +261,7 @@
                 <w:sz w:val="36"/>
                 <w:szCs w:val="36"/>
               </w:rPr>
-              <w:t xml:space="preserve">7.10</w:t>
+              <w:t xml:space="preserve">7.09</w:t>
             </w:r>
           </w:p>
         </w:tc>
@@ -310,7 +310,7 @@
                 <w:sz w:val="36"/>
                 <w:szCs w:val="36"/>
               </w:rPr>
-              <w:t xml:space="preserve">58.4%</w:t>
+              <w:t xml:space="preserve">57.0%</w:t>
             </w:r>
           </w:p>
         </w:tc>
@@ -359,7 +359,7 @@
                 <w:sz w:val="36"/>
                 <w:szCs w:val="36"/>
               </w:rPr>
-              <w:t xml:space="preserve">18.2%</w:t>
+              <w:t xml:space="preserve">17.7%</w:t>
             </w:r>
           </w:p>
         </w:tc>
@@ -408,7 +408,7 @@
                 <w:sz w:val="36"/>
                 <w:szCs w:val="36"/>
               </w:rPr>
-              <w:t xml:space="preserve">77件</w:t>
+              <w:t xml:space="preserve">79件</w:t>
             </w:r>
           </w:p>
         </w:tc>
@@ -448,7 +448,7 @@
           <w:sz w:val="21"/>
           <w:szCs w:val="21"/>
         </w:rPr>
-        <w:t xml:space="preserve">全体平均スコア7.10点（10点換算）は概ね標準的な水準であり、58.4%が高評価（8-10点）に分類されます。低評価（1-4点）は14件（18.2%）で、早急な改善対応が必要です。Agoda（8.67点）で特に高い評価を獲得しています。</w:t>
+        <w:t xml:space="preserve">全体平均スコア7.09点（10点換算）は概ね標準的な水準であり、57.0%が高評価（8-10点）に分類されます。低評価（1-4点）は14件（17.7%）で、早急な改善対応が必要です。Agoda（8.46点）で特に高い評価を獲得しています。</w:t>
       </w:r>
     </w:p>
     <w:p>
@@ -542,7 +542,7 @@
                 <w:sz w:val="20"/>
                 <w:szCs w:val="20"/>
               </w:rPr>
-              <w:t xml:space="preserve">立地・アクセス（20件以上で言及）、快適さ・設備（10件以上で言及）、朝食（10件以上で言及）</w:t>
+              <w:t xml:space="preserve">立地・アクセス（20件以上で言及）、快適さ・設備（20件以上で言及）、朝食（10件以上で言及）</w:t>
             </w:r>
           </w:p>
           <w:p>
@@ -567,7 +567,7 @@
                 <w:sz w:val="20"/>
                 <w:szCs w:val="20"/>
               </w:rPr>
-              <w:t xml:space="preserve">防音性能（14件）、設備の老朽化（12件）、浴室・水回り（10件）、部屋の狭さ（4件）</w:t>
+              <w:t xml:space="preserve">防音性能（15件）、設備の老朽化（13件）、浴室・水回り（10件）、部屋の狭さ（4件）</w:t>
             </w:r>
           </w:p>
           <w:p>
@@ -987,7 +987,7 @@
                 <w:sz w:val="20"/>
                 <w:szCs w:val="20"/>
               </w:rPr>
-              <w:t xml:space="preserve">12</w:t>
+              <w:t xml:space="preserve">13</w:t>
             </w:r>
           </w:p>
         </w:tc>
@@ -1021,7 +1021,7 @@
                 <w:sz w:val="20"/>
                 <w:szCs w:val="20"/>
               </w:rPr>
-              <w:t xml:space="preserve">8.67</w:t>
+              <w:t xml:space="preserve">8.46</w:t>
             </w:r>
           </w:p>
         </w:tc>
@@ -1089,7 +1089,7 @@
                 <w:sz w:val="20"/>
                 <w:szCs w:val="20"/>
               </w:rPr>
-              <w:t xml:space="preserve">8.67</w:t>
+              <w:t xml:space="preserve">8.46</w:t>
             </w:r>
           </w:p>
         </w:tc>
@@ -1123,7 +1123,7 @@
                 <w:sz w:val="20"/>
                 <w:szCs w:val="20"/>
               </w:rPr>
-              <w:t xml:space="preserve">8.5</w:t>
+              <w:t xml:space="preserve">8</w:t>
             </w:r>
           </w:p>
         </w:tc>
@@ -1474,7 +1474,7 @@
                 <w:sz w:val="20"/>
                 <w:szCs w:val="20"/>
               </w:rPr>
-              <w:t xml:space="preserve">1</w:t>
+              <w:t xml:space="preserve">2</w:t>
             </w:r>
           </w:p>
         </w:tc>
@@ -2418,7 +2418,7 @@
           <w:sz w:val="21"/>
           <w:szCs w:val="21"/>
         </w:rPr>
-        <w:t xml:space="preserve">評価分布は8点（36.4%）に最も多く、8点以上の高評価が58.4%を占める一方、改善の余地も見られます。低評価（1-4点）は計14件（18.2%）です。</w:t>
+        <w:t xml:space="preserve">評価分布は8点（35.4%）に最も多く、8点以上の高評価が57.0%を占める一方、改善の余地も見られます。低評価（1-4点）は計14件（17.7%）です。</w:t>
       </w:r>
     </w:p>
     <w:p>
@@ -2688,7 +2688,7 @@
                 <w:sz w:val="20"/>
                 <w:szCs w:val="20"/>
               </w:rPr>
-              <w:t xml:space="preserve">19.5%</w:t>
+              <w:t xml:space="preserve">19.0%</w:t>
             </w:r>
           </w:p>
         </w:tc>
@@ -2833,7 +2833,7 @@
                 <w:sz w:val="20"/>
                 <w:szCs w:val="20"/>
               </w:rPr>
-              <w:t xml:space="preserve">2.6%</w:t>
+              <w:t xml:space="preserve">2.5%</w:t>
             </w:r>
           </w:p>
         </w:tc>
@@ -2977,7 +2977,7 @@
                 <w:sz w:val="20"/>
                 <w:szCs w:val="20"/>
               </w:rPr>
-              <w:t xml:space="preserve">36.4%</w:t>
+              <w:t xml:space="preserve">35.4%</w:t>
             </w:r>
           </w:p>
         </w:tc>
@@ -3087,7 +3087,7 @@
                 <w:sz w:val="20"/>
                 <w:szCs w:val="20"/>
               </w:rPr>
-              <w:t xml:space="preserve">2</w:t>
+              <w:t xml:space="preserve">3</w:t>
             </w:r>
           </w:p>
         </w:tc>
@@ -3122,7 +3122,7 @@
                 <w:sz w:val="20"/>
                 <w:szCs w:val="20"/>
               </w:rPr>
-              <w:t xml:space="preserve">2.6%</w:t>
+              <w:t xml:space="preserve">3.8%</w:t>
             </w:r>
           </w:p>
         </w:tc>
@@ -3150,7 +3150,7 @@
                 <w:sz w:val="20"/>
                 <w:szCs w:val="20"/>
               </w:rPr>
-              <w:t xml:space="preserve">█</w:t>
+              <w:t xml:space="preserve">██</w:t>
             </w:r>
             <w:r>
               <w:rPr>
@@ -3159,7 +3159,7 @@
                 <w:sz w:val="18"/>
                 <w:szCs w:val="18"/>
               </w:rPr>
-              <w:t xml:space="preserve"> 2件</w:t>
+              <w:t xml:space="preserve"> 3件</w:t>
             </w:r>
           </w:p>
         </w:tc>
@@ -3231,7 +3231,7 @@
                 <w:sz w:val="20"/>
                 <w:szCs w:val="20"/>
               </w:rPr>
-              <w:t xml:space="preserve">15</w:t>
+              <w:t xml:space="preserve">16</w:t>
             </w:r>
           </w:p>
         </w:tc>
@@ -3266,7 +3266,7 @@
                 <w:sz w:val="20"/>
                 <w:szCs w:val="20"/>
               </w:rPr>
-              <w:t xml:space="preserve">19.5%</w:t>
+              <w:t xml:space="preserve">20.3%</w:t>
             </w:r>
           </w:p>
         </w:tc>
@@ -3304,7 +3304,7 @@
                 <w:sz w:val="18"/>
                 <w:szCs w:val="18"/>
               </w:rPr>
-              <w:t xml:space="preserve"> 15件</w:t>
+              <w:t xml:space="preserve"> 16件</w:t>
             </w:r>
           </w:p>
         </w:tc>
@@ -3555,7 +3555,7 @@
                 <w:sz w:val="20"/>
                 <w:szCs w:val="20"/>
               </w:rPr>
-              <w:t xml:space="preserve">11.7%</w:t>
+              <w:t xml:space="preserve">11.4%</w:t>
             </w:r>
           </w:p>
         </w:tc>
@@ -3700,7 +3700,7 @@
                 <w:sz w:val="20"/>
                 <w:szCs w:val="20"/>
               </w:rPr>
-              <w:t xml:space="preserve">6.5%</w:t>
+              <w:t xml:space="preserve">6.3%</w:t>
             </w:r>
           </w:p>
         </w:tc>
@@ -3814,7 +3814,7 @@
                 <w:sz w:val="24"/>
                 <w:szCs w:val="24"/>
               </w:rPr>
-              <w:t xml:space="preserve">45件（58.4%）</w:t>
+              <w:t xml:space="preserve">45件（57.0%）</w:t>
             </w:r>
           </w:p>
         </w:tc>
@@ -3865,7 +3865,7 @@
                 <w:sz w:val="24"/>
                 <w:szCs w:val="24"/>
               </w:rPr>
-              <w:t xml:space="preserve">18件（23.4%）</w:t>
+              <w:t xml:space="preserve">20件（25.3%）</w:t>
             </w:r>
           </w:p>
         </w:tc>
@@ -3916,7 +3916,7 @@
                 <w:sz w:val="24"/>
                 <w:szCs w:val="24"/>
               </w:rPr>
-              <w:t xml:space="preserve">14件（18.2%）</w:t>
+              <w:t xml:space="preserve">14件（17.7%）</w:t>
             </w:r>
           </w:p>
         </w:tc>
@@ -4260,7 +4260,7 @@
                 <w:sz w:val="20"/>
                 <w:szCs w:val="20"/>
               </w:rPr>
-              <w:t xml:space="preserve">10件以上</w:t>
+              <w:t xml:space="preserve">20件以上</w:t>
             </w:r>
           </w:p>
         </w:tc>
@@ -4294,7 +4294,7 @@
                 <w:sz w:val="20"/>
                 <w:szCs w:val="20"/>
               </w:rPr>
-              <w:t xml:space="preserve">「設備は若干古いですが特に過不足なく不便は感じませんでした」「設備は最近のものに比べれば、やや古い感はありますが、必要にして多すぎず、かつキレイ整えられてるので、良い印象が増します」</w:t>
+              <w:t xml:space="preserve">「口コミを見ていて覚悟はしていたが、設備としては古めのホテルでした」「設備は若干古いですが特に過不足なく不便は感じませんでした」</w:t>
             </w:r>
           </w:p>
         </w:tc>
@@ -4850,7 +4850,7 @@
           <w:sz w:val="21"/>
           <w:szCs w:val="21"/>
         </w:rPr>
-        <w:t xml:space="preserve">快適さ・設備に関するポジティブな評価も多く寄せられています。「設備は若干古いですが特に過不足なく不便は感じませんでした」といったコメントが見られます。</w:t>
+        <w:t xml:space="preserve">快適さ・設備に関するポジティブな評価も多く寄せられています。「口コミを見ていて覚悟はしていたが、設備としては古めのホテルでした」といったコメントが見られます。</w:t>
       </w:r>
     </w:p>
     <w:p>
@@ -5155,7 +5155,7 @@
                 <w:sz w:val="20"/>
                 <w:szCs w:val="20"/>
               </w:rPr>
-              <w:t xml:space="preserve">電車の音が気になり、眠れませんでした</w:t>
+              <w:t xml:space="preserve">今回留まった部屋だけかもしれないが、ベットのスプリングが壊れているのかわからないが、寝返りする度にキーキーと音を立...</w:t>
             </w:r>
           </w:p>
         </w:tc>
@@ -5189,7 +5189,7 @@
                 <w:sz w:val="20"/>
                 <w:szCs w:val="20"/>
               </w:rPr>
-              <w:t xml:space="preserve">重大・14件</w:t>
+              <w:t xml:space="preserve">重大・15件</w:t>
             </w:r>
           </w:p>
         </w:tc>
@@ -5294,7 +5294,7 @@
                 <w:sz w:val="20"/>
                 <w:szCs w:val="20"/>
               </w:rPr>
-              <w:t xml:space="preserve">設備は若干古いですが特に過不足なく不便は感じませんでした</w:t>
+              <w:t xml:space="preserve">口コミを見ていて覚悟はしていたが、設備としては古めのホテルでした</w:t>
             </w:r>
           </w:p>
         </w:tc>
@@ -5328,7 +5328,7 @@
                 <w:sz w:val="20"/>
                 <w:szCs w:val="20"/>
               </w:rPr>
-              <w:t xml:space="preserve">重大・12件</w:t>
+              <w:t xml:space="preserve">重大・13件</w:t>
             </w:r>
           </w:p>
         </w:tc>
@@ -7047,7 +7047,7 @@
                 <w:sz w:val="20"/>
                 <w:szCs w:val="20"/>
               </w:rPr>
-              <w:t xml:space="preserve">7.10点</w:t>
+              <w:t xml:space="preserve">7.09点</w:t>
             </w:r>
           </w:p>
         </w:tc>
@@ -7187,7 +7187,7 @@
                 <w:sz w:val="20"/>
                 <w:szCs w:val="20"/>
               </w:rPr>
-              <w:t xml:space="preserve">58.4%</w:t>
+              <w:t xml:space="preserve">57.0%</w:t>
             </w:r>
           </w:p>
         </w:tc>
@@ -7222,7 +7222,7 @@
                 <w:sz w:val="20"/>
                 <w:szCs w:val="20"/>
               </w:rPr>
-              <w:t xml:space="preserve">68%以上</w:t>
+              <w:t xml:space="preserve">67%以上</w:t>
             </w:r>
           </w:p>
         </w:tc>
@@ -7327,7 +7327,7 @@
                 <w:sz w:val="20"/>
                 <w:szCs w:val="20"/>
               </w:rPr>
-              <w:t xml:space="preserve">18.2%</w:t>
+              <w:t xml:space="preserve">17.7%</w:t>
             </w:r>
           </w:p>
         </w:tc>
@@ -7607,7 +7607,7 @@
                 <w:sz w:val="20"/>
                 <w:szCs w:val="20"/>
               </w:rPr>
-              <w:t xml:space="preserve">約14件/期間</w:t>
+              <w:t xml:space="preserve">約15件/期間</w:t>
             </w:r>
           </w:p>
         </w:tc>
@@ -7916,7 +7916,7 @@
           <w:sz w:val="22"/>
           <w:szCs w:val="22"/>
         </w:rPr>
-        <w:t xml:space="preserve">[6] Google / 4点 / 2026-03-22</w:t>
+        <w:t xml:space="preserve">[6] Agoda / 6点 / 2026-03-24</w:t>
       </w:r>
     </w:p>
     <w:p>
@@ -7931,7 +7931,7 @@
           <w:sz w:val="21"/>
           <w:szCs w:val="21"/>
         </w:rPr>
-        <w:t xml:space="preserve">近くにイオンのスーパーがあり便利</w:t>
+        <w:t xml:space="preserve">口コミを見ていて覚悟はしていたが、設備としては古めのホテルでした。 他が空いてなければ使いますが好んでは使わないかなぁ。</w:t>
       </w:r>
     </w:p>
     <w:p>
@@ -7952,7 +7952,7 @@
           <w:sz w:val="22"/>
           <w:szCs w:val="22"/>
         </w:rPr>
-        <w:t xml:space="preserve">[7] じゃらん / 6点 / 2026-03-22</w:t>
+        <w:t xml:space="preserve">[7] Google / 4点 / 2026-03-22</w:t>
       </w:r>
     </w:p>
     <w:p>
@@ -7967,7 +7967,7 @@
           <w:sz w:val="21"/>
           <w:szCs w:val="21"/>
         </w:rPr>
-        <w:t xml:space="preserve">立地がとてもよくあらゆる方面に移動がものすごい楽！歩いてもよしJRでもよし。近くの中華もリーズナブルで美味しかった。</w:t>
+        <w:t xml:space="preserve">近くにイオンのスーパーがあり便利</w:t>
       </w:r>
     </w:p>
     <w:p>
@@ -7988,7 +7988,7 @@
           <w:sz w:val="22"/>
           <w:szCs w:val="22"/>
         </w:rPr>
-        <w:t xml:space="preserve">[8] 楽天トラベル / 6点 / 2026-03-20</w:t>
+        <w:t xml:space="preserve">[8] じゃらん / 6点 / 2026-03-22</w:t>
       </w:r>
     </w:p>
     <w:p>
@@ -8003,7 +8003,7 @@
           <w:sz w:val="21"/>
           <w:szCs w:val="21"/>
         </w:rPr>
-        <w:t xml:space="preserve">出張で一泊使用させていただきました。駅に近く、隣のビル一階にコンビニやドラッグストア、マクドも入って利便性は非常に良いです。一方で、駅に近い分部屋によっては常に電車が行き来する音がするのと、水回りの音がやや響きやすい点が気になりました。設備は若干古いですが特に過不足なく不便は感じませんでした。</w:t>
+        <w:t xml:space="preserve">立地がとてもよくあらゆる方面に移動がものすごい楽！歩いてもよしJRでもよし。近くの中華もリーズナブルで美味しかった。</w:t>
       </w:r>
     </w:p>
     <w:p>
@@ -8024,7 +8024,7 @@
           <w:sz w:val="22"/>
           <w:szCs w:val="22"/>
         </w:rPr>
-        <w:t xml:space="preserve">[9] 楽天トラベル / 2点 / 2026-03-16</w:t>
+        <w:t xml:space="preserve">[9] 楽天トラベル / 6点 / 2026-03-20</w:t>
       </w:r>
     </w:p>
     <w:p>
@@ -8039,7 +8039,7 @@
           <w:sz w:val="21"/>
           <w:szCs w:val="21"/>
         </w:rPr>
-        <w:t xml:space="preserve">古くてずっと音が鳴ってて怖かったです。</w:t>
+        <w:t xml:space="preserve">出張で一泊使用させていただきました。駅に近く、隣のビル一階にコンビニやドラッグストア、マクドも入って利便性は非常に良いです。一方で、駅に近い分部屋によっては常に電車が行き来する音がするのと、水回りの音がやや響きやすい点が気になりました。設備は若干古いですが特に過不足なく不便は感じませんでした。</w:t>
       </w:r>
     </w:p>
     <w:p>
@@ -8060,7 +8060,7 @@
           <w:sz w:val="22"/>
           <w:szCs w:val="22"/>
         </w:rPr>
-        <w:t xml:space="preserve">[10] 楽天トラベル / 4点 / 2026-03-14</w:t>
+        <w:t xml:space="preserve">[10] 楽天トラベル / 2点 / 2026-03-16</w:t>
       </w:r>
     </w:p>
     <w:p>
@@ -8075,7 +8075,7 @@
           <w:sz w:val="21"/>
           <w:szCs w:val="21"/>
         </w:rPr>
-        <w:t xml:space="preserve">部屋のWi-Fiが弱く且つ安定してなかった。階の違う同僚の部屋は安定していたそう。朝食はバリエーション豊富で楽しめました</w:t>
+        <w:t xml:space="preserve">古くてずっと音が鳴ってて怖かったです。</w:t>
       </w:r>
     </w:p>
     <w:p>
@@ -8140,7 +8140,7 @@
                 <w:sz w:val="21"/>
                 <w:szCs w:val="21"/>
               </w:rPr>
-              <w:t xml:space="preserve">チサンホテル浜松町は、全体平均7.10点（10点換算）、高評価率58.4%という一定の顧客満足度を示しているホテルです。特に「立地・アクセス」「快適さ・設備」が多くのゲストから高く評価されています。</w:t>
+              <w:t xml:space="preserve">チサンホテル浜松町は、全体平均7.09点（10点換算）、高評価率57.0%という一定の顧客満足度を示しているホテルです。特に「立地・アクセス」「快適さ・設備」が多くのゲストから高く評価されています。</w:t>
             </w:r>
           </w:p>
           <w:p>

--- a/納品レポート/ホテル別レポート/chisan_口コミ分析改善レポート.docx
+++ b/納品レポート/ホテル別レポート/chisan_口コミ分析改善レポート.docx
@@ -96,7 +96,7 @@
           <w:sz w:val="22"/>
           <w:szCs w:val="22"/>
         </w:rPr>
-        <w:t xml:space="preserve">レビュー総数：79件（6サイト）</w:t>
+        <w:t xml:space="preserve">レビュー総数：80件（6サイト）</w:t>
       </w:r>
     </w:p>
     <w:p>
@@ -131,7 +131,7 @@
           <w:sz w:val="20"/>
           <w:szCs w:val="20"/>
         </w:rPr>
-        <w:t xml:space="preserve">作成日：2026年3月25日</w:t>
+        <w:t xml:space="preserve">作成日：2026年3月26日</w:t>
       </w:r>
     </w:p>
     <w:p>
@@ -189,7 +189,7 @@
           <w:sz w:val="21"/>
           <w:szCs w:val="21"/>
         </w:rPr>
-        <w:t xml:space="preserve">2026年2月〜3月に各OTAサイト・口コミサイトに投稿された79件のレビューを包括的に分析しました。以下が主要な発見事項です。</w:t>
+        <w:t xml:space="preserve">2026年2月〜3月に各OTAサイト・口コミサイトに投稿された80件のレビューを包括的に分析しました。以下が主要な発見事項です。</w:t>
       </w:r>
     </w:p>
     <w:p>
@@ -261,7 +261,7 @@
                 <w:sz w:val="36"/>
                 <w:szCs w:val="36"/>
               </w:rPr>
-              <w:t xml:space="preserve">7.09</w:t>
+              <w:t xml:space="preserve">7.12</w:t>
             </w:r>
           </w:p>
         </w:tc>
@@ -310,7 +310,7 @@
                 <w:sz w:val="36"/>
                 <w:szCs w:val="36"/>
               </w:rPr>
-              <w:t xml:space="preserve">57.0%</w:t>
+              <w:t xml:space="preserve">57.5%</w:t>
             </w:r>
           </w:p>
         </w:tc>
@@ -359,7 +359,7 @@
                 <w:sz w:val="36"/>
                 <w:szCs w:val="36"/>
               </w:rPr>
-              <w:t xml:space="preserve">17.7%</w:t>
+              <w:t xml:space="preserve">17.5%</w:t>
             </w:r>
           </w:p>
         </w:tc>
@@ -408,7 +408,7 @@
                 <w:sz w:val="36"/>
                 <w:szCs w:val="36"/>
               </w:rPr>
-              <w:t xml:space="preserve">79件</w:t>
+              <w:t xml:space="preserve">80件</w:t>
             </w:r>
           </w:p>
         </w:tc>
@@ -448,7 +448,7 @@
           <w:sz w:val="21"/>
           <w:szCs w:val="21"/>
         </w:rPr>
-        <w:t xml:space="preserve">全体平均スコア7.09点（10点換算）は概ね標準的な水準であり、57.0%が高評価（8-10点）に分類されます。低評価（1-4点）は14件（17.7%）で、早急な改善対応が必要です。Agoda（8.46点）で特に高い評価を獲得しています。</w:t>
+        <w:t xml:space="preserve">全体平均スコア7.12点（10点換算）は概ね標準的な水準であり、57.5%が高評価（8-10点）に分類されます。低評価（1-4点）は14件（17.5%）で、早急な改善対応が必要です。Agoda（8.46点）で特に高い評価を獲得しています。</w:t>
       </w:r>
     </w:p>
     <w:p>
@@ -1229,7 +1229,7 @@
                 <w:sz w:val="20"/>
                 <w:szCs w:val="20"/>
               </w:rPr>
-              <w:t xml:space="preserve">4</w:t>
+              <w:t xml:space="preserve">5</w:t>
             </w:r>
           </w:p>
         </w:tc>
@@ -1264,7 +1264,7 @@
                 <w:sz w:val="20"/>
                 <w:szCs w:val="20"/>
               </w:rPr>
-              <w:t xml:space="preserve">7</w:t>
+              <w:t xml:space="preserve">7.6</w:t>
             </w:r>
           </w:p>
         </w:tc>
@@ -1334,7 +1334,7 @@
                 <w:sz w:val="20"/>
                 <w:szCs w:val="20"/>
               </w:rPr>
-              <w:t xml:space="preserve">7</w:t>
+              <w:t xml:space="preserve">7.6</w:t>
             </w:r>
           </w:p>
         </w:tc>
@@ -1369,7 +1369,7 @@
                 <w:sz w:val="20"/>
                 <w:szCs w:val="20"/>
               </w:rPr>
-              <w:t xml:space="preserve">7.5</w:t>
+              <w:t xml:space="preserve">8</w:t>
             </w:r>
           </w:p>
         </w:tc>
@@ -2418,7 +2418,7 @@
           <w:sz w:val="21"/>
           <w:szCs w:val="21"/>
         </w:rPr>
-        <w:t xml:space="preserve">評価分布は8点（35.4%）に最も多く、8点以上の高評価が57.0%を占める一方、改善の余地も見られます。低評価（1-4点）は計14件（17.7%）です。</w:t>
+        <w:t xml:space="preserve">評価分布は8点（35.0%）に最も多く、8点以上の高評価が57.5%を占める一方、改善の余地も見られます。低評価（1-4点）は計14件（17.5%）です。</w:t>
       </w:r>
     </w:p>
     <w:p>
@@ -2653,7 +2653,7 @@
                 <w:sz w:val="20"/>
                 <w:szCs w:val="20"/>
               </w:rPr>
-              <w:t xml:space="preserve">15</w:t>
+              <w:t xml:space="preserve">16</w:t>
             </w:r>
           </w:p>
         </w:tc>
@@ -2688,7 +2688,7 @@
                 <w:sz w:val="20"/>
                 <w:szCs w:val="20"/>
               </w:rPr>
-              <w:t xml:space="preserve">19.0%</w:t>
+              <w:t xml:space="preserve">20.0%</w:t>
             </w:r>
           </w:p>
         </w:tc>
@@ -2726,7 +2726,7 @@
                 <w:sz w:val="18"/>
                 <w:szCs w:val="18"/>
               </w:rPr>
-              <w:t xml:space="preserve"> 15件</w:t>
+              <w:t xml:space="preserve"> 16件</w:t>
             </w:r>
           </w:p>
         </w:tc>
@@ -2977,7 +2977,7 @@
                 <w:sz w:val="20"/>
                 <w:szCs w:val="20"/>
               </w:rPr>
-              <w:t xml:space="preserve">35.4%</w:t>
+              <w:t xml:space="preserve">35.0%</w:t>
             </w:r>
           </w:p>
         </w:tc>
@@ -3266,7 +3266,7 @@
                 <w:sz w:val="20"/>
                 <w:szCs w:val="20"/>
               </w:rPr>
-              <w:t xml:space="preserve">20.3%</w:t>
+              <w:t xml:space="preserve">20.0%</w:t>
             </w:r>
           </w:p>
         </w:tc>
@@ -3411,7 +3411,7 @@
                 <w:sz w:val="20"/>
                 <w:szCs w:val="20"/>
               </w:rPr>
-              <w:t xml:space="preserve">1.3%</w:t>
+              <w:t xml:space="preserve">1.2%</w:t>
             </w:r>
           </w:p>
         </w:tc>
@@ -3555,7 +3555,7 @@
                 <w:sz w:val="20"/>
                 <w:szCs w:val="20"/>
               </w:rPr>
-              <w:t xml:space="preserve">11.4%</w:t>
+              <w:t xml:space="preserve">11.2%</w:t>
             </w:r>
           </w:p>
         </w:tc>
@@ -3700,7 +3700,7 @@
                 <w:sz w:val="20"/>
                 <w:szCs w:val="20"/>
               </w:rPr>
-              <w:t xml:space="preserve">6.3%</w:t>
+              <w:t xml:space="preserve">6.2%</w:t>
             </w:r>
           </w:p>
         </w:tc>
@@ -3814,7 +3814,7 @@
                 <w:sz w:val="24"/>
                 <w:szCs w:val="24"/>
               </w:rPr>
-              <w:t xml:space="preserve">45件（57.0%）</w:t>
+              <w:t xml:space="preserve">46件（57.5%）</w:t>
             </w:r>
           </w:p>
         </w:tc>
@@ -3865,7 +3865,7 @@
                 <w:sz w:val="24"/>
                 <w:szCs w:val="24"/>
               </w:rPr>
-              <w:t xml:space="preserve">20件（25.3%）</w:t>
+              <w:t xml:space="preserve">20件（25.0%）</w:t>
             </w:r>
           </w:p>
         </w:tc>
@@ -3916,7 +3916,7 @@
                 <w:sz w:val="24"/>
                 <w:szCs w:val="24"/>
               </w:rPr>
-              <w:t xml:space="preserve">14件（17.7%）</w:t>
+              <w:t xml:space="preserve">14件（17.5%）</w:t>
             </w:r>
           </w:p>
         </w:tc>
@@ -7047,7 +7047,7 @@
                 <w:sz w:val="20"/>
                 <w:szCs w:val="20"/>
               </w:rPr>
-              <w:t xml:space="preserve">7.09点</w:t>
+              <w:t xml:space="preserve">7.12点</w:t>
             </w:r>
           </w:p>
         </w:tc>
@@ -7187,7 +7187,7 @@
                 <w:sz w:val="20"/>
                 <w:szCs w:val="20"/>
               </w:rPr>
-              <w:t xml:space="preserve">57.0%</w:t>
+              <w:t xml:space="preserve">57.5%</w:t>
             </w:r>
           </w:p>
         </w:tc>
@@ -7222,7 +7222,7 @@
                 <w:sz w:val="20"/>
                 <w:szCs w:val="20"/>
               </w:rPr>
-              <w:t xml:space="preserve">67%以上</w:t>
+              <w:t xml:space="preserve">68%以上</w:t>
             </w:r>
           </w:p>
         </w:tc>
@@ -7327,7 +7327,7 @@
                 <w:sz w:val="20"/>
                 <w:szCs w:val="20"/>
               </w:rPr>
-              <w:t xml:space="preserve">17.7%</w:t>
+              <w:t xml:space="preserve">17.5%</w:t>
             </w:r>
           </w:p>
         </w:tc>
@@ -8140,7 +8140,7 @@
                 <w:sz w:val="21"/>
                 <w:szCs w:val="21"/>
               </w:rPr>
-              <w:t xml:space="preserve">チサンホテル浜松町は、全体平均7.09点（10点換算）、高評価率57.0%という一定の顧客満足度を示しているホテルです。特に「立地・アクセス」「快適さ・設備」が多くのゲストから高く評価されています。</w:t>
+              <w:t xml:space="preserve">チサンホテル浜松町は、全体平均7.12点（10点換算）、高評価率57.5%という一定の顧客満足度を示しているホテルです。特に「立地・アクセス」「快適さ・設備」が多くのゲストから高く評価されています。</w:t>
             </w:r>
           </w:p>
           <w:p>

--- a/納品レポート/ホテル別レポート/chisan_口コミ分析改善レポート.docx
+++ b/納品レポート/ホテル別レポート/chisan_口コミ分析改善レポート.docx
@@ -96,7 +96,7 @@
           <w:sz w:val="22"/>
           <w:szCs w:val="22"/>
         </w:rPr>
-        <w:t xml:space="preserve">レビュー総数：80件（6サイト）</w:t>
+        <w:t xml:space="preserve">レビュー総数：83件（6サイト）</w:t>
       </w:r>
     </w:p>
     <w:p>
@@ -111,7 +111,7 @@
           <w:sz w:val="20"/>
           <w:szCs w:val="20"/>
         </w:rPr>
-        <w:t xml:space="preserve">対象サイト：Agoda / Booking.com / Trip.com / じゃらん / 楽天トラベル / Google</w:t>
+        <w:t xml:space="preserve">対象サイト：Agoda / Booking.com / じゃらん / Google / 楽天トラベル / Trip.com</w:t>
       </w:r>
     </w:p>
     <w:p>
@@ -131,7 +131,7 @@
           <w:sz w:val="20"/>
           <w:szCs w:val="20"/>
         </w:rPr>
-        <w:t xml:space="preserve">作成日：2026年3月26日</w:t>
+        <w:t xml:space="preserve">作成日：2026年3月27日</w:t>
       </w:r>
     </w:p>
     <w:p>
@@ -189,7 +189,7 @@
           <w:sz w:val="21"/>
           <w:szCs w:val="21"/>
         </w:rPr>
-        <w:t xml:space="preserve">2026年2月〜3月に各OTAサイト・口コミサイトに投稿された80件のレビューを包括的に分析しました。以下が主要な発見事項です。</w:t>
+        <w:t xml:space="preserve">2026年2月〜3月に各OTAサイト・口コミサイトに投稿された83件のレビューを包括的に分析しました。以下が主要な発見事項です。</w:t>
       </w:r>
     </w:p>
     <w:p>
@@ -261,7 +261,7 @@
                 <w:sz w:val="36"/>
                 <w:szCs w:val="36"/>
               </w:rPr>
-              <w:t xml:space="preserve">7.12</w:t>
+              <w:t xml:space="preserve">7.04</w:t>
             </w:r>
           </w:p>
         </w:tc>
@@ -310,7 +310,7 @@
                 <w:sz w:val="36"/>
                 <w:szCs w:val="36"/>
               </w:rPr>
-              <w:t xml:space="preserve">57.5%</w:t>
+              <w:t xml:space="preserve">56.6%</w:t>
             </w:r>
           </w:p>
         </w:tc>
@@ -359,7 +359,7 @@
                 <w:sz w:val="36"/>
                 <w:szCs w:val="36"/>
               </w:rPr>
-              <w:t xml:space="preserve">17.5%</w:t>
+              <w:t xml:space="preserve">19.3%</w:t>
             </w:r>
           </w:p>
         </w:tc>
@@ -408,7 +408,7 @@
                 <w:sz w:val="36"/>
                 <w:szCs w:val="36"/>
               </w:rPr>
-              <w:t xml:space="preserve">80件</w:t>
+              <w:t xml:space="preserve">83件</w:t>
             </w:r>
           </w:p>
         </w:tc>
@@ -448,7 +448,7 @@
           <w:sz w:val="21"/>
           <w:szCs w:val="21"/>
         </w:rPr>
-        <w:t xml:space="preserve">全体平均スコア7.12点（10点換算）は概ね標準的な水準であり、57.5%が高評価（8-10点）に分類されます。低評価（1-4点）は14件（17.5%）で、早急な改善対応が必要です。Agoda（8.46点）で特に高い評価を獲得しています。</w:t>
+        <w:t xml:space="preserve">全体平均スコア7.04点（10点換算）は概ね標準的な水準であり、56.6%が高評価（8-10点）に分類されます。低評価（1-4点）は16件（19.3%）で、早急な改善対応が必要です。Agoda（8.46点）で特に高い評価を獲得しています。</w:t>
       </w:r>
     </w:p>
     <w:p>
@@ -463,7 +463,7 @@
           <w:sz w:val="21"/>
           <w:szCs w:val="21"/>
         </w:rPr>
-        <w:t xml:space="preserve">全体としては「立地・アクセス」と「快適さ・設備」がホテルの主な強みとして際立っています。</w:t>
+        <w:t xml:space="preserve">一方で、Trip.com（6.0点）では相対的に低いスコアとなっており、改善の余地があります。全体としては「立地・アクセス」と「快適さ・設備」がホテルの主な強みとして際立っています。</w:t>
       </w:r>
     </w:p>
     <w:p>
@@ -567,7 +567,7 @@
                 <w:sz w:val="20"/>
                 <w:szCs w:val="20"/>
               </w:rPr>
-              <w:t xml:space="preserve">防音性能（15件）、設備の老朽化（13件）、浴室・水回り（10件）、部屋の狭さ（4件）</w:t>
+              <w:t xml:space="preserve">防音性能（16件）、設備の老朽化（15件）、浴室・水回り（11件）、部屋の狭さ（4件）</w:t>
             </w:r>
           </w:p>
           <w:p>
@@ -1440,7 +1440,7 @@
                 <w:sz w:val="20"/>
                 <w:szCs w:val="20"/>
               </w:rPr>
-              <w:t xml:space="preserve">Trip.com</w:t>
+              <w:t xml:space="preserve">じゃらん</w:t>
             </w:r>
           </w:p>
         </w:tc>
@@ -1474,7 +1474,7 @@
                 <w:sz w:val="20"/>
                 <w:szCs w:val="20"/>
               </w:rPr>
-              <w:t xml:space="preserve">2</w:t>
+              <w:t xml:space="preserve">10</w:t>
             </w:r>
           </w:p>
         </w:tc>
@@ -1508,7 +1508,7 @@
                 <w:sz w:val="20"/>
                 <w:szCs w:val="20"/>
               </w:rPr>
-              <w:t xml:space="preserve">7</w:t>
+              <w:t xml:space="preserve">3.5</w:t>
             </w:r>
           </w:p>
         </w:tc>
@@ -1542,7 +1542,7 @@
                 <w:sz w:val="20"/>
                 <w:szCs w:val="20"/>
               </w:rPr>
-              <w:t xml:space="preserve">/10</w:t>
+              <w:t xml:space="preserve">/5 (×2)</w:t>
             </w:r>
           </w:p>
         </w:tc>
@@ -1681,7 +1681,7 @@
                 <w:sz w:val="20"/>
                 <w:szCs w:val="20"/>
               </w:rPr>
-              <w:t xml:space="preserve">じゃらん</w:t>
+              <w:t xml:space="preserve">Google</w:t>
             </w:r>
           </w:p>
         </w:tc>
@@ -1716,7 +1716,7 @@
                 <w:sz w:val="20"/>
                 <w:szCs w:val="20"/>
               </w:rPr>
-              <w:t xml:space="preserve">9</w:t>
+              <w:t xml:space="preserve">19</w:t>
             </w:r>
           </w:p>
         </w:tc>
@@ -1751,7 +1751,7 @@
                 <w:sz w:val="20"/>
                 <w:szCs w:val="20"/>
               </w:rPr>
-              <w:t xml:space="preserve">3.44</w:t>
+              <w:t xml:space="preserve">3.37</w:t>
             </w:r>
           </w:p>
         </w:tc>
@@ -1821,7 +1821,7 @@
                 <w:sz w:val="20"/>
                 <w:szCs w:val="20"/>
               </w:rPr>
-              <w:t xml:space="preserve">6.89</w:t>
+              <w:t xml:space="preserve">6.74</w:t>
             </w:r>
           </w:p>
         </w:tc>
@@ -1856,7 +1856,7 @@
                 <w:sz w:val="20"/>
                 <w:szCs w:val="20"/>
               </w:rPr>
-              <w:t xml:space="preserve">6</w:t>
+              <w:t xml:space="preserve">8</w:t>
             </w:r>
           </w:p>
         </w:tc>
@@ -1961,7 +1961,7 @@
                 <w:sz w:val="20"/>
                 <w:szCs w:val="20"/>
               </w:rPr>
-              <w:t xml:space="preserve">32</w:t>
+              <w:t xml:space="preserve">33</w:t>
             </w:r>
           </w:p>
         </w:tc>
@@ -1995,7 +1995,7 @@
                 <w:sz w:val="20"/>
                 <w:szCs w:val="20"/>
               </w:rPr>
-              <w:t xml:space="preserve">3.41</w:t>
+              <w:t xml:space="preserve">3.33</w:t>
             </w:r>
           </w:p>
         </w:tc>
@@ -2063,7 +2063,7 @@
                 <w:sz w:val="20"/>
                 <w:szCs w:val="20"/>
               </w:rPr>
-              <w:t xml:space="preserve">6.81</w:t>
+              <w:t xml:space="preserve">6.67</w:t>
             </w:r>
           </w:p>
         </w:tc>
@@ -2168,7 +2168,7 @@
                 <w:sz w:val="20"/>
                 <w:szCs w:val="20"/>
               </w:rPr>
-              <w:t xml:space="preserve">Google</w:t>
+              <w:t xml:space="preserve">Trip.com</w:t>
             </w:r>
           </w:p>
         </w:tc>
@@ -2203,7 +2203,7 @@
                 <w:sz w:val="20"/>
                 <w:szCs w:val="20"/>
               </w:rPr>
-              <w:t xml:space="preserve">19</w:t>
+              <w:t xml:space="preserve">3</w:t>
             </w:r>
           </w:p>
         </w:tc>
@@ -2238,7 +2238,7 @@
                 <w:sz w:val="20"/>
                 <w:szCs w:val="20"/>
               </w:rPr>
-              <w:t xml:space="preserve">3.37</w:t>
+              <w:t xml:space="preserve">6</w:t>
             </w:r>
           </w:p>
         </w:tc>
@@ -2273,7 +2273,7 @@
                 <w:sz w:val="20"/>
                 <w:szCs w:val="20"/>
               </w:rPr>
-              <w:t xml:space="preserve">/5 (×2)</w:t>
+              <w:t xml:space="preserve">/10</w:t>
             </w:r>
           </w:p>
         </w:tc>
@@ -2308,7 +2308,7 @@
                 <w:sz w:val="20"/>
                 <w:szCs w:val="20"/>
               </w:rPr>
-              <w:t xml:space="preserve">6.74</w:t>
+              <w:t xml:space="preserve">6</w:t>
             </w:r>
           </w:p>
         </w:tc>
@@ -2343,7 +2343,7 @@
                 <w:sz w:val="20"/>
                 <w:szCs w:val="20"/>
               </w:rPr>
-              <w:t xml:space="preserve">8</w:t>
+              <w:t xml:space="preserve">7</w:t>
             </w:r>
           </w:p>
         </w:tc>
@@ -2418,7 +2418,7 @@
           <w:sz w:val="21"/>
           <w:szCs w:val="21"/>
         </w:rPr>
-        <w:t xml:space="preserve">評価分布は8点（35.0%）に最も多く、8点以上の高評価が57.5%を占める一方、改善の余地も見られます。低評価（1-4点）は計14件（17.5%）です。</w:t>
+        <w:t xml:space="preserve">評価分布は8点（34.9%）に最も多く、8点以上の高評価が56.6%を占める一方、改善の余地も見られます。低評価（1-4点）は計16件（19.3%）です。</w:t>
       </w:r>
     </w:p>
     <w:p>
@@ -2688,7 +2688,7 @@
                 <w:sz w:val="20"/>
                 <w:szCs w:val="20"/>
               </w:rPr>
-              <w:t xml:space="preserve">20.0%</w:t>
+              <w:t xml:space="preserve">19.3%</w:t>
             </w:r>
           </w:p>
         </w:tc>
@@ -2833,7 +2833,7 @@
                 <w:sz w:val="20"/>
                 <w:szCs w:val="20"/>
               </w:rPr>
-              <w:t xml:space="preserve">2.5%</w:t>
+              <w:t xml:space="preserve">2.4%</w:t>
             </w:r>
           </w:p>
         </w:tc>
@@ -2942,7 +2942,7 @@
                 <w:sz w:val="20"/>
                 <w:szCs w:val="20"/>
               </w:rPr>
-              <w:t xml:space="preserve">28</w:t>
+              <w:t xml:space="preserve">29</w:t>
             </w:r>
           </w:p>
         </w:tc>
@@ -2977,7 +2977,7 @@
                 <w:sz w:val="20"/>
                 <w:szCs w:val="20"/>
               </w:rPr>
-              <w:t xml:space="preserve">35.0%</w:t>
+              <w:t xml:space="preserve">34.9%</w:t>
             </w:r>
           </w:p>
         </w:tc>
@@ -3015,7 +3015,7 @@
                 <w:sz w:val="18"/>
                 <w:szCs w:val="18"/>
               </w:rPr>
-              <w:t xml:space="preserve"> 28件</w:t>
+              <w:t xml:space="preserve"> 29件</w:t>
             </w:r>
           </w:p>
         </w:tc>
@@ -3122,7 +3122,7 @@
                 <w:sz w:val="20"/>
                 <w:szCs w:val="20"/>
               </w:rPr>
-              <w:t xml:space="preserve">3.8%</w:t>
+              <w:t xml:space="preserve">3.6%</w:t>
             </w:r>
           </w:p>
         </w:tc>
@@ -3266,7 +3266,7 @@
                 <w:sz w:val="20"/>
                 <w:szCs w:val="20"/>
               </w:rPr>
-              <w:t xml:space="preserve">20.0%</w:t>
+              <w:t xml:space="preserve">19.3%</w:t>
             </w:r>
           </w:p>
         </w:tc>
@@ -3520,7 +3520,7 @@
                 <w:sz w:val="20"/>
                 <w:szCs w:val="20"/>
               </w:rPr>
-              <w:t xml:space="preserve">9</w:t>
+              <w:t xml:space="preserve">10</w:t>
             </w:r>
           </w:p>
         </w:tc>
@@ -3555,7 +3555,7 @@
                 <w:sz w:val="20"/>
                 <w:szCs w:val="20"/>
               </w:rPr>
-              <w:t xml:space="preserve">11.2%</w:t>
+              <w:t xml:space="preserve">12.0%</w:t>
             </w:r>
           </w:p>
         </w:tc>
@@ -3584,7 +3584,7 @@
                 <w:sz w:val="20"/>
                 <w:szCs w:val="20"/>
               </w:rPr>
-              <w:t xml:space="preserve">██████</w:t>
+              <w:t xml:space="preserve">███████</w:t>
             </w:r>
             <w:r>
               <w:rPr>
@@ -3593,7 +3593,7 @@
                 <w:sz w:val="18"/>
                 <w:szCs w:val="18"/>
               </w:rPr>
-              <w:t xml:space="preserve"> 9件</w:t>
+              <w:t xml:space="preserve"> 10件</w:t>
             </w:r>
           </w:p>
         </w:tc>
@@ -3665,7 +3665,7 @@
                 <w:sz w:val="20"/>
                 <w:szCs w:val="20"/>
               </w:rPr>
-              <w:t xml:space="preserve">5</w:t>
+              <w:t xml:space="preserve">6</w:t>
             </w:r>
           </w:p>
         </w:tc>
@@ -3700,7 +3700,7 @@
                 <w:sz w:val="20"/>
                 <w:szCs w:val="20"/>
               </w:rPr>
-              <w:t xml:space="preserve">6.2%</w:t>
+              <w:t xml:space="preserve">7.2%</w:t>
             </w:r>
           </w:p>
         </w:tc>
@@ -3738,7 +3738,7 @@
                 <w:sz w:val="18"/>
                 <w:szCs w:val="18"/>
               </w:rPr>
-              <w:t xml:space="preserve"> 5件</w:t>
+              <w:t xml:space="preserve"> 6件</w:t>
             </w:r>
           </w:p>
         </w:tc>
@@ -3814,7 +3814,7 @@
                 <w:sz w:val="24"/>
                 <w:szCs w:val="24"/>
               </w:rPr>
-              <w:t xml:space="preserve">46件（57.5%）</w:t>
+              <w:t xml:space="preserve">47件（56.6%）</w:t>
             </w:r>
           </w:p>
         </w:tc>
@@ -3865,7 +3865,7 @@
                 <w:sz w:val="24"/>
                 <w:szCs w:val="24"/>
               </w:rPr>
-              <w:t xml:space="preserve">20件（25.0%）</w:t>
+              <w:t xml:space="preserve">20件（24.1%）</w:t>
             </w:r>
           </w:p>
         </w:tc>
@@ -3916,7 +3916,7 @@
                 <w:sz w:val="24"/>
                 <w:szCs w:val="24"/>
               </w:rPr>
-              <w:t xml:space="preserve">14件（17.5%）</w:t>
+              <w:t xml:space="preserve">16件（19.3%）</w:t>
             </w:r>
           </w:p>
         </w:tc>
@@ -4190,7 +4190,7 @@
                 <w:sz w:val="20"/>
                 <w:szCs w:val="20"/>
               </w:rPr>
-              <w:t xml:space="preserve">「近くにイオンのスーパーがあり便利 近くにイオンのスーパーがあり便利」「立地がとてもよくあらゆる方面に移動がものすごい楽」</w:t>
+              <w:t xml:space="preserve">「古さは感じますが、綺麗に清掃がなされ、立地的に静かで良かったです」「近くにイオンのスーパーがあり便利 近くにイオンのスーパーがあり便利」</w:t>
             </w:r>
           </w:p>
         </w:tc>
@@ -4505,7 +4505,7 @@
                 <w:sz w:val="20"/>
                 <w:szCs w:val="20"/>
               </w:rPr>
-              <w:t xml:space="preserve">「ホテルや客室内は綺麗に保たれています」「部屋はとてもきれいでした」</w:t>
+              <w:t xml:space="preserve">「古さは感じますが、綺麗に清掃がなされ、立地的に静かで良かったです」「ホテルや客室内は綺麗に保たれています」</w:t>
             </w:r>
           </w:p>
         </w:tc>
@@ -4756,7 +4756,7 @@
           <w:sz w:val="21"/>
           <w:szCs w:val="21"/>
         </w:rPr>
-        <w:t xml:space="preserve">口コミの多数で「立地・アクセス」に関するポジティブな言及が見られ、チサンホテル浜松町の最大の差別化要因となっています。近くにイオンのスーパーがあり便利 近くにイオンのスーパーがあり便利といった声が多数寄せられています。</w:t>
+        <w:t xml:space="preserve">口コミの多数で「立地・アクセス」に関するポジティブな言及が見られ、チサンホテル浜松町の最大の差別化要因となっています。古さは感じますが、綺麗に清掃がなされ、立地的に静かで良かったですといった声が多数寄せられています。</w:t>
       </w:r>
     </w:p>
     <w:p>
@@ -4775,7 +4775,7 @@
           <w:sz w:val="21"/>
           <w:szCs w:val="21"/>
         </w:rPr>
-        <w:t xml:space="preserve">近くにイオンのスーパーがあり便利 近くにイオンのスーパーがあり便利</w:t>
+        <w:t xml:space="preserve">古さは感じますが、綺麗に清掃がなされ、立地的に静かで良かったです</w:t>
       </w:r>
     </w:p>
     <w:p>
@@ -4794,7 +4794,7 @@
           <w:sz w:val="21"/>
           <w:szCs w:val="21"/>
         </w:rPr>
-        <w:t xml:space="preserve">立地がとてもよくあらゆる方面に移動がものすごい楽</w:t>
+        <w:t xml:space="preserve">近くにイオンのスーパーがあり便利 近くにイオンのスーパーがあり便利</w:t>
       </w:r>
     </w:p>
     <w:p>
@@ -4813,7 +4813,7 @@
           <w:sz w:val="21"/>
           <w:szCs w:val="21"/>
         </w:rPr>
-        <w:t xml:space="preserve">父（78）私（48）息子（21）の3世代でおそらく最初で最後の家族旅行をしました｡ 駅からも近く立地よく、サービス...</w:t>
+        <w:t xml:space="preserve">立地がとてもよくあらゆる方面に移動がものすごい楽</w:t>
       </w:r>
     </w:p>
     <w:p>
@@ -5155,7 +5155,7 @@
                 <w:sz w:val="20"/>
                 <w:szCs w:val="20"/>
               </w:rPr>
-              <w:t xml:space="preserve">今回留まった部屋だけかもしれないが、ベットのスプリングが壊れているのかわからないが、寝返りする度にキーキーと音を立...</w:t>
+              <w:t xml:space="preserve">壁は凄く薄くて隣の人の物音などがハッキリと聞こえる</w:t>
             </w:r>
           </w:p>
         </w:tc>
@@ -5189,7 +5189,7 @@
                 <w:sz w:val="20"/>
                 <w:szCs w:val="20"/>
               </w:rPr>
-              <w:t xml:space="preserve">重大・15件</w:t>
+              <w:t xml:space="preserve">重大・16件</w:t>
             </w:r>
           </w:p>
         </w:tc>
@@ -5294,7 +5294,7 @@
                 <w:sz w:val="20"/>
                 <w:szCs w:val="20"/>
               </w:rPr>
-              <w:t xml:space="preserve">口コミを見ていて覚悟はしていたが、設備としては古めのホテルでした</w:t>
+              <w:t xml:space="preserve">古さは感じますが、綺麗に清掃がなされ、立地的に静かで良かったです</w:t>
             </w:r>
           </w:p>
         </w:tc>
@@ -5328,7 +5328,7 @@
                 <w:sz w:val="20"/>
                 <w:szCs w:val="20"/>
               </w:rPr>
-              <w:t xml:space="preserve">重大・13件</w:t>
+              <w:t xml:space="preserve">重大・15件</w:t>
             </w:r>
           </w:p>
         </w:tc>
@@ -5433,7 +5433,7 @@
                 <w:sz w:val="20"/>
                 <w:szCs w:val="20"/>
               </w:rPr>
-              <w:t xml:space="preserve">トイレの換気扇が効いてない感じでした</w:t>
+              <w:t xml:space="preserve">お風呂やトイレの老朽化も凄く… もう泊まらないと思います…</w:t>
             </w:r>
           </w:p>
         </w:tc>
@@ -5467,7 +5467,7 @@
                 <w:sz w:val="20"/>
                 <w:szCs w:val="20"/>
               </w:rPr>
-              <w:t xml:space="preserve">重大・10件</w:t>
+              <w:t xml:space="preserve">重大・11件</w:t>
             </w:r>
           </w:p>
         </w:tc>
@@ -7047,7 +7047,7 @@
                 <w:sz w:val="20"/>
                 <w:szCs w:val="20"/>
               </w:rPr>
-              <w:t xml:space="preserve">7.12点</w:t>
+              <w:t xml:space="preserve">7.04点</w:t>
             </w:r>
           </w:p>
         </w:tc>
@@ -7081,7 +7081,7 @@
                 <w:sz w:val="20"/>
                 <w:szCs w:val="20"/>
               </w:rPr>
-              <w:t xml:space="preserve">7.6点以上</w:t>
+              <w:t xml:space="preserve">7.5点以上</w:t>
             </w:r>
           </w:p>
         </w:tc>
@@ -7187,7 +7187,7 @@
                 <w:sz w:val="20"/>
                 <w:szCs w:val="20"/>
               </w:rPr>
-              <w:t xml:space="preserve">57.5%</w:t>
+              <w:t xml:space="preserve">56.6%</w:t>
             </w:r>
           </w:p>
         </w:tc>
@@ -7222,7 +7222,7 @@
                 <w:sz w:val="20"/>
                 <w:szCs w:val="20"/>
               </w:rPr>
-              <w:t xml:space="preserve">68%以上</w:t>
+              <w:t xml:space="preserve">67%以上</w:t>
             </w:r>
           </w:p>
         </w:tc>
@@ -7327,7 +7327,7 @@
                 <w:sz w:val="20"/>
                 <w:szCs w:val="20"/>
               </w:rPr>
-              <w:t xml:space="preserve">17.5%</w:t>
+              <w:t xml:space="preserve">19.3%</w:t>
             </w:r>
           </w:p>
         </w:tc>
@@ -7361,7 +7361,7 @@
                 <w:sz w:val="20"/>
                 <w:szCs w:val="20"/>
               </w:rPr>
-              <w:t xml:space="preserve">13%以下</w:t>
+              <w:t xml:space="preserve">14%以下</w:t>
             </w:r>
           </w:p>
         </w:tc>
@@ -7432,7 +7432,7 @@
                 <w:sz w:val="20"/>
                 <w:szCs w:val="20"/>
               </w:rPr>
-              <w:t xml:space="preserve">口コミ返信率</w:t>
+              <w:t xml:space="preserve">Trip.com平均評価</w:t>
             </w:r>
           </w:p>
         </w:tc>
@@ -7467,7 +7467,7 @@
                 <w:sz w:val="20"/>
                 <w:szCs w:val="20"/>
               </w:rPr>
-              <w:t xml:space="preserve">未計測</w:t>
+              <w:t xml:space="preserve">6.0点</w:t>
             </w:r>
           </w:p>
         </w:tc>
@@ -7502,7 +7502,7 @@
                 <w:sz w:val="20"/>
                 <w:szCs w:val="20"/>
               </w:rPr>
-              <w:t xml:space="preserve">100%（48h以内）</w:t>
+              <w:t xml:space="preserve">7.0点以上</w:t>
             </w:r>
           </w:p>
         </w:tc>
@@ -7537,7 +7537,7 @@
                 <w:sz w:val="20"/>
                 <w:szCs w:val="20"/>
               </w:rPr>
-              <w:t xml:space="preserve">2026年6月</w:t>
+              <w:t xml:space="preserve">2026年9月</w:t>
             </w:r>
           </w:p>
         </w:tc>
@@ -7573,7 +7573,7 @@
                 <w:sz w:val="20"/>
                 <w:szCs w:val="20"/>
               </w:rPr>
-              <w:t xml:space="preserve">防音性能クレーム</w:t>
+              <w:t xml:space="preserve">口コミ返信率</w:t>
             </w:r>
           </w:p>
         </w:tc>
@@ -7607,7 +7607,7 @@
                 <w:sz w:val="20"/>
                 <w:szCs w:val="20"/>
               </w:rPr>
-              <w:t xml:space="preserve">約15件/期間</w:t>
+              <w:t xml:space="preserve">未計測</w:t>
             </w:r>
           </w:p>
         </w:tc>
@@ -7641,7 +7641,7 @@
                 <w:sz w:val="20"/>
                 <w:szCs w:val="20"/>
               </w:rPr>
-              <w:t xml:space="preserve">7件以下</w:t>
+              <w:t xml:space="preserve">100%（48h以内）</w:t>
             </w:r>
           </w:p>
         </w:tc>
@@ -7654,6 +7654,148 @@
               <w:bottom w:val="single" w:color="CCCCCC" w:sz="1"/>
               <w:right w:val="single" w:color="CCCCCC" w:sz="1"/>
             </w:tcBorders>
+            <w:tcMar>
+              <w:top w:type="dxa" w:w="80"/>
+              <w:left w:type="dxa" w:w="120"/>
+              <w:bottom w:type="dxa" w:w="80"/>
+              <w:right w:type="dxa" w:w="120"/>
+            </w:tcMar>
+            <w:vAlign w:val="center"/>
+          </w:tcPr>
+          <w:p>
+            <w:pPr>
+              <w:jc w:val="center"/>
+            </w:pPr>
+            <w:r>
+              <w:rPr>
+                <w:rFonts w:ascii="Arial" w:cs="Arial" w:eastAsia="Arial" w:hAnsi="Arial"/>
+                <w:b w:val="false"/>
+                <w:bCs w:val="false"/>
+                <w:color w:val="333333"/>
+                <w:sz w:val="20"/>
+                <w:szCs w:val="20"/>
+              </w:rPr>
+              <w:t xml:space="preserve">2026年6月</w:t>
+            </w:r>
+          </w:p>
+        </w:tc>
+      </w:tr>
+      <w:tr>
+        <w:tc>
+          <w:tcPr>
+            <w:tcW w:type="dxa" w:w="2800"/>
+            <w:tcBorders>
+              <w:top w:val="single" w:color="CCCCCC" w:sz="1"/>
+              <w:left w:val="single" w:color="CCCCCC" w:sz="1"/>
+              <w:bottom w:val="single" w:color="CCCCCC" w:sz="1"/>
+              <w:right w:val="single" w:color="CCCCCC" w:sz="1"/>
+            </w:tcBorders>
+            <w:shd w:fill="F2F2F2" w:val="clear"/>
+            <w:tcMar>
+              <w:top w:type="dxa" w:w="80"/>
+              <w:left w:type="dxa" w:w="120"/>
+              <w:bottom w:type="dxa" w:w="80"/>
+              <w:right w:type="dxa" w:w="120"/>
+            </w:tcMar>
+            <w:vAlign w:val="center"/>
+          </w:tcPr>
+          <w:p>
+            <w:pPr>
+              <w:jc w:val="left"/>
+            </w:pPr>
+            <w:r>
+              <w:rPr>
+                <w:rFonts w:ascii="Arial" w:cs="Arial" w:eastAsia="Arial" w:hAnsi="Arial"/>
+                <w:b/>
+                <w:bCs/>
+                <w:color w:val="333333"/>
+                <w:sz w:val="20"/>
+                <w:szCs w:val="20"/>
+              </w:rPr>
+              <w:t xml:space="preserve">防音性能クレーム</w:t>
+            </w:r>
+          </w:p>
+        </w:tc>
+        <w:tc>
+          <w:tcPr>
+            <w:tcW w:type="dxa" w:w="2200"/>
+            <w:tcBorders>
+              <w:top w:val="single" w:color="CCCCCC" w:sz="1"/>
+              <w:left w:val="single" w:color="CCCCCC" w:sz="1"/>
+              <w:bottom w:val="single" w:color="CCCCCC" w:sz="1"/>
+              <w:right w:val="single" w:color="CCCCCC" w:sz="1"/>
+            </w:tcBorders>
+            <w:shd w:fill="F2F2F2" w:val="clear"/>
+            <w:tcMar>
+              <w:top w:type="dxa" w:w="80"/>
+              <w:left w:type="dxa" w:w="120"/>
+              <w:bottom w:type="dxa" w:w="80"/>
+              <w:right w:type="dxa" w:w="120"/>
+            </w:tcMar>
+            <w:vAlign w:val="center"/>
+          </w:tcPr>
+          <w:p>
+            <w:pPr>
+              <w:jc w:val="center"/>
+            </w:pPr>
+            <w:r>
+              <w:rPr>
+                <w:rFonts w:ascii="Arial" w:cs="Arial" w:eastAsia="Arial" w:hAnsi="Arial"/>
+                <w:b w:val="false"/>
+                <w:bCs w:val="false"/>
+                <w:color w:val="333333"/>
+                <w:sz w:val="20"/>
+                <w:szCs w:val="20"/>
+              </w:rPr>
+              <w:t xml:space="preserve">約16件/期間</w:t>
+            </w:r>
+          </w:p>
+        </w:tc>
+        <w:tc>
+          <w:tcPr>
+            <w:tcW w:type="dxa" w:w="2200"/>
+            <w:tcBorders>
+              <w:top w:val="single" w:color="CCCCCC" w:sz="1"/>
+              <w:left w:val="single" w:color="CCCCCC" w:sz="1"/>
+              <w:bottom w:val="single" w:color="CCCCCC" w:sz="1"/>
+              <w:right w:val="single" w:color="CCCCCC" w:sz="1"/>
+            </w:tcBorders>
+            <w:shd w:fill="F2F2F2" w:val="clear"/>
+            <w:tcMar>
+              <w:top w:type="dxa" w:w="80"/>
+              <w:left w:type="dxa" w:w="120"/>
+              <w:bottom w:type="dxa" w:w="80"/>
+              <w:right w:type="dxa" w:w="120"/>
+            </w:tcMar>
+            <w:vAlign w:val="center"/>
+          </w:tcPr>
+          <w:p>
+            <w:pPr>
+              <w:jc w:val="center"/>
+            </w:pPr>
+            <w:r>
+              <w:rPr>
+                <w:rFonts w:ascii="Arial" w:cs="Arial" w:eastAsia="Arial" w:hAnsi="Arial"/>
+                <w:b/>
+                <w:bCs/>
+                <w:color w:val="27AE60"/>
+                <w:sz w:val="20"/>
+                <w:szCs w:val="20"/>
+              </w:rPr>
+              <w:t xml:space="preserve">8件以下</w:t>
+            </w:r>
+          </w:p>
+        </w:tc>
+        <w:tc>
+          <w:tcPr>
+            <w:tcW w:type="dxa" w:w="1826"/>
+            <w:tcBorders>
+              <w:top w:val="single" w:color="CCCCCC" w:sz="1"/>
+              <w:left w:val="single" w:color="CCCCCC" w:sz="1"/>
+              <w:bottom w:val="single" w:color="CCCCCC" w:sz="1"/>
+              <w:right w:val="single" w:color="CCCCCC" w:sz="1"/>
+            </w:tcBorders>
+            <w:shd w:fill="F2F2F2" w:val="clear"/>
             <w:tcMar>
               <w:top w:type="dxa" w:w="80"/>
               <w:left w:type="dxa" w:w="120"/>
@@ -7736,7 +7878,7 @@
           <w:sz w:val="22"/>
           <w:szCs w:val="22"/>
         </w:rPr>
-        <w:t xml:space="preserve">[1] 楽天トラベル / 8点 / 2026-03-23</w:t>
+        <w:t xml:space="preserve">[1] じゃらん / 8点 / 2026-03-26</w:t>
       </w:r>
     </w:p>
     <w:p>
@@ -7751,7 +7893,7 @@
           <w:sz w:val="21"/>
           <w:szCs w:val="21"/>
         </w:rPr>
-        <w:t xml:space="preserve">ビジネス街なので、静かでゆっくりできました。 部屋も広めで良かったです。</w:t>
+        <w:t xml:space="preserve">古さは感じますが、綺麗に清掃がなされ、立地的に静かで良かったです。  お客のマナーの問題ですが、静かさゆえ廊下での話し声が、ちょっと気になりました。</w:t>
       </w:r>
     </w:p>
     <w:p>
@@ -7772,7 +7914,7 @@
           <w:sz w:val="22"/>
           <w:szCs w:val="22"/>
         </w:rPr>
-        <w:t xml:space="preserve">[2] Agoda / 8点 / 2026-03-22</w:t>
+        <w:t xml:space="preserve">[2] 楽天トラベル / 8点 / 2026-03-23</w:t>
       </w:r>
     </w:p>
     <w:p>
@@ -7787,7 +7929,7 @@
           <w:sz w:val="21"/>
           <w:szCs w:val="21"/>
         </w:rPr>
-        <w:t xml:space="preserve">父（78）私（48）息子（21）の3世代でおそらく最初で最後の家族旅行をしました｡ 駅からも近く立地よく、サービスも充実しておりました｡ 選んでよかったです。</w:t>
+        <w:t xml:space="preserve">ビジネス街なので、静かでゆっくりできました。 部屋も広めで良かったです。</w:t>
       </w:r>
     </w:p>
     <w:p>
@@ -7808,7 +7950,7 @@
           <w:sz w:val="22"/>
           <w:szCs w:val="22"/>
         </w:rPr>
-        <w:t xml:space="preserve">[3] Google / 8点 / 2026-03-21</w:t>
+        <w:t xml:space="preserve">[3] Agoda / 8点 / 2026-03-22</w:t>
       </w:r>
     </w:p>
     <w:p>
@@ -7823,7 +7965,7 @@
           <w:sz w:val="21"/>
           <w:szCs w:val="21"/>
         </w:rPr>
-        <w:t xml:space="preserve">ホテルや客室内は綺麗に保たれています。 線路沿線なので、騒音が苦手な方は耳栓が必要かもしれませんが、窓にふすまが付いており、ふすまを閉めれば、私は気にならなくなりました。 最上階でしたが、特に素敵な夜景が望めるわけではありませんでした。 近くの三田駅まで徒歩8分程度、近くのコンビニも深夜帯は閉まっているので徒歩7分程度かかるので、ホテルにチェックインする前や手先から戻る前にコンビニに寄ってい...</w:t>
+        <w:t xml:space="preserve">父（78）私（48）息子（21）の3世代でおそらく最初で最後の家族旅行をしました｡ 駅からも近く立地よく、サービスも充実しておりました｡ 選んでよかったです。</w:t>
       </w:r>
     </w:p>
     <w:p>
@@ -7844,7 +7986,7 @@
           <w:sz w:val="22"/>
           <w:szCs w:val="22"/>
         </w:rPr>
-        <w:t xml:space="preserve">[4] 楽天トラベル / 8点 / 2026-03-20</w:t>
+        <w:t xml:space="preserve">[4] Google / 8点 / 2026-03-21</w:t>
       </w:r>
     </w:p>
     <w:p>
@@ -7859,7 +8001,7 @@
           <w:sz w:val="21"/>
           <w:szCs w:val="21"/>
         </w:rPr>
-        <w:t xml:space="preserve">ビッグサイトでのイベント参加でした。ロケーションも良く、食事をする場所にも困りませんでした。部屋はとてもきれいでした。</w:t>
+        <w:t xml:space="preserve">ホテルや客室内は綺麗に保たれています。 線路沿線なので、騒音が苦手な方は耳栓が必要かもしれませんが、窓にふすまが付いており、ふすまを閉めれば、私は気にならなくなりました。 最上階でしたが、特に素敵な夜景が望めるわけではありませんでした。 近くの三田駅まで徒歩8分程度、近くのコンビニも深夜帯は閉まっているので徒歩7分程度かかるので、ホテルにチェックインする前や手先から戻る前にコンビニに寄ってい...</w:t>
       </w:r>
     </w:p>
     <w:p>
@@ -7880,7 +8022,7 @@
           <w:sz w:val="22"/>
           <w:szCs w:val="22"/>
         </w:rPr>
-        <w:t xml:space="preserve">[5] 楽天トラベル / 10点 / 2026-03-20</w:t>
+        <w:t xml:space="preserve">[5] 楽天トラベル / 8点 / 2026-03-20</w:t>
       </w:r>
     </w:p>
     <w:p>
@@ -7895,7 +8037,7 @@
           <w:sz w:val="21"/>
           <w:szCs w:val="21"/>
         </w:rPr>
-        <w:t xml:space="preserve">東京出張の定宿として使わせてもらっていました。設備は最近のものに比べれば、やや古い感はありますが、必要にして多すぎず、かつキレイ整えられてるので、良い印象が増します。また、近くにコンビニがあるので、足りないと思うものは買いに行けるのも良いです。そして、何より朝食が美味しいのが、最大の魅力です。ビュッフェ方式ですが、和洋のバランスが良いので、和洋折衷にしても満足感が得られます。また東京出張の際...</w:t>
+        <w:t xml:space="preserve">ビッグサイトでのイベント参加でした。ロケーションも良く、食事をする場所にも困りませんでした。部屋はとてもきれいでした。</w:t>
       </w:r>
     </w:p>
     <w:p>
@@ -7916,7 +8058,7 @@
           <w:sz w:val="22"/>
           <w:szCs w:val="22"/>
         </w:rPr>
-        <w:t xml:space="preserve">[6] Agoda / 6点 / 2026-03-24</w:t>
+        <w:t xml:space="preserve">[6] 楽天トラベル / 2点 / 2026-03-26</w:t>
       </w:r>
     </w:p>
     <w:p>
@@ -7931,7 +8073,7 @@
           <w:sz w:val="21"/>
           <w:szCs w:val="21"/>
         </w:rPr>
-        <w:t xml:space="preserve">口コミを見ていて覚悟はしていたが、設備としては古めのホテルでした。 他が空いてなければ使いますが好んでは使わないかなぁ。</w:t>
+        <w:t xml:space="preserve">汚くて震えました</w:t>
       </w:r>
     </w:p>
     <w:p>
@@ -7952,7 +8094,7 @@
           <w:sz w:val="22"/>
           <w:szCs w:val="22"/>
         </w:rPr>
-        <w:t xml:space="preserve">[7] Google / 4点 / 2026-03-22</w:t>
+        <w:t xml:space="preserve">[7] Trip.com / 4点 / 2026-03-26</w:t>
       </w:r>
     </w:p>
     <w:p>
@@ -7967,7 +8109,7 @@
           <w:sz w:val="21"/>
           <w:szCs w:val="21"/>
         </w:rPr>
-        <w:t xml:space="preserve">近くにイオンのスーパーがあり便利</w:t>
+        <w:t xml:space="preserve">壁は凄く薄くて隣の人の物音などがハッキリと聞こえる。 ドアも他の人が出入りするのが自分の部屋かのような音。 お風呂やトイレの老朽化も凄く… もう泊まらないと思います…。</w:t>
       </w:r>
     </w:p>
     <w:p>
@@ -7988,7 +8130,7 @@
           <w:sz w:val="22"/>
           <w:szCs w:val="22"/>
         </w:rPr>
-        <w:t xml:space="preserve">[8] じゃらん / 6点 / 2026-03-22</w:t>
+        <w:t xml:space="preserve">[8] Agoda / 6点 / 2026-03-24</w:t>
       </w:r>
     </w:p>
     <w:p>
@@ -8003,7 +8145,7 @@
           <w:sz w:val="21"/>
           <w:szCs w:val="21"/>
         </w:rPr>
-        <w:t xml:space="preserve">立地がとてもよくあらゆる方面に移動がものすごい楽！歩いてもよしJRでもよし。近くの中華もリーズナブルで美味しかった。</w:t>
+        <w:t xml:space="preserve">口コミを見ていて覚悟はしていたが、設備としては古めのホテルでした。 他が空いてなければ使いますが好んでは使わないかなぁ。</w:t>
       </w:r>
     </w:p>
     <w:p>
@@ -8024,7 +8166,7 @@
           <w:sz w:val="22"/>
           <w:szCs w:val="22"/>
         </w:rPr>
-        <w:t xml:space="preserve">[9] 楽天トラベル / 6点 / 2026-03-20</w:t>
+        <w:t xml:space="preserve">[9] Google / 4点 / 2026-03-22</w:t>
       </w:r>
     </w:p>
     <w:p>
@@ -8039,7 +8181,7 @@
           <w:sz w:val="21"/>
           <w:szCs w:val="21"/>
         </w:rPr>
-        <w:t xml:space="preserve">出張で一泊使用させていただきました。駅に近く、隣のビル一階にコンビニやドラッグストア、マクドも入って利便性は非常に良いです。一方で、駅に近い分部屋によっては常に電車が行き来する音がするのと、水回りの音がやや響きやすい点が気になりました。設備は若干古いですが特に過不足なく不便は感じませんでした。</w:t>
+        <w:t xml:space="preserve">近くにイオンのスーパーがあり便利</w:t>
       </w:r>
     </w:p>
     <w:p>
@@ -8060,7 +8202,7 @@
           <w:sz w:val="22"/>
           <w:szCs w:val="22"/>
         </w:rPr>
-        <w:t xml:space="preserve">[10] 楽天トラベル / 2点 / 2026-03-16</w:t>
+        <w:t xml:space="preserve">[10] じゃらん / 6点 / 2026-03-22</w:t>
       </w:r>
     </w:p>
     <w:p>
@@ -8075,7 +8217,7 @@
           <w:sz w:val="21"/>
           <w:szCs w:val="21"/>
         </w:rPr>
-        <w:t xml:space="preserve">古くてずっと音が鳴ってて怖かったです。</w:t>
+        <w:t xml:space="preserve">立地がとてもよくあらゆる方面に移動がものすごい楽！歩いてもよしJRでもよし。近くの中華もリーズナブルで美味しかった。</w:t>
       </w:r>
     </w:p>
     <w:p>
@@ -8140,7 +8282,7 @@
                 <w:sz w:val="21"/>
                 <w:szCs w:val="21"/>
               </w:rPr>
-              <w:t xml:space="preserve">チサンホテル浜松町は、全体平均7.12点（10点換算）、高評価率57.5%という一定の顧客満足度を示しているホテルです。特に「立地・アクセス」「快適さ・設備」が多くのゲストから高く評価されています。</w:t>
+              <w:t xml:space="preserve">チサンホテル浜松町は、全体平均7.04点（10点換算）、高評価率56.6%という一定の顧客満足度を示しているホテルです。特に「立地・アクセス」「快適さ・設備」が多くのゲストから高く評価されています。</w:t>
             </w:r>
           </w:p>
           <w:p>
@@ -8169,6 +8311,20 @@
                 <w:szCs w:val="21"/>
               </w:rPr>
               <w:t xml:space="preserve">Phase 1（即座対応）のオペレーション改善は、低コストで即座に実行可能であり、ゲスト体験の底上げに直結します。Phase 2（短期）の設備改善は、中評価ゲストを高評価に引き上げる効果が期待できます。Phase 3（中期）の抜本的改修は、ブランド価値の向上に寄与します。</w:t>
+            </w:r>
+          </w:p>
+          <w:p>
+            <w:pPr>
+              <w:spacing w:after="160"/>
+            </w:pPr>
+            <w:r>
+              <w:rPr>
+                <w:rFonts w:ascii="Arial" w:cs="Arial" w:eastAsia="Arial" w:hAnsi="Arial"/>
+                <w:color w:val="333333"/>
+                <w:sz w:val="21"/>
+                <w:szCs w:val="21"/>
+              </w:rPr>
+              <w:t xml:space="preserve">Trip.comでの低スコア（6.0点）は、口コミ返信の強化とサービス品質の一貫性確保で改善余地があります。全サイトでの口コミ返信率100%を目指すことで、ホテルの姿勢をゲストに伝え、リピート率の向上につなげることが重要です。</w:t>
             </w:r>
           </w:p>
           <w:p>

--- a/納品レポート/ホテル別レポート/chisan_口コミ分析改善レポート.docx
+++ b/納品レポート/ホテル別レポート/chisan_口コミ分析改善レポート.docx
@@ -96,7 +96,7 @@
           <w:sz w:val="22"/>
           <w:szCs w:val="22"/>
         </w:rPr>
-        <w:t xml:space="preserve">レビュー総数：83件（6サイト）</w:t>
+        <w:t xml:space="preserve">レビュー総数：84件（6サイト）</w:t>
       </w:r>
     </w:p>
     <w:p>
@@ -131,7 +131,7 @@
           <w:sz w:val="20"/>
           <w:szCs w:val="20"/>
         </w:rPr>
-        <w:t xml:space="preserve">作成日：2026年3月27日</w:t>
+        <w:t xml:space="preserve">作成日：2026年3月28日</w:t>
       </w:r>
     </w:p>
     <w:p>
@@ -189,7 +189,7 @@
           <w:sz w:val="21"/>
           <w:szCs w:val="21"/>
         </w:rPr>
-        <w:t xml:space="preserve">2026年2月〜3月に各OTAサイト・口コミサイトに投稿された83件のレビューを包括的に分析しました。以下が主要な発見事項です。</w:t>
+        <w:t xml:space="preserve">2026年2月〜3月に各OTAサイト・口コミサイトに投稿された84件のレビューを包括的に分析しました。以下が主要な発見事項です。</w:t>
       </w:r>
     </w:p>
     <w:p>
@@ -261,7 +261,7 @@
                 <w:sz w:val="36"/>
                 <w:szCs w:val="36"/>
               </w:rPr>
-              <w:t xml:space="preserve">7.04</w:t>
+              <w:t xml:space="preserve">7.02</w:t>
             </w:r>
           </w:p>
         </w:tc>
@@ -310,7 +310,7 @@
                 <w:sz w:val="36"/>
                 <w:szCs w:val="36"/>
               </w:rPr>
-              <w:t xml:space="preserve">56.6%</w:t>
+              <w:t xml:space="preserve">56.0%</w:t>
             </w:r>
           </w:p>
         </w:tc>
@@ -359,7 +359,7 @@
                 <w:sz w:val="36"/>
                 <w:szCs w:val="36"/>
               </w:rPr>
-              <w:t xml:space="preserve">19.3%</w:t>
+              <w:t xml:space="preserve">19.0%</w:t>
             </w:r>
           </w:p>
         </w:tc>
@@ -408,7 +408,7 @@
                 <w:sz w:val="36"/>
                 <w:szCs w:val="36"/>
               </w:rPr>
-              <w:t xml:space="preserve">83件</w:t>
+              <w:t xml:space="preserve">84件</w:t>
             </w:r>
           </w:p>
         </w:tc>
@@ -448,7 +448,7 @@
           <w:sz w:val="21"/>
           <w:szCs w:val="21"/>
         </w:rPr>
-        <w:t xml:space="preserve">全体平均スコア7.04点（10点換算）は概ね標準的な水準であり、56.6%が高評価（8-10点）に分類されます。低評価（1-4点）は16件（19.3%）で、早急な改善対応が必要です。Agoda（8.46点）で特に高い評価を獲得しています。</w:t>
+        <w:t xml:space="preserve">全体平均スコア7.02点（10点換算）は概ね標準的な水準であり、56.0%が高評価（8-10点）に分類されます。低評価（1-4点）は16件（19.0%）で、早急な改善対応が必要です。Agoda（8.29点）で特に高い評価を獲得しています。</w:t>
       </w:r>
     </w:p>
     <w:p>
@@ -567,7 +567,7 @@
                 <w:sz w:val="20"/>
                 <w:szCs w:val="20"/>
               </w:rPr>
-              <w:t xml:space="preserve">防音性能（16件）、設備の老朽化（15件）、浴室・水回り（11件）、部屋の狭さ（4件）</w:t>
+              <w:t xml:space="preserve">設備の老朽化（16件）、防音性能（16件）、浴室・水回り（12件）、部屋の狭さ（4件）</w:t>
             </w:r>
           </w:p>
           <w:p>
@@ -987,7 +987,7 @@
                 <w:sz w:val="20"/>
                 <w:szCs w:val="20"/>
               </w:rPr>
-              <w:t xml:space="preserve">13</w:t>
+              <w:t xml:space="preserve">14</w:t>
             </w:r>
           </w:p>
         </w:tc>
@@ -1021,7 +1021,7 @@
                 <w:sz w:val="20"/>
                 <w:szCs w:val="20"/>
               </w:rPr>
-              <w:t xml:space="preserve">8.46</w:t>
+              <w:t xml:space="preserve">8.29</w:t>
             </w:r>
           </w:p>
         </w:tc>
@@ -1089,7 +1089,7 @@
                 <w:sz w:val="20"/>
                 <w:szCs w:val="20"/>
               </w:rPr>
-              <w:t xml:space="preserve">8.46</w:t>
+              <w:t xml:space="preserve">8.29</w:t>
             </w:r>
           </w:p>
         </w:tc>
@@ -2418,7 +2418,7 @@
           <w:sz w:val="21"/>
           <w:szCs w:val="21"/>
         </w:rPr>
-        <w:t xml:space="preserve">評価分布は8点（34.9%）に最も多く、8点以上の高評価が56.6%を占める一方、改善の余地も見られます。低評価（1-4点）は計16件（19.3%）です。</w:t>
+        <w:t xml:space="preserve">評価分布は8点（34.5%）に最も多く、8点以上の高評価が56.0%を占める一方、改善の余地も見られます。低評価（1-4点）は計16件（19.0%）です。</w:t>
       </w:r>
     </w:p>
     <w:p>
@@ -2688,7 +2688,7 @@
                 <w:sz w:val="20"/>
                 <w:szCs w:val="20"/>
               </w:rPr>
-              <w:t xml:space="preserve">19.3%</w:t>
+              <w:t xml:space="preserve">19.0%</w:t>
             </w:r>
           </w:p>
         </w:tc>
@@ -2977,7 +2977,7 @@
                 <w:sz w:val="20"/>
                 <w:szCs w:val="20"/>
               </w:rPr>
-              <w:t xml:space="preserve">34.9%</w:t>
+              <w:t xml:space="preserve">34.5%</w:t>
             </w:r>
           </w:p>
         </w:tc>
@@ -3231,7 +3231,7 @@
                 <w:sz w:val="20"/>
                 <w:szCs w:val="20"/>
               </w:rPr>
-              <w:t xml:space="preserve">16</w:t>
+              <w:t xml:space="preserve">17</w:t>
             </w:r>
           </w:p>
         </w:tc>
@@ -3266,7 +3266,7 @@
                 <w:sz w:val="20"/>
                 <w:szCs w:val="20"/>
               </w:rPr>
-              <w:t xml:space="preserve">19.3%</w:t>
+              <w:t xml:space="preserve">20.2%</w:t>
             </w:r>
           </w:p>
         </w:tc>
@@ -3295,7 +3295,7 @@
                 <w:sz w:val="20"/>
                 <w:szCs w:val="20"/>
               </w:rPr>
-              <w:t xml:space="preserve">███████████</w:t>
+              <w:t xml:space="preserve">████████████</w:t>
             </w:r>
             <w:r>
               <w:rPr>
@@ -3304,7 +3304,7 @@
                 <w:sz w:val="18"/>
                 <w:szCs w:val="18"/>
               </w:rPr>
-              <w:t xml:space="preserve"> 16件</w:t>
+              <w:t xml:space="preserve"> 17件</w:t>
             </w:r>
           </w:p>
         </w:tc>
@@ -3555,7 +3555,7 @@
                 <w:sz w:val="20"/>
                 <w:szCs w:val="20"/>
               </w:rPr>
-              <w:t xml:space="preserve">12.0%</w:t>
+              <w:t xml:space="preserve">11.9%</w:t>
             </w:r>
           </w:p>
         </w:tc>
@@ -3700,7 +3700,7 @@
                 <w:sz w:val="20"/>
                 <w:szCs w:val="20"/>
               </w:rPr>
-              <w:t xml:space="preserve">7.2%</w:t>
+              <w:t xml:space="preserve">7.1%</w:t>
             </w:r>
           </w:p>
         </w:tc>
@@ -3814,7 +3814,7 @@
                 <w:sz w:val="24"/>
                 <w:szCs w:val="24"/>
               </w:rPr>
-              <w:t xml:space="preserve">47件（56.6%）</w:t>
+              <w:t xml:space="preserve">47件（56.0%）</w:t>
             </w:r>
           </w:p>
         </w:tc>
@@ -3865,7 +3865,7 @@
                 <w:sz w:val="24"/>
                 <w:szCs w:val="24"/>
               </w:rPr>
-              <w:t xml:space="preserve">20件（24.1%）</w:t>
+              <w:t xml:space="preserve">21件（25.0%）</w:t>
             </w:r>
           </w:p>
         </w:tc>
@@ -3916,7 +3916,7 @@
                 <w:sz w:val="24"/>
                 <w:szCs w:val="24"/>
               </w:rPr>
-              <w:t xml:space="preserve">16件（19.3%）</w:t>
+              <w:t xml:space="preserve">16件（19.0%）</w:t>
             </w:r>
           </w:p>
         </w:tc>
@@ -4190,7 +4190,7 @@
                 <w:sz w:val="20"/>
                 <w:szCs w:val="20"/>
               </w:rPr>
-              <w:t xml:space="preserve">「古さは感じますが、綺麗に清掃がなされ、立地的に静かで良かったです」「近くにイオンのスーパーがあり便利 近くにイオンのスーパーがあり便利」</w:t>
+              <w:t xml:space="preserve">「浜松町駅から徒歩11分程度かかるところと、 年季がはいっている建物なので客室の壁に小さな穴が空いていたり浴室に落ち...」「古さは感じますが、綺麗に清掃がなされ、立地的に静かで良かったです」</w:t>
             </w:r>
           </w:p>
         </w:tc>
@@ -4401,7 +4401,7 @@
                 <w:sz w:val="20"/>
                 <w:szCs w:val="20"/>
               </w:rPr>
-              <w:t xml:space="preserve">「近くの中華もリーズナブルで美味しかった」「朝ごはんは美味しかったですが、メインのタンパク質が少ない気がした」</w:t>
+              <w:t xml:space="preserve">「フロントの接客も概ね良好、 朝食会場のバイキングが他のビジネスホテルに比べて豪華な気がしました」「近くの中華もリーズナブルで美味しかった」</w:t>
             </w:r>
           </w:p>
         </w:tc>
@@ -4612,7 +4612,7 @@
                 <w:sz w:val="20"/>
                 <w:szCs w:val="20"/>
               </w:rPr>
-              <w:t xml:space="preserve">「父（78）私（48）息子（21）の3世代でおそらく最初で最後の家族旅行をしました｡ 駅からも近く立地よく、サービス...」「スタッフの対応が良かったです」</w:t>
+              <w:t xml:space="preserve">「フロントの接客も概ね良好、 朝食会場のバイキングが他のビジネスホテルに比べて豪華な気がしました」「父（78）私（48）息子（21）の3世代でおそらく最初で最後の家族旅行をしました｡ 駅からも近く立地よく、サービス...」</w:t>
             </w:r>
           </w:p>
         </w:tc>
@@ -4648,7 +4648,7 @@
                 <w:sz w:val="20"/>
                 <w:szCs w:val="20"/>
               </w:rPr>
-              <w:t xml:space="preserve">コンビニ・周辺施設</w:t>
+              <w:t xml:space="preserve">コストパフォーマンス</w:t>
             </w:r>
           </w:p>
         </w:tc>
@@ -4716,7 +4716,7 @@
                 <w:sz w:val="20"/>
                 <w:szCs w:val="20"/>
               </w:rPr>
-              <w:t xml:space="preserve">「近くにイオンのスーパーがあり便利 近くにイオンのスーパーがあり便利」「近くの三田駅まで徒歩8分程度、近くのコンビニも深夜帯は閉まっているので徒歩7分程度かかるので、ホテルにチェックイン...」</w:t>
+              <w:t xml:space="preserve">「浜松町駅から徒歩11分程度かかるところと、 年季がはいっている建物なので客室の壁に小さな穴が空いていたり浴室に落ち...」「近くの中華もリーズナブルで美味しかった」</w:t>
             </w:r>
           </w:p>
         </w:tc>
@@ -4756,7 +4756,7 @@
           <w:sz w:val="21"/>
           <w:szCs w:val="21"/>
         </w:rPr>
-        <w:t xml:space="preserve">口コミの多数で「立地・アクセス」に関するポジティブな言及が見られ、チサンホテル浜松町の最大の差別化要因となっています。古さは感じますが、綺麗に清掃がなされ、立地的に静かで良かったですといった声が多数寄せられています。</w:t>
+        <w:t xml:space="preserve">口コミの多数で「立地・アクセス」に関するポジティブな言及が見られ、チサンホテル浜松町の最大の差別化要因となっています。浜松町駅から徒歩11分程度かかるところと、 年季がはいっている建物なので客室の壁に小さな穴が空いていたり浴室に落ち...といった声が多数寄せられています。</w:t>
       </w:r>
     </w:p>
     <w:p>
@@ -4775,7 +4775,7 @@
           <w:sz w:val="21"/>
           <w:szCs w:val="21"/>
         </w:rPr>
-        <w:t xml:space="preserve">古さは感じますが、綺麗に清掃がなされ、立地的に静かで良かったです</w:t>
+        <w:t xml:space="preserve">浜松町駅から徒歩11分程度かかるところと、 年季がはいっている建物なので客室の壁に小さな穴が空いていたり浴室に落ち...</w:t>
       </w:r>
     </w:p>
     <w:p>
@@ -4794,7 +4794,7 @@
           <w:sz w:val="21"/>
           <w:szCs w:val="21"/>
         </w:rPr>
-        <w:t xml:space="preserve">近くにイオンのスーパーがあり便利 近くにイオンのスーパーがあり便利</w:t>
+        <w:t xml:space="preserve">古さは感じますが、綺麗に清掃がなされ、立地的に静かで良かったです</w:t>
       </w:r>
     </w:p>
     <w:p>
@@ -4813,7 +4813,7 @@
           <w:sz w:val="21"/>
           <w:szCs w:val="21"/>
         </w:rPr>
-        <w:t xml:space="preserve">立地がとてもよくあらゆる方面に移動がものすごい楽</w:t>
+        <w:t xml:space="preserve">近くにイオンのスーパーがあり便利 近くにイオンのスーパーがあり便利</w:t>
       </w:r>
     </w:p>
     <w:p>
@@ -5121,7 +5121,7 @@
                 <w:sz w:val="20"/>
                 <w:szCs w:val="20"/>
               </w:rPr>
-              <w:t xml:space="preserve">防音性能</w:t>
+              <w:t xml:space="preserve">設備の老朽化</w:t>
             </w:r>
           </w:p>
         </w:tc>
@@ -5155,7 +5155,7 @@
                 <w:sz w:val="20"/>
                 <w:szCs w:val="20"/>
               </w:rPr>
-              <w:t xml:space="preserve">壁は凄く薄くて隣の人の物音などがハッキリと聞こえる</w:t>
+              <w:t xml:space="preserve">浜松町駅から徒歩11分程度かかるところと、 年季がはいっている建物なので客室の壁に小さな穴が空いていたり浴室に落ち...</w:t>
             </w:r>
           </w:p>
         </w:tc>
@@ -5260,7 +5260,7 @@
                 <w:sz w:val="20"/>
                 <w:szCs w:val="20"/>
               </w:rPr>
-              <w:t xml:space="preserve">設備の老朽化</w:t>
+              <w:t xml:space="preserve">防音性能</w:t>
             </w:r>
           </w:p>
         </w:tc>
@@ -5294,7 +5294,7 @@
                 <w:sz w:val="20"/>
                 <w:szCs w:val="20"/>
               </w:rPr>
-              <w:t xml:space="preserve">古さは感じますが、綺麗に清掃がなされ、立地的に静かで良かったです</w:t>
+              <w:t xml:space="preserve">壁は凄く薄くて隣の人の物音などがハッキリと聞こえる</w:t>
             </w:r>
           </w:p>
         </w:tc>
@@ -5328,7 +5328,7 @@
                 <w:sz w:val="20"/>
                 <w:szCs w:val="20"/>
               </w:rPr>
-              <w:t xml:space="preserve">重大・15件</w:t>
+              <w:t xml:space="preserve">重大・16件</w:t>
             </w:r>
           </w:p>
         </w:tc>
@@ -5433,7 +5433,7 @@
                 <w:sz w:val="20"/>
                 <w:szCs w:val="20"/>
               </w:rPr>
-              <w:t xml:space="preserve">お風呂やトイレの老朽化も凄く… もう泊まらないと思います…</w:t>
+              <w:t xml:space="preserve">浜松町駅から徒歩11分程度かかるところと、 年季がはいっている建物なので客室の壁に小さな穴が空いていたり浴室に落ち...</w:t>
             </w:r>
           </w:p>
         </w:tc>
@@ -5467,7 +5467,7 @@
                 <w:sz w:val="20"/>
                 <w:szCs w:val="20"/>
               </w:rPr>
-              <w:t xml:space="preserve">重大・11件</w:t>
+              <w:t xml:space="preserve">重大・12件</w:t>
             </w:r>
           </w:p>
         </w:tc>
@@ -7047,7 +7047,7 @@
                 <w:sz w:val="20"/>
                 <w:szCs w:val="20"/>
               </w:rPr>
-              <w:t xml:space="preserve">7.04点</w:t>
+              <w:t xml:space="preserve">7.02点</w:t>
             </w:r>
           </w:p>
         </w:tc>
@@ -7187,7 +7187,7 @@
                 <w:sz w:val="20"/>
                 <w:szCs w:val="20"/>
               </w:rPr>
-              <w:t xml:space="preserve">56.6%</w:t>
+              <w:t xml:space="preserve">56.0%</w:t>
             </w:r>
           </w:p>
         </w:tc>
@@ -7222,7 +7222,7 @@
                 <w:sz w:val="20"/>
                 <w:szCs w:val="20"/>
               </w:rPr>
-              <w:t xml:space="preserve">67%以上</w:t>
+              <w:t xml:space="preserve">66%以上</w:t>
             </w:r>
           </w:p>
         </w:tc>
@@ -7327,7 +7327,7 @@
                 <w:sz w:val="20"/>
                 <w:szCs w:val="20"/>
               </w:rPr>
-              <w:t xml:space="preserve">19.3%</w:t>
+              <w:t xml:space="preserve">19.0%</w:t>
             </w:r>
           </w:p>
         </w:tc>
@@ -7712,7 +7712,7 @@
                 <w:sz w:val="20"/>
                 <w:szCs w:val="20"/>
               </w:rPr>
-              <w:t xml:space="preserve">防音性能クレーム</w:t>
+              <w:t xml:space="preserve">設備の老朽化クレーム</w:t>
             </w:r>
           </w:p>
         </w:tc>
@@ -8058,7 +8058,7 @@
           <w:sz w:val="22"/>
           <w:szCs w:val="22"/>
         </w:rPr>
-        <w:t xml:space="preserve">[6] 楽天トラベル / 2点 / 2026-03-26</w:t>
+        <w:t xml:space="preserve">[6] Agoda / 6点 / 2026-03-27</w:t>
       </w:r>
     </w:p>
     <w:p>
@@ -8073,7 +8073,7 @@
           <w:sz w:val="21"/>
           <w:szCs w:val="21"/>
         </w:rPr>
-        <w:t xml:space="preserve">汚くて震えました</w:t>
+        <w:t xml:space="preserve">ホテルの高値が続き規定範囲で宿泊できる宿探しに毎回難儀していますが ここはリーズナブルでよかったです。 フロントの接客も概ね良好、 朝食会場のバイキングが他のビジネスホテルに比べて豪華な気がしました。 浜松町駅から徒歩11分程度かかるところと、 年季がはいっている建物なので客室の壁に小さな穴が空いていたり浴室に落ちない黒汚れが付いていたりしましたが コスパを考慮すれば気にならない程度かなと思...</w:t>
       </w:r>
     </w:p>
     <w:p>
@@ -8094,7 +8094,7 @@
           <w:sz w:val="22"/>
           <w:szCs w:val="22"/>
         </w:rPr>
-        <w:t xml:space="preserve">[7] Trip.com / 4点 / 2026-03-26</w:t>
+        <w:t xml:space="preserve">[7] 楽天トラベル / 2点 / 2026-03-26</w:t>
       </w:r>
     </w:p>
     <w:p>
@@ -8109,7 +8109,7 @@
           <w:sz w:val="21"/>
           <w:szCs w:val="21"/>
         </w:rPr>
-        <w:t xml:space="preserve">壁は凄く薄くて隣の人の物音などがハッキリと聞こえる。 ドアも他の人が出入りするのが自分の部屋かのような音。 お風呂やトイレの老朽化も凄く… もう泊まらないと思います…。</w:t>
+        <w:t xml:space="preserve">汚くて震えました</w:t>
       </w:r>
     </w:p>
     <w:p>
@@ -8130,7 +8130,7 @@
           <w:sz w:val="22"/>
           <w:szCs w:val="22"/>
         </w:rPr>
-        <w:t xml:space="preserve">[8] Agoda / 6点 / 2026-03-24</w:t>
+        <w:t xml:space="preserve">[8] Trip.com / 4点 / 2026-03-26</w:t>
       </w:r>
     </w:p>
     <w:p>
@@ -8145,7 +8145,7 @@
           <w:sz w:val="21"/>
           <w:szCs w:val="21"/>
         </w:rPr>
-        <w:t xml:space="preserve">口コミを見ていて覚悟はしていたが、設備としては古めのホテルでした。 他が空いてなければ使いますが好んでは使わないかなぁ。</w:t>
+        <w:t xml:space="preserve">壁は凄く薄くて隣の人の物音などがハッキリと聞こえる。 ドアも他の人が出入りするのが自分の部屋かのような音。 お風呂やトイレの老朽化も凄く… もう泊まらないと思います…。</w:t>
       </w:r>
     </w:p>
     <w:p>
@@ -8166,7 +8166,7 @@
           <w:sz w:val="22"/>
           <w:szCs w:val="22"/>
         </w:rPr>
-        <w:t xml:space="preserve">[9] Google / 4点 / 2026-03-22</w:t>
+        <w:t xml:space="preserve">[9] Agoda / 6点 / 2026-03-24</w:t>
       </w:r>
     </w:p>
     <w:p>
@@ -8181,7 +8181,7 @@
           <w:sz w:val="21"/>
           <w:szCs w:val="21"/>
         </w:rPr>
-        <w:t xml:space="preserve">近くにイオンのスーパーがあり便利</w:t>
+        <w:t xml:space="preserve">口コミを見ていて覚悟はしていたが、設備としては古めのホテルでした。 他が空いてなければ使いますが好んでは使わないかなぁ。</w:t>
       </w:r>
     </w:p>
     <w:p>
@@ -8202,7 +8202,7 @@
           <w:sz w:val="22"/>
           <w:szCs w:val="22"/>
         </w:rPr>
-        <w:t xml:space="preserve">[10] じゃらん / 6点 / 2026-03-22</w:t>
+        <w:t xml:space="preserve">[10] Google / 4点 / 2026-03-22</w:t>
       </w:r>
     </w:p>
     <w:p>
@@ -8217,7 +8217,7 @@
           <w:sz w:val="21"/>
           <w:szCs w:val="21"/>
         </w:rPr>
-        <w:t xml:space="preserve">立地がとてもよくあらゆる方面に移動がものすごい楽！歩いてもよしJRでもよし。近くの中華もリーズナブルで美味しかった。</w:t>
+        <w:t xml:space="preserve">近くにイオンのスーパーがあり便利</w:t>
       </w:r>
     </w:p>
     <w:p>
@@ -8282,7 +8282,7 @@
                 <w:sz w:val="21"/>
                 <w:szCs w:val="21"/>
               </w:rPr>
-              <w:t xml:space="preserve">チサンホテル浜松町は、全体平均7.04点（10点換算）、高評価率56.6%という一定の顧客満足度を示しているホテルです。特に「立地・アクセス」「快適さ・設備」が多くのゲストから高く評価されています。</w:t>
+              <w:t xml:space="preserve">チサンホテル浜松町は、全体平均7.02点（10点換算）、高評価率56.0%という一定の顧客満足度を示しているホテルです。特に「立地・アクセス」「快適さ・設備」が多くのゲストから高く評価されています。</w:t>
             </w:r>
           </w:p>
           <w:p>
@@ -8296,7 +8296,7 @@
                 <w:sz w:val="21"/>
                 <w:szCs w:val="21"/>
               </w:rPr>
-              <w:t xml:space="preserve">改善課題としては、防音性能、設備の老朽化、浴室・水回りが主要なテーマとして浮上しています。これらの課題への対応が、顧客満足度向上の鍵となります。</w:t>
+              <w:t xml:space="preserve">改善課題としては、設備の老朽化、防音性能、浴室・水回りが主要なテーマとして浮上しています。これらの課題への対応が、顧客満足度向上の鍵となります。</w:t>
             </w:r>
           </w:p>
           <w:p>

--- a/納品レポート/ホテル別レポート/chisan_口コミ分析改善レポート.docx
+++ b/納品レポート/ホテル別レポート/chisan_口コミ分析改善レポート.docx
@@ -53,7 +53,7 @@
           <w:sz w:val="24"/>
           <w:szCs w:val="24"/>
         </w:rPr>
-        <w:t xml:space="preserve">2024年1月〜2026年3月　|　総件数 47件　|　2026年3月29日</w:t>
+        <w:t xml:space="preserve">2024年1月〜2026年3月　|　総件数 88件　|　2026年3月29日</w:t>
       </w:r>
     </w:p>
     <w:p>
@@ -84,7 +84,7 @@
           <w:sz w:val="21"/>
           <w:szCs w:val="21"/>
         </w:rPr>
-        <w:t xml:space="preserve">2024年1月〜2026年3月に各OTAサイトに投稿された47件のレビューを分析しました。</w:t>
+        <w:t xml:space="preserve">2024年1月〜2026年3月に各OTAサイトに投稿された88件のレビューを分析しました。</w:t>
       </w:r>
     </w:p>
     <w:p>
@@ -142,7 +142,7 @@
                 <w:szCs w:val="20"/>
               </w:rPr>
               <w:t xml:space="preserve">全体平均
-7.15点</w:t>
+7.05点</w:t>
             </w:r>
           </w:p>
         </w:tc>
@@ -177,7 +177,7 @@
                 <w:szCs w:val="20"/>
               </w:rPr>
               <w:t xml:space="preserve">高評価率
-59.6%</w:t>
+55.7%</w:t>
             </w:r>
           </w:p>
         </w:tc>
@@ -212,7 +212,7 @@
                 <w:szCs w:val="20"/>
               </w:rPr>
               <w:t xml:space="preserve">低評価率
-21.3%</w:t>
+18.2%</w:t>
             </w:r>
           </w:p>
         </w:tc>
@@ -247,7 +247,7 @@
                 <w:szCs w:val="20"/>
               </w:rPr>
               <w:t xml:space="preserve">レビュー総数
-47件</w:t>
+88件</w:t>
             </w:r>
           </w:p>
         </w:tc>
@@ -555,7 +555,7 @@
                 <w:sz w:val="20"/>
                 <w:szCs w:val="20"/>
               </w:rPr>
-              <w:t xml:space="preserve">9</w:t>
+              <w:t xml:space="preserve">14</w:t>
             </w:r>
           </w:p>
         </w:tc>
@@ -590,7 +590,7 @@
                 <w:sz w:val="20"/>
                 <w:szCs w:val="20"/>
               </w:rPr>
-              <w:t xml:space="preserve">8.67/10</w:t>
+              <w:t xml:space="preserve">8.29/10</w:t>
             </w:r>
           </w:p>
         </w:tc>
@@ -625,7 +625,7 @@
                 <w:sz w:val="20"/>
                 <w:szCs w:val="20"/>
               </w:rPr>
-              <w:t xml:space="preserve">8.67</w:t>
+              <w:t xml:space="preserve">8.29</w:t>
             </w:r>
           </w:p>
         </w:tc>
@@ -732,7 +732,7 @@
                 <w:sz w:val="20"/>
                 <w:szCs w:val="20"/>
               </w:rPr>
-              <w:t xml:space="preserve">2</w:t>
+              <w:t xml:space="preserve">5</w:t>
             </w:r>
           </w:p>
         </w:tc>
@@ -767,7 +767,7 @@
                 <w:sz w:val="20"/>
                 <w:szCs w:val="20"/>
               </w:rPr>
-              <w:t xml:space="preserve">8.00/10</w:t>
+              <w:t xml:space="preserve">7.60/10</w:t>
             </w:r>
           </w:p>
         </w:tc>
@@ -781,183 +781,6 @@
               <w:right w:val="single" w:color="CCCCCC" w:sz="1"/>
             </w:tcBorders>
             <w:shd w:fill="F2F2F2" w:val="clear"/>
-            <w:tcMar>
-              <w:top w:type="dxa" w:w="80"/>
-              <w:left w:type="dxa" w:w="120"/>
-              <w:bottom w:type="dxa" w:w="80"/>
-              <w:right w:type="dxa" w:w="120"/>
-            </w:tcMar>
-            <w:vAlign w:val="center"/>
-          </w:tcPr>
-          <w:p>
-            <w:pPr>
-              <w:jc w:val="center"/>
-            </w:pPr>
-            <w:r>
-              <w:rPr>
-                <w:rFonts w:ascii="Arial" w:cs="Arial" w:eastAsia="Arial" w:hAnsi="Arial"/>
-                <w:b/>
-                <w:bCs/>
-                <w:color w:val="27AE60"/>
-                <w:sz w:val="20"/>
-                <w:szCs w:val="20"/>
-              </w:rPr>
-              <w:t xml:space="preserve">8.00</w:t>
-            </w:r>
-          </w:p>
-        </w:tc>
-        <w:tc>
-          <w:tcPr>
-            <w:tcW w:type="dxa" w:w="1226"/>
-            <w:tcBorders>
-              <w:top w:val="single" w:color="CCCCCC" w:sz="1"/>
-              <w:left w:val="single" w:color="CCCCCC" w:sz="1"/>
-              <w:bottom w:val="single" w:color="CCCCCC" w:sz="1"/>
-              <w:right w:val="single" w:color="CCCCCC" w:sz="1"/>
-            </w:tcBorders>
-            <w:shd w:fill="F2F2F2" w:val="clear"/>
-            <w:tcMar>
-              <w:top w:type="dxa" w:w="80"/>
-              <w:left w:type="dxa" w:w="120"/>
-              <w:bottom w:type="dxa" w:w="80"/>
-              <w:right w:type="dxa" w:w="120"/>
-            </w:tcMar>
-            <w:vAlign w:val="center"/>
-          </w:tcPr>
-          <w:p>
-            <w:pPr>
-              <w:jc w:val="center"/>
-            </w:pPr>
-            <w:r>
-              <w:rPr>
-                <w:rFonts w:ascii="Arial" w:cs="Arial" w:eastAsia="Arial" w:hAnsi="Arial"/>
-                <w:b w:val="false"/>
-                <w:bCs w:val="false"/>
-                <w:color w:val="27AE60"/>
-                <w:sz w:val="20"/>
-                <w:szCs w:val="20"/>
-              </w:rPr>
-              <w:t xml:space="preserve">良好</w:t>
-            </w:r>
-          </w:p>
-        </w:tc>
-      </w:tr>
-      <w:tr>
-        <w:tc>
-          <w:tcPr>
-            <w:tcW w:type="dxa" w:w="2400"/>
-            <w:tcBorders>
-              <w:top w:val="single" w:color="CCCCCC" w:sz="1"/>
-              <w:left w:val="single" w:color="CCCCCC" w:sz="1"/>
-              <w:bottom w:val="single" w:color="CCCCCC" w:sz="1"/>
-              <w:right w:val="single" w:color="CCCCCC" w:sz="1"/>
-            </w:tcBorders>
-            <w:shd w:fill="FFFFFF" w:val="clear"/>
-            <w:tcMar>
-              <w:top w:type="dxa" w:w="80"/>
-              <w:left w:type="dxa" w:w="120"/>
-              <w:bottom w:type="dxa" w:w="80"/>
-              <w:right w:type="dxa" w:w="120"/>
-            </w:tcMar>
-            <w:vAlign w:val="center"/>
-          </w:tcPr>
-          <w:p>
-            <w:pPr>
-              <w:jc w:val="left"/>
-            </w:pPr>
-            <w:r>
-              <w:rPr>
-                <w:rFonts w:ascii="Arial" w:cs="Arial" w:eastAsia="Arial" w:hAnsi="Arial"/>
-                <w:b w:val="false"/>
-                <w:bCs w:val="false"/>
-                <w:color w:val="333333"/>
-                <w:sz w:val="20"/>
-                <w:szCs w:val="20"/>
-              </w:rPr>
-              <w:t xml:space="preserve">楽天トラベル</w:t>
-            </w:r>
-          </w:p>
-        </w:tc>
-        <w:tc>
-          <w:tcPr>
-            <w:tcW w:type="dxa" w:w="1000"/>
-            <w:tcBorders>
-              <w:top w:val="single" w:color="CCCCCC" w:sz="1"/>
-              <w:left w:val="single" w:color="CCCCCC" w:sz="1"/>
-              <w:bottom w:val="single" w:color="CCCCCC" w:sz="1"/>
-              <w:right w:val="single" w:color="CCCCCC" w:sz="1"/>
-            </w:tcBorders>
-            <w:shd w:fill="FFFFFF" w:val="clear"/>
-            <w:tcMar>
-              <w:top w:type="dxa" w:w="80"/>
-              <w:left w:type="dxa" w:w="120"/>
-              <w:bottom w:type="dxa" w:w="80"/>
-              <w:right w:type="dxa" w:w="120"/>
-            </w:tcMar>
-            <w:vAlign w:val="center"/>
-          </w:tcPr>
-          <w:p>
-            <w:pPr>
-              <w:jc w:val="center"/>
-            </w:pPr>
-            <w:r>
-              <w:rPr>
-                <w:rFonts w:ascii="Arial" w:cs="Arial" w:eastAsia="Arial" w:hAnsi="Arial"/>
-                <w:b w:val="false"/>
-                <w:bCs w:val="false"/>
-                <w:color w:val="333333"/>
-                <w:sz w:val="20"/>
-                <w:szCs w:val="20"/>
-              </w:rPr>
-              <w:t xml:space="preserve">17</w:t>
-            </w:r>
-          </w:p>
-        </w:tc>
-        <w:tc>
-          <w:tcPr>
-            <w:tcW w:type="dxa" w:w="1200"/>
-            <w:tcBorders>
-              <w:top w:val="single" w:color="CCCCCC" w:sz="1"/>
-              <w:left w:val="single" w:color="CCCCCC" w:sz="1"/>
-              <w:bottom w:val="single" w:color="CCCCCC" w:sz="1"/>
-              <w:right w:val="single" w:color="CCCCCC" w:sz="1"/>
-            </w:tcBorders>
-            <w:shd w:fill="FFFFFF" w:val="clear"/>
-            <w:tcMar>
-              <w:top w:type="dxa" w:w="80"/>
-              <w:left w:type="dxa" w:w="120"/>
-              <w:bottom w:type="dxa" w:w="80"/>
-              <w:right w:type="dxa" w:w="120"/>
-            </w:tcMar>
-            <w:vAlign w:val="center"/>
-          </w:tcPr>
-          <w:p>
-            <w:pPr>
-              <w:jc w:val="center"/>
-            </w:pPr>
-            <w:r>
-              <w:rPr>
-                <w:rFonts w:ascii="Arial" w:cs="Arial" w:eastAsia="Arial" w:hAnsi="Arial"/>
-                <w:b w:val="false"/>
-                <w:bCs w:val="false"/>
-                <w:color w:val="333333"/>
-                <w:sz w:val="20"/>
-                <w:szCs w:val="20"/>
-              </w:rPr>
-              <w:t xml:space="preserve">3.53/5</w:t>
-            </w:r>
-          </w:p>
-        </w:tc>
-        <w:tc>
-          <w:tcPr>
-            <w:tcW w:type="dxa" w:w="1200"/>
-            <w:tcBorders>
-              <w:top w:val="single" w:color="CCCCCC" w:sz="1"/>
-              <w:left w:val="single" w:color="CCCCCC" w:sz="1"/>
-              <w:bottom w:val="single" w:color="CCCCCC" w:sz="1"/>
-              <w:right w:val="single" w:color="CCCCCC" w:sz="1"/>
-            </w:tcBorders>
-            <w:shd w:fill="FFFFFF" w:val="clear"/>
             <w:tcMar>
               <w:top w:type="dxa" w:w="80"/>
               <w:left w:type="dxa" w:w="120"/>
@@ -979,7 +802,7 @@
                 <w:sz w:val="20"/>
                 <w:szCs w:val="20"/>
               </w:rPr>
-              <w:t xml:space="preserve">7.06</w:t>
+              <w:t xml:space="preserve">7.60</w:t>
             </w:r>
           </w:p>
         </w:tc>
@@ -992,7 +815,7 @@
               <w:bottom w:val="single" w:color="CCCCCC" w:sz="1"/>
               <w:right w:val="single" w:color="CCCCCC" w:sz="1"/>
             </w:tcBorders>
-            <w:shd w:fill="FFFFFF" w:val="clear"/>
+            <w:shd w:fill="F2F2F2" w:val="clear"/>
             <w:tcMar>
               <w:top w:type="dxa" w:w="80"/>
               <w:left w:type="dxa" w:w="120"/>
@@ -1029,6 +852,183 @@
               <w:bottom w:val="single" w:color="CCCCCC" w:sz="1"/>
               <w:right w:val="single" w:color="CCCCCC" w:sz="1"/>
             </w:tcBorders>
+            <w:shd w:fill="FFFFFF" w:val="clear"/>
+            <w:tcMar>
+              <w:top w:type="dxa" w:w="80"/>
+              <w:left w:type="dxa" w:w="120"/>
+              <w:bottom w:type="dxa" w:w="80"/>
+              <w:right w:type="dxa" w:w="120"/>
+            </w:tcMar>
+            <w:vAlign w:val="center"/>
+          </w:tcPr>
+          <w:p>
+            <w:pPr>
+              <w:jc w:val="left"/>
+            </w:pPr>
+            <w:r>
+              <w:rPr>
+                <w:rFonts w:ascii="Arial" w:cs="Arial" w:eastAsia="Arial" w:hAnsi="Arial"/>
+                <w:b w:val="false"/>
+                <w:bCs w:val="false"/>
+                <w:color w:val="333333"/>
+                <w:sz w:val="20"/>
+                <w:szCs w:val="20"/>
+              </w:rPr>
+              <w:t xml:space="preserve">じゃらん</w:t>
+            </w:r>
+          </w:p>
+        </w:tc>
+        <w:tc>
+          <w:tcPr>
+            <w:tcW w:type="dxa" w:w="1000"/>
+            <w:tcBorders>
+              <w:top w:val="single" w:color="CCCCCC" w:sz="1"/>
+              <w:left w:val="single" w:color="CCCCCC" w:sz="1"/>
+              <w:bottom w:val="single" w:color="CCCCCC" w:sz="1"/>
+              <w:right w:val="single" w:color="CCCCCC" w:sz="1"/>
+            </w:tcBorders>
+            <w:shd w:fill="FFFFFF" w:val="clear"/>
+            <w:tcMar>
+              <w:top w:type="dxa" w:w="80"/>
+              <w:left w:type="dxa" w:w="120"/>
+              <w:bottom w:type="dxa" w:w="80"/>
+              <w:right w:type="dxa" w:w="120"/>
+            </w:tcMar>
+            <w:vAlign w:val="center"/>
+          </w:tcPr>
+          <w:p>
+            <w:pPr>
+              <w:jc w:val="center"/>
+            </w:pPr>
+            <w:r>
+              <w:rPr>
+                <w:rFonts w:ascii="Arial" w:cs="Arial" w:eastAsia="Arial" w:hAnsi="Arial"/>
+                <w:b w:val="false"/>
+                <w:bCs w:val="false"/>
+                <w:color w:val="333333"/>
+                <w:sz w:val="20"/>
+                <w:szCs w:val="20"/>
+              </w:rPr>
+              <w:t xml:space="preserve">10</w:t>
+            </w:r>
+          </w:p>
+        </w:tc>
+        <w:tc>
+          <w:tcPr>
+            <w:tcW w:type="dxa" w:w="1200"/>
+            <w:tcBorders>
+              <w:top w:val="single" w:color="CCCCCC" w:sz="1"/>
+              <w:left w:val="single" w:color="CCCCCC" w:sz="1"/>
+              <w:bottom w:val="single" w:color="CCCCCC" w:sz="1"/>
+              <w:right w:val="single" w:color="CCCCCC" w:sz="1"/>
+            </w:tcBorders>
+            <w:shd w:fill="FFFFFF" w:val="clear"/>
+            <w:tcMar>
+              <w:top w:type="dxa" w:w="80"/>
+              <w:left w:type="dxa" w:w="120"/>
+              <w:bottom w:type="dxa" w:w="80"/>
+              <w:right w:type="dxa" w:w="120"/>
+            </w:tcMar>
+            <w:vAlign w:val="center"/>
+          </w:tcPr>
+          <w:p>
+            <w:pPr>
+              <w:jc w:val="center"/>
+            </w:pPr>
+            <w:r>
+              <w:rPr>
+                <w:rFonts w:ascii="Arial" w:cs="Arial" w:eastAsia="Arial" w:hAnsi="Arial"/>
+                <w:b w:val="false"/>
+                <w:bCs w:val="false"/>
+                <w:color w:val="333333"/>
+                <w:sz w:val="20"/>
+                <w:szCs w:val="20"/>
+              </w:rPr>
+              <w:t xml:space="preserve">3.50/5</w:t>
+            </w:r>
+          </w:p>
+        </w:tc>
+        <w:tc>
+          <w:tcPr>
+            <w:tcW w:type="dxa" w:w="1200"/>
+            <w:tcBorders>
+              <w:top w:val="single" w:color="CCCCCC" w:sz="1"/>
+              <w:left w:val="single" w:color="CCCCCC" w:sz="1"/>
+              <w:bottom w:val="single" w:color="CCCCCC" w:sz="1"/>
+              <w:right w:val="single" w:color="CCCCCC" w:sz="1"/>
+            </w:tcBorders>
+            <w:shd w:fill="FFFFFF" w:val="clear"/>
+            <w:tcMar>
+              <w:top w:type="dxa" w:w="80"/>
+              <w:left w:type="dxa" w:w="120"/>
+              <w:bottom w:type="dxa" w:w="80"/>
+              <w:right w:type="dxa" w:w="120"/>
+            </w:tcMar>
+            <w:vAlign w:val="center"/>
+          </w:tcPr>
+          <w:p>
+            <w:pPr>
+              <w:jc w:val="center"/>
+            </w:pPr>
+            <w:r>
+              <w:rPr>
+                <w:rFonts w:ascii="Arial" w:cs="Arial" w:eastAsia="Arial" w:hAnsi="Arial"/>
+                <w:b/>
+                <w:bCs/>
+                <w:color w:val="E67E22"/>
+                <w:sz w:val="20"/>
+                <w:szCs w:val="20"/>
+              </w:rPr>
+              <w:t xml:space="preserve">7.00</w:t>
+            </w:r>
+          </w:p>
+        </w:tc>
+        <w:tc>
+          <w:tcPr>
+            <w:tcW w:type="dxa" w:w="1226"/>
+            <w:tcBorders>
+              <w:top w:val="single" w:color="CCCCCC" w:sz="1"/>
+              <w:left w:val="single" w:color="CCCCCC" w:sz="1"/>
+              <w:bottom w:val="single" w:color="CCCCCC" w:sz="1"/>
+              <w:right w:val="single" w:color="CCCCCC" w:sz="1"/>
+            </w:tcBorders>
+            <w:shd w:fill="FFFFFF" w:val="clear"/>
+            <w:tcMar>
+              <w:top w:type="dxa" w:w="80"/>
+              <w:left w:type="dxa" w:w="120"/>
+              <w:bottom w:type="dxa" w:w="80"/>
+              <w:right w:type="dxa" w:w="120"/>
+            </w:tcMar>
+            <w:vAlign w:val="center"/>
+          </w:tcPr>
+          <w:p>
+            <w:pPr>
+              <w:jc w:val="center"/>
+            </w:pPr>
+            <w:r>
+              <w:rPr>
+                <w:rFonts w:ascii="Arial" w:cs="Arial" w:eastAsia="Arial" w:hAnsi="Arial"/>
+                <w:b w:val="false"/>
+                <w:bCs w:val="false"/>
+                <w:color w:val="E67E22"/>
+                <w:sz w:val="20"/>
+                <w:szCs w:val="20"/>
+              </w:rPr>
+              <w:t xml:space="preserve">概ね良好</w:t>
+            </w:r>
+          </w:p>
+        </w:tc>
+      </w:tr>
+      <w:tr>
+        <w:tc>
+          <w:tcPr>
+            <w:tcW w:type="dxa" w:w="2400"/>
+            <w:tcBorders>
+              <w:top w:val="single" w:color="CCCCCC" w:sz="1"/>
+              <w:left w:val="single" w:color="CCCCCC" w:sz="1"/>
+              <w:bottom w:val="single" w:color="CCCCCC" w:sz="1"/>
+              <w:right w:val="single" w:color="CCCCCC" w:sz="1"/>
+            </w:tcBorders>
             <w:shd w:fill="F2F2F2" w:val="clear"/>
             <w:tcMar>
               <w:top w:type="dxa" w:w="80"/>
@@ -1051,7 +1051,7 @@
                 <w:sz w:val="20"/>
                 <w:szCs w:val="20"/>
               </w:rPr>
-              <w:t xml:space="preserve">じゃらん</w:t>
+              <w:t xml:space="preserve">Google</w:t>
             </w:r>
           </w:p>
         </w:tc>
@@ -1086,7 +1086,7 @@
                 <w:sz w:val="20"/>
                 <w:szCs w:val="20"/>
               </w:rPr>
-              <w:t xml:space="preserve">7</w:t>
+              <w:t xml:space="preserve">21</w:t>
             </w:r>
           </w:p>
         </w:tc>
@@ -1121,7 +1121,7 @@
                 <w:sz w:val="20"/>
                 <w:szCs w:val="20"/>
               </w:rPr>
-              <w:t xml:space="preserve">3.43/5</w:t>
+              <w:t xml:space="preserve">3.48/5</w:t>
             </w:r>
           </w:p>
         </w:tc>
@@ -1156,7 +1156,7 @@
                 <w:sz w:val="20"/>
                 <w:szCs w:val="20"/>
               </w:rPr>
-              <w:t xml:space="preserve">6.86</w:t>
+              <w:t xml:space="preserve">6.95</w:t>
             </w:r>
           </w:p>
         </w:tc>
@@ -1228,7 +1228,7 @@
                 <w:sz w:val="20"/>
                 <w:szCs w:val="20"/>
               </w:rPr>
-              <w:t xml:space="preserve">Google</w:t>
+              <w:t xml:space="preserve">楽天トラベル</w:t>
             </w:r>
           </w:p>
         </w:tc>
@@ -1263,7 +1263,7 @@
                 <w:sz w:val="20"/>
                 <w:szCs w:val="20"/>
               </w:rPr>
-              <w:t xml:space="preserve">12</w:t>
+              <w:t xml:space="preserve">34</w:t>
             </w:r>
           </w:p>
         </w:tc>
@@ -1298,7 +1298,7 @@
                 <w:sz w:val="20"/>
                 <w:szCs w:val="20"/>
               </w:rPr>
-              <w:t xml:space="preserve">3.08/5</w:t>
+              <w:t xml:space="preserve">3.32/5</w:t>
             </w:r>
           </w:p>
         </w:tc>
@@ -1333,7 +1333,7 @@
                 <w:sz w:val="20"/>
                 <w:szCs w:val="20"/>
               </w:rPr>
-              <w:t xml:space="preserve">6.17</w:t>
+              <w:t xml:space="preserve">6.65</w:t>
             </w:r>
           </w:p>
         </w:tc>
@@ -1347,6 +1347,183 @@
               <w:right w:val="single" w:color="CCCCCC" w:sz="1"/>
             </w:tcBorders>
             <w:shd w:fill="FFFFFF" w:val="clear"/>
+            <w:tcMar>
+              <w:top w:type="dxa" w:w="80"/>
+              <w:left w:type="dxa" w:w="120"/>
+              <w:bottom w:type="dxa" w:w="80"/>
+              <w:right w:type="dxa" w:w="120"/>
+            </w:tcMar>
+            <w:vAlign w:val="center"/>
+          </w:tcPr>
+          <w:p>
+            <w:pPr>
+              <w:jc w:val="center"/>
+            </w:pPr>
+            <w:r>
+              <w:rPr>
+                <w:rFonts w:ascii="Arial" w:cs="Arial" w:eastAsia="Arial" w:hAnsi="Arial"/>
+                <w:b w:val="false"/>
+                <w:bCs w:val="false"/>
+                <w:color w:val="C0392B"/>
+                <w:sz w:val="20"/>
+                <w:szCs w:val="20"/>
+              </w:rPr>
+              <w:t xml:space="preserve">要改善</w:t>
+            </w:r>
+          </w:p>
+        </w:tc>
+      </w:tr>
+      <w:tr>
+        <w:tc>
+          <w:tcPr>
+            <w:tcW w:type="dxa" w:w="2400"/>
+            <w:tcBorders>
+              <w:top w:val="single" w:color="CCCCCC" w:sz="1"/>
+              <w:left w:val="single" w:color="CCCCCC" w:sz="1"/>
+              <w:bottom w:val="single" w:color="CCCCCC" w:sz="1"/>
+              <w:right w:val="single" w:color="CCCCCC" w:sz="1"/>
+            </w:tcBorders>
+            <w:shd w:fill="F2F2F2" w:val="clear"/>
+            <w:tcMar>
+              <w:top w:type="dxa" w:w="80"/>
+              <w:left w:type="dxa" w:w="120"/>
+              <w:bottom w:type="dxa" w:w="80"/>
+              <w:right w:type="dxa" w:w="120"/>
+            </w:tcMar>
+            <w:vAlign w:val="center"/>
+          </w:tcPr>
+          <w:p>
+            <w:pPr>
+              <w:jc w:val="left"/>
+            </w:pPr>
+            <w:r>
+              <w:rPr>
+                <w:rFonts w:ascii="Arial" w:cs="Arial" w:eastAsia="Arial" w:hAnsi="Arial"/>
+                <w:b w:val="false"/>
+                <w:bCs w:val="false"/>
+                <w:color w:val="333333"/>
+                <w:sz w:val="20"/>
+                <w:szCs w:val="20"/>
+              </w:rPr>
+              <w:t xml:space="preserve">Trip.com</w:t>
+            </w:r>
+          </w:p>
+        </w:tc>
+        <w:tc>
+          <w:tcPr>
+            <w:tcW w:type="dxa" w:w="1000"/>
+            <w:tcBorders>
+              <w:top w:val="single" w:color="CCCCCC" w:sz="1"/>
+              <w:left w:val="single" w:color="CCCCCC" w:sz="1"/>
+              <w:bottom w:val="single" w:color="CCCCCC" w:sz="1"/>
+              <w:right w:val="single" w:color="CCCCCC" w:sz="1"/>
+            </w:tcBorders>
+            <w:shd w:fill="F2F2F2" w:val="clear"/>
+            <w:tcMar>
+              <w:top w:type="dxa" w:w="80"/>
+              <w:left w:type="dxa" w:w="120"/>
+              <w:bottom w:type="dxa" w:w="80"/>
+              <w:right w:type="dxa" w:w="120"/>
+            </w:tcMar>
+            <w:vAlign w:val="center"/>
+          </w:tcPr>
+          <w:p>
+            <w:pPr>
+              <w:jc w:val="center"/>
+            </w:pPr>
+            <w:r>
+              <w:rPr>
+                <w:rFonts w:ascii="Arial" w:cs="Arial" w:eastAsia="Arial" w:hAnsi="Arial"/>
+                <w:b w:val="false"/>
+                <w:bCs w:val="false"/>
+                <w:color w:val="333333"/>
+                <w:sz w:val="20"/>
+                <w:szCs w:val="20"/>
+              </w:rPr>
+              <w:t xml:space="preserve">4</w:t>
+            </w:r>
+          </w:p>
+        </w:tc>
+        <w:tc>
+          <w:tcPr>
+            <w:tcW w:type="dxa" w:w="1200"/>
+            <w:tcBorders>
+              <w:top w:val="single" w:color="CCCCCC" w:sz="1"/>
+              <w:left w:val="single" w:color="CCCCCC" w:sz="1"/>
+              <w:bottom w:val="single" w:color="CCCCCC" w:sz="1"/>
+              <w:right w:val="single" w:color="CCCCCC" w:sz="1"/>
+            </w:tcBorders>
+            <w:shd w:fill="F2F2F2" w:val="clear"/>
+            <w:tcMar>
+              <w:top w:type="dxa" w:w="80"/>
+              <w:left w:type="dxa" w:w="120"/>
+              <w:bottom w:type="dxa" w:w="80"/>
+              <w:right w:type="dxa" w:w="120"/>
+            </w:tcMar>
+            <w:vAlign w:val="center"/>
+          </w:tcPr>
+          <w:p>
+            <w:pPr>
+              <w:jc w:val="center"/>
+            </w:pPr>
+            <w:r>
+              <w:rPr>
+                <w:rFonts w:ascii="Arial" w:cs="Arial" w:eastAsia="Arial" w:hAnsi="Arial"/>
+                <w:b w:val="false"/>
+                <w:bCs w:val="false"/>
+                <w:color w:val="333333"/>
+                <w:sz w:val="20"/>
+                <w:szCs w:val="20"/>
+              </w:rPr>
+              <w:t xml:space="preserve">6.00/10</w:t>
+            </w:r>
+          </w:p>
+        </w:tc>
+        <w:tc>
+          <w:tcPr>
+            <w:tcW w:type="dxa" w:w="1200"/>
+            <w:tcBorders>
+              <w:top w:val="single" w:color="CCCCCC" w:sz="1"/>
+              <w:left w:val="single" w:color="CCCCCC" w:sz="1"/>
+              <w:bottom w:val="single" w:color="CCCCCC" w:sz="1"/>
+              <w:right w:val="single" w:color="CCCCCC" w:sz="1"/>
+            </w:tcBorders>
+            <w:shd w:fill="F2F2F2" w:val="clear"/>
+            <w:tcMar>
+              <w:top w:type="dxa" w:w="80"/>
+              <w:left w:type="dxa" w:w="120"/>
+              <w:bottom w:type="dxa" w:w="80"/>
+              <w:right w:type="dxa" w:w="120"/>
+            </w:tcMar>
+            <w:vAlign w:val="center"/>
+          </w:tcPr>
+          <w:p>
+            <w:pPr>
+              <w:jc w:val="center"/>
+            </w:pPr>
+            <w:r>
+              <w:rPr>
+                <w:rFonts w:ascii="Arial" w:cs="Arial" w:eastAsia="Arial" w:hAnsi="Arial"/>
+                <w:b/>
+                <w:bCs/>
+                <w:color w:val="C0392B"/>
+                <w:sz w:val="20"/>
+                <w:szCs w:val="20"/>
+              </w:rPr>
+              <w:t xml:space="preserve">6.00</w:t>
+            </w:r>
+          </w:p>
+        </w:tc>
+        <w:tc>
+          <w:tcPr>
+            <w:tcW w:type="dxa" w:w="1226"/>
+            <w:tcBorders>
+              <w:top w:val="single" w:color="CCCCCC" w:sz="1"/>
+              <w:left w:val="single" w:color="CCCCCC" w:sz="1"/>
+              <w:bottom w:val="single" w:color="CCCCCC" w:sz="1"/>
+              <w:right w:val="single" w:color="CCCCCC" w:sz="1"/>
+            </w:tcBorders>
+            <w:shd w:fill="F2F2F2" w:val="clear"/>
             <w:tcMar>
               <w:top w:type="dxa" w:w="80"/>
               <w:left w:type="dxa" w:w="120"/>
@@ -1587,7 +1764,7 @@
                 <w:sz w:val="20"/>
                 <w:szCs w:val="20"/>
               </w:rPr>
-              <w:t xml:space="preserve">11</w:t>
+              <w:t xml:space="preserve">17</w:t>
             </w:r>
           </w:p>
         </w:tc>
@@ -1622,7 +1799,7 @@
                 <w:sz w:val="20"/>
                 <w:szCs w:val="20"/>
               </w:rPr>
-              <w:t xml:space="preserve">23.4%</w:t>
+              <w:t xml:space="preserve">19.3%</w:t>
             </w:r>
           </w:p>
         </w:tc>
@@ -1729,7 +1906,7 @@
                 <w:sz w:val="20"/>
                 <w:szCs w:val="20"/>
               </w:rPr>
-              <w:t xml:space="preserve">4.3%</w:t>
+              <w:t xml:space="preserve">2.3%</w:t>
             </w:r>
           </w:p>
         </w:tc>
@@ -1801,7 +1978,7 @@
                 <w:sz w:val="20"/>
                 <w:szCs w:val="20"/>
               </w:rPr>
-              <w:t xml:space="preserve">15</w:t>
+              <w:t xml:space="preserve">30</w:t>
             </w:r>
           </w:p>
         </w:tc>
@@ -1836,7 +2013,7 @@
                 <w:sz w:val="20"/>
                 <w:szCs w:val="20"/>
               </w:rPr>
-              <w:t xml:space="preserve">31.9%</w:t>
+              <w:t xml:space="preserve">34.1%</w:t>
             </w:r>
           </w:p>
         </w:tc>
@@ -1873,7 +2050,7 @@
                 <w:sz w:val="20"/>
                 <w:szCs w:val="20"/>
               </w:rPr>
-              <w:t xml:space="preserve">6点</w:t>
+              <w:t xml:space="preserve">7点</w:t>
             </w:r>
           </w:p>
         </w:tc>
@@ -1908,7 +2085,7 @@
                 <w:sz w:val="20"/>
                 <w:szCs w:val="20"/>
               </w:rPr>
-              <w:t xml:space="preserve">9</w:t>
+              <w:t xml:space="preserve">3</w:t>
             </w:r>
           </w:p>
         </w:tc>
@@ -1943,7 +2120,7 @@
                 <w:sz w:val="20"/>
                 <w:szCs w:val="20"/>
               </w:rPr>
-              <w:t xml:space="preserve">19.1%</w:t>
+              <w:t xml:space="preserve">3.4%</w:t>
             </w:r>
           </w:p>
         </w:tc>
@@ -1980,7 +2157,7 @@
                 <w:sz w:val="20"/>
                 <w:szCs w:val="20"/>
               </w:rPr>
-              <w:t xml:space="preserve">4点</w:t>
+              <w:t xml:space="preserve">6点</w:t>
             </w:r>
           </w:p>
         </w:tc>
@@ -2015,7 +2192,7 @@
                 <w:sz w:val="20"/>
                 <w:szCs w:val="20"/>
               </w:rPr>
-              <w:t xml:space="preserve">7</w:t>
+              <w:t xml:space="preserve">19</w:t>
             </w:r>
           </w:p>
         </w:tc>
@@ -2050,7 +2227,7 @@
                 <w:sz w:val="20"/>
                 <w:szCs w:val="20"/>
               </w:rPr>
-              <w:t xml:space="preserve">14.9%</w:t>
+              <w:t xml:space="preserve">21.6%</w:t>
             </w:r>
           </w:p>
         </w:tc>
@@ -2087,6 +2264,220 @@
                 <w:sz w:val="20"/>
                 <w:szCs w:val="20"/>
               </w:rPr>
+              <w:t xml:space="preserve">5点</w:t>
+            </w:r>
+          </w:p>
+        </w:tc>
+        <w:tc>
+          <w:tcPr>
+            <w:tcW w:type="dxa" w:w="2000"/>
+            <w:tcBorders>
+              <w:top w:val="single" w:color="CCCCCC" w:sz="1"/>
+              <w:left w:val="single" w:color="CCCCCC" w:sz="1"/>
+              <w:bottom w:val="single" w:color="CCCCCC" w:sz="1"/>
+              <w:right w:val="single" w:color="CCCCCC" w:sz="1"/>
+            </w:tcBorders>
+            <w:shd w:fill="F2F2F2" w:val="clear"/>
+            <w:tcMar>
+              <w:top w:type="dxa" w:w="80"/>
+              <w:left w:type="dxa" w:w="120"/>
+              <w:bottom w:type="dxa" w:w="80"/>
+              <w:right w:type="dxa" w:w="120"/>
+            </w:tcMar>
+            <w:vAlign w:val="center"/>
+          </w:tcPr>
+          <w:p>
+            <w:pPr>
+              <w:jc w:val="center"/>
+            </w:pPr>
+            <w:r>
+              <w:rPr>
+                <w:rFonts w:ascii="Arial" w:cs="Arial" w:eastAsia="Arial" w:hAnsi="Arial"/>
+                <w:b w:val="false"/>
+                <w:bCs w:val="false"/>
+                <w:color w:val="333333"/>
+                <w:sz w:val="20"/>
+                <w:szCs w:val="20"/>
+              </w:rPr>
+              <w:t xml:space="preserve">1</w:t>
+            </w:r>
+          </w:p>
+        </w:tc>
+        <w:tc>
+          <w:tcPr>
+            <w:tcW w:type="dxa" w:w="3026"/>
+            <w:tcBorders>
+              <w:top w:val="single" w:color="CCCCCC" w:sz="1"/>
+              <w:left w:val="single" w:color="CCCCCC" w:sz="1"/>
+              <w:bottom w:val="single" w:color="CCCCCC" w:sz="1"/>
+              <w:right w:val="single" w:color="CCCCCC" w:sz="1"/>
+            </w:tcBorders>
+            <w:shd w:fill="F2F2F2" w:val="clear"/>
+            <w:tcMar>
+              <w:top w:type="dxa" w:w="80"/>
+              <w:left w:type="dxa" w:w="120"/>
+              <w:bottom w:type="dxa" w:w="80"/>
+              <w:right w:type="dxa" w:w="120"/>
+            </w:tcMar>
+            <w:vAlign w:val="center"/>
+          </w:tcPr>
+          <w:p>
+            <w:pPr>
+              <w:jc w:val="center"/>
+            </w:pPr>
+            <w:r>
+              <w:rPr>
+                <w:rFonts w:ascii="Arial" w:cs="Arial" w:eastAsia="Arial" w:hAnsi="Arial"/>
+                <w:b w:val="false"/>
+                <w:bCs w:val="false"/>
+                <w:color w:val="333333"/>
+                <w:sz w:val="20"/>
+                <w:szCs w:val="20"/>
+              </w:rPr>
+              <w:t xml:space="preserve">1.1%</w:t>
+            </w:r>
+          </w:p>
+        </w:tc>
+      </w:tr>
+      <w:tr>
+        <w:tc>
+          <w:tcPr>
+            <w:tcW w:type="dxa" w:w="2000"/>
+            <w:tcBorders>
+              <w:top w:val="single" w:color="CCCCCC" w:sz="1"/>
+              <w:left w:val="single" w:color="CCCCCC" w:sz="1"/>
+              <w:bottom w:val="single" w:color="CCCCCC" w:sz="1"/>
+              <w:right w:val="single" w:color="CCCCCC" w:sz="1"/>
+            </w:tcBorders>
+            <w:shd w:fill="FFFFFF" w:val="clear"/>
+            <w:tcMar>
+              <w:top w:type="dxa" w:w="80"/>
+              <w:left w:type="dxa" w:w="120"/>
+              <w:bottom w:type="dxa" w:w="80"/>
+              <w:right w:type="dxa" w:w="120"/>
+            </w:tcMar>
+            <w:vAlign w:val="center"/>
+          </w:tcPr>
+          <w:p>
+            <w:pPr>
+              <w:jc w:val="center"/>
+            </w:pPr>
+            <w:r>
+              <w:rPr>
+                <w:rFonts w:ascii="Arial" w:cs="Arial" w:eastAsia="Arial" w:hAnsi="Arial"/>
+                <w:b w:val="false"/>
+                <w:bCs w:val="false"/>
+                <w:color w:val="333333"/>
+                <w:sz w:val="20"/>
+                <w:szCs w:val="20"/>
+              </w:rPr>
+              <w:t xml:space="preserve">4点</w:t>
+            </w:r>
+          </w:p>
+        </w:tc>
+        <w:tc>
+          <w:tcPr>
+            <w:tcW w:type="dxa" w:w="2000"/>
+            <w:tcBorders>
+              <w:top w:val="single" w:color="CCCCCC" w:sz="1"/>
+              <w:left w:val="single" w:color="CCCCCC" w:sz="1"/>
+              <w:bottom w:val="single" w:color="CCCCCC" w:sz="1"/>
+              <w:right w:val="single" w:color="CCCCCC" w:sz="1"/>
+            </w:tcBorders>
+            <w:shd w:fill="FFFFFF" w:val="clear"/>
+            <w:tcMar>
+              <w:top w:type="dxa" w:w="80"/>
+              <w:left w:type="dxa" w:w="120"/>
+              <w:bottom w:type="dxa" w:w="80"/>
+              <w:right w:type="dxa" w:w="120"/>
+            </w:tcMar>
+            <w:vAlign w:val="center"/>
+          </w:tcPr>
+          <w:p>
+            <w:pPr>
+              <w:jc w:val="center"/>
+            </w:pPr>
+            <w:r>
+              <w:rPr>
+                <w:rFonts w:ascii="Arial" w:cs="Arial" w:eastAsia="Arial" w:hAnsi="Arial"/>
+                <w:b w:val="false"/>
+                <w:bCs w:val="false"/>
+                <w:color w:val="333333"/>
+                <w:sz w:val="20"/>
+                <w:szCs w:val="20"/>
+              </w:rPr>
+              <w:t xml:space="preserve">10</w:t>
+            </w:r>
+          </w:p>
+        </w:tc>
+        <w:tc>
+          <w:tcPr>
+            <w:tcW w:type="dxa" w:w="3026"/>
+            <w:tcBorders>
+              <w:top w:val="single" w:color="CCCCCC" w:sz="1"/>
+              <w:left w:val="single" w:color="CCCCCC" w:sz="1"/>
+              <w:bottom w:val="single" w:color="CCCCCC" w:sz="1"/>
+              <w:right w:val="single" w:color="CCCCCC" w:sz="1"/>
+            </w:tcBorders>
+            <w:shd w:fill="FFFFFF" w:val="clear"/>
+            <w:tcMar>
+              <w:top w:type="dxa" w:w="80"/>
+              <w:left w:type="dxa" w:w="120"/>
+              <w:bottom w:type="dxa" w:w="80"/>
+              <w:right w:type="dxa" w:w="120"/>
+            </w:tcMar>
+            <w:vAlign w:val="center"/>
+          </w:tcPr>
+          <w:p>
+            <w:pPr>
+              <w:jc w:val="center"/>
+            </w:pPr>
+            <w:r>
+              <w:rPr>
+                <w:rFonts w:ascii="Arial" w:cs="Arial" w:eastAsia="Arial" w:hAnsi="Arial"/>
+                <w:b w:val="false"/>
+                <w:bCs w:val="false"/>
+                <w:color w:val="333333"/>
+                <w:sz w:val="20"/>
+                <w:szCs w:val="20"/>
+              </w:rPr>
+              <w:t xml:space="preserve">11.4%</w:t>
+            </w:r>
+          </w:p>
+        </w:tc>
+      </w:tr>
+      <w:tr>
+        <w:tc>
+          <w:tcPr>
+            <w:tcW w:type="dxa" w:w="2000"/>
+            <w:tcBorders>
+              <w:top w:val="single" w:color="CCCCCC" w:sz="1"/>
+              <w:left w:val="single" w:color="CCCCCC" w:sz="1"/>
+              <w:bottom w:val="single" w:color="CCCCCC" w:sz="1"/>
+              <w:right w:val="single" w:color="CCCCCC" w:sz="1"/>
+            </w:tcBorders>
+            <w:shd w:fill="F2F2F2" w:val="clear"/>
+            <w:tcMar>
+              <w:top w:type="dxa" w:w="80"/>
+              <w:left w:type="dxa" w:w="120"/>
+              <w:bottom w:type="dxa" w:w="80"/>
+              <w:right w:type="dxa" w:w="120"/>
+            </w:tcMar>
+            <w:vAlign w:val="center"/>
+          </w:tcPr>
+          <w:p>
+            <w:pPr>
+              <w:jc w:val="center"/>
+            </w:pPr>
+            <w:r>
+              <w:rPr>
+                <w:rFonts w:ascii="Arial" w:cs="Arial" w:eastAsia="Arial" w:hAnsi="Arial"/>
+                <w:b w:val="false"/>
+                <w:bCs w:val="false"/>
+                <w:color w:val="333333"/>
+                <w:sz w:val="20"/>
+                <w:szCs w:val="20"/>
+              </w:rPr>
               <w:t xml:space="preserve">2点</w:t>
             </w:r>
           </w:p>
@@ -2122,7 +2513,7 @@
                 <w:sz w:val="20"/>
                 <w:szCs w:val="20"/>
               </w:rPr>
-              <w:t xml:space="preserve">3</w:t>
+              <w:t xml:space="preserve">6</w:t>
             </w:r>
           </w:p>
         </w:tc>
@@ -2157,7 +2548,7 @@
                 <w:sz w:val="20"/>
                 <w:szCs w:val="20"/>
               </w:rPr>
-              <w:t xml:space="preserve">6.4%</w:t>
+              <w:t xml:space="preserve">6.8%</w:t>
             </w:r>
           </w:p>
         </w:tc>
@@ -2393,7 +2784,7 @@
                 <w:sz w:val="20"/>
                 <w:szCs w:val="20"/>
               </w:rPr>
-              <w:t xml:space="preserve">28</w:t>
+              <w:t xml:space="preserve">49</w:t>
             </w:r>
           </w:p>
         </w:tc>
@@ -2427,7 +2818,7 @@
                 <w:sz w:val="20"/>
                 <w:szCs w:val="20"/>
               </w:rPr>
-              <w:t xml:space="preserve">59.6%</w:t>
+              <w:t xml:space="preserve">55.7%</w:t>
             </w:r>
           </w:p>
         </w:tc>
@@ -2533,7 +2924,7 @@
                 <w:sz w:val="20"/>
                 <w:szCs w:val="20"/>
               </w:rPr>
-              <w:t xml:space="preserve">9</w:t>
+              <w:t xml:space="preserve">23</w:t>
             </w:r>
           </w:p>
         </w:tc>
@@ -2568,7 +2959,7 @@
                 <w:sz w:val="20"/>
                 <w:szCs w:val="20"/>
               </w:rPr>
-              <w:t xml:space="preserve">19.1%</w:t>
+              <w:t xml:space="preserve">26.1%</w:t>
             </w:r>
           </w:p>
         </w:tc>
@@ -2673,7 +3064,7 @@
                 <w:sz w:val="20"/>
                 <w:szCs w:val="20"/>
               </w:rPr>
-              <w:t xml:space="preserve">10</w:t>
+              <w:t xml:space="preserve">16</w:t>
             </w:r>
           </w:p>
         </w:tc>
@@ -2707,7 +3098,7 @@
                 <w:sz w:val="20"/>
                 <w:szCs w:val="20"/>
               </w:rPr>
-              <w:t xml:space="preserve">21.3%</w:t>
+              <w:t xml:space="preserve">18.2%</w:t>
             </w:r>
           </w:p>
         </w:tc>
@@ -3181,7 +3572,7 @@
                 <w:sz w:val="20"/>
                 <w:szCs w:val="20"/>
               </w:rPr>
-              <w:t xml:space="preserve">7.15点</w:t>
+              <w:t xml:space="preserve">7.05点</w:t>
             </w:r>
           </w:p>
         </w:tc>
@@ -3215,7 +3606,7 @@
                 <w:sz w:val="20"/>
                 <w:szCs w:val="20"/>
               </w:rPr>
-              <w:t xml:space="preserve">7.65点</w:t>
+              <w:t xml:space="preserve">7.55点</w:t>
             </w:r>
           </w:p>
         </w:tc>
@@ -3321,7 +3712,7 @@
                 <w:sz w:val="20"/>
                 <w:szCs w:val="20"/>
               </w:rPr>
-              <w:t xml:space="preserve">59.6%</w:t>
+              <w:t xml:space="preserve">55.7%</w:t>
             </w:r>
           </w:p>
         </w:tc>
@@ -3356,7 +3747,7 @@
                 <w:sz w:val="20"/>
                 <w:szCs w:val="20"/>
               </w:rPr>
-              <w:t xml:space="preserve">64.6%</w:t>
+              <w:t xml:space="preserve">60.7%</w:t>
             </w:r>
           </w:p>
         </w:tc>
@@ -3461,7 +3852,7 @@
                 <w:sz w:val="20"/>
                 <w:szCs w:val="20"/>
               </w:rPr>
-              <w:t xml:space="preserve">21.3%</w:t>
+              <w:t xml:space="preserve">18.2%</w:t>
             </w:r>
           </w:p>
         </w:tc>
@@ -3495,7 +3886,7 @@
                 <w:sz w:val="20"/>
                 <w:szCs w:val="20"/>
               </w:rPr>
-              <w:t xml:space="preserve">19.3%</w:t>
+              <w:t xml:space="preserve">16.2%</w:t>
             </w:r>
           </w:p>
         </w:tc>
@@ -3572,7 +3963,7 @@
           <w:sz w:val="21"/>
           <w:szCs w:val="21"/>
         </w:rPr>
-        <w:t xml:space="preserve">チサンホテル浜松町は全体平均7.15点（10pt換算）、高評価率59.6%を記録しています。引き続き強みを活かしつつ、低評価レビューに示された課題への対応を継続することで、さらなる顧客満足度向上が期待できます。</w:t>
+        <w:t xml:space="preserve">チサンホテル浜松町は全体平均7.05点（10pt換算）、高評価率55.7%を記録しています。引き続き強みを活かしつつ、低評価レビューに示された課題への対応を継続することで、さらなる顧客満足度向上が期待できます。</w:t>
       </w:r>
     </w:p>
     <w:p>

--- a/納品レポート/ホテル別レポート/chisan_口コミ分析改善レポート.docx
+++ b/納品レポート/ホテル別レポート/chisan_口コミ分析改善レポート.docx
@@ -53,7 +53,7 @@
           <w:sz w:val="24"/>
           <w:szCs w:val="24"/>
         </w:rPr>
-        <w:t xml:space="preserve">2024年1月〜2026年3月　|　総件数 88件　|　2026年3月29日</w:t>
+        <w:t xml:space="preserve">2024年1月〜2026年3月　|　総件数 90件　|　2026年3月29日</w:t>
       </w:r>
     </w:p>
     <w:p>
@@ -84,7 +84,7 @@
           <w:sz w:val="21"/>
           <w:szCs w:val="21"/>
         </w:rPr>
-        <w:t xml:space="preserve">2024年1月〜2026年3月に各OTAサイトに投稿された88件のレビューを分析しました。</w:t>
+        <w:t xml:space="preserve">2024年1月〜2026年3月に各OTAサイトに投稿された90件のレビューを分析しました。</w:t>
       </w:r>
     </w:p>
     <w:p>
@@ -137,12 +137,12 @@
                 <w:rFonts w:ascii="Arial" w:cs="Arial" w:eastAsia="Arial" w:hAnsi="Arial"/>
                 <w:b/>
                 <w:bCs/>
-                <w:color w:val="E67E22"/>
+                <w:color w:val="C0392B"/>
                 <w:sz w:val="20"/>
                 <w:szCs w:val="20"/>
               </w:rPr>
               <w:t xml:space="preserve">全体平均
-7.05点</w:t>
+6.94点</w:t>
             </w:r>
           </w:p>
         </w:tc>
@@ -177,7 +177,7 @@
                 <w:szCs w:val="20"/>
               </w:rPr>
               <w:t xml:space="preserve">高評価率
-55.7%</w:t>
+54.4%</w:t>
             </w:r>
           </w:p>
         </w:tc>
@@ -212,7 +212,7 @@
                 <w:szCs w:val="20"/>
               </w:rPr>
               <w:t xml:space="preserve">低評価率
-18.2%</w:t>
+20.0%</w:t>
             </w:r>
           </w:p>
         </w:tc>
@@ -247,7 +247,7 @@
                 <w:szCs w:val="20"/>
               </w:rPr>
               <w:t xml:space="preserve">レビュー総数
-88件</w:t>
+90件</w:t>
             </w:r>
           </w:p>
         </w:tc>
@@ -697,7 +697,7 @@
                 <w:sz w:val="20"/>
                 <w:szCs w:val="20"/>
               </w:rPr>
-              <w:t xml:space="preserve">Booking.com</w:t>
+              <w:t xml:space="preserve">じゃらん</w:t>
             </w:r>
           </w:p>
         </w:tc>
@@ -732,7 +732,7 @@
                 <w:sz w:val="20"/>
                 <w:szCs w:val="20"/>
               </w:rPr>
-              <w:t xml:space="preserve">5</w:t>
+              <w:t xml:space="preserve">10</w:t>
             </w:r>
           </w:p>
         </w:tc>
@@ -767,7 +767,7 @@
                 <w:sz w:val="20"/>
                 <w:szCs w:val="20"/>
               </w:rPr>
-              <w:t xml:space="preserve">7.60/10</w:t>
+              <w:t xml:space="preserve">3.50/5</w:t>
             </w:r>
           </w:p>
         </w:tc>
@@ -802,7 +802,7 @@
                 <w:sz w:val="20"/>
                 <w:szCs w:val="20"/>
               </w:rPr>
-              <w:t xml:space="preserve">7.60</w:t>
+              <w:t xml:space="preserve">7.00</w:t>
             </w:r>
           </w:p>
         </w:tc>
@@ -874,7 +874,7 @@
                 <w:sz w:val="20"/>
                 <w:szCs w:val="20"/>
               </w:rPr>
-              <w:t xml:space="preserve">じゃらん</w:t>
+              <w:t xml:space="preserve">Booking.com</w:t>
             </w:r>
           </w:p>
         </w:tc>
@@ -909,7 +909,7 @@
                 <w:sz w:val="20"/>
                 <w:szCs w:val="20"/>
               </w:rPr>
-              <w:t xml:space="preserve">10</w:t>
+              <w:t xml:space="preserve">6</w:t>
             </w:r>
           </w:p>
         </w:tc>
@@ -944,7 +944,7 @@
                 <w:sz w:val="20"/>
                 <w:szCs w:val="20"/>
               </w:rPr>
-              <w:t xml:space="preserve">3.50/5</w:t>
+              <w:t xml:space="preserve">6.83/10</w:t>
             </w:r>
           </w:p>
         </w:tc>
@@ -958,183 +958,6 @@
               <w:right w:val="single" w:color="CCCCCC" w:sz="1"/>
             </w:tcBorders>
             <w:shd w:fill="FFFFFF" w:val="clear"/>
-            <w:tcMar>
-              <w:top w:type="dxa" w:w="80"/>
-              <w:left w:type="dxa" w:w="120"/>
-              <w:bottom w:type="dxa" w:w="80"/>
-              <w:right w:type="dxa" w:w="120"/>
-            </w:tcMar>
-            <w:vAlign w:val="center"/>
-          </w:tcPr>
-          <w:p>
-            <w:pPr>
-              <w:jc w:val="center"/>
-            </w:pPr>
-            <w:r>
-              <w:rPr>
-                <w:rFonts w:ascii="Arial" w:cs="Arial" w:eastAsia="Arial" w:hAnsi="Arial"/>
-                <w:b/>
-                <w:bCs/>
-                <w:color w:val="E67E22"/>
-                <w:sz w:val="20"/>
-                <w:szCs w:val="20"/>
-              </w:rPr>
-              <w:t xml:space="preserve">7.00</w:t>
-            </w:r>
-          </w:p>
-        </w:tc>
-        <w:tc>
-          <w:tcPr>
-            <w:tcW w:type="dxa" w:w="1226"/>
-            <w:tcBorders>
-              <w:top w:val="single" w:color="CCCCCC" w:sz="1"/>
-              <w:left w:val="single" w:color="CCCCCC" w:sz="1"/>
-              <w:bottom w:val="single" w:color="CCCCCC" w:sz="1"/>
-              <w:right w:val="single" w:color="CCCCCC" w:sz="1"/>
-            </w:tcBorders>
-            <w:shd w:fill="FFFFFF" w:val="clear"/>
-            <w:tcMar>
-              <w:top w:type="dxa" w:w="80"/>
-              <w:left w:type="dxa" w:w="120"/>
-              <w:bottom w:type="dxa" w:w="80"/>
-              <w:right w:type="dxa" w:w="120"/>
-            </w:tcMar>
-            <w:vAlign w:val="center"/>
-          </w:tcPr>
-          <w:p>
-            <w:pPr>
-              <w:jc w:val="center"/>
-            </w:pPr>
-            <w:r>
-              <w:rPr>
-                <w:rFonts w:ascii="Arial" w:cs="Arial" w:eastAsia="Arial" w:hAnsi="Arial"/>
-                <w:b w:val="false"/>
-                <w:bCs w:val="false"/>
-                <w:color w:val="E67E22"/>
-                <w:sz w:val="20"/>
-                <w:szCs w:val="20"/>
-              </w:rPr>
-              <w:t xml:space="preserve">概ね良好</w:t>
-            </w:r>
-          </w:p>
-        </w:tc>
-      </w:tr>
-      <w:tr>
-        <w:tc>
-          <w:tcPr>
-            <w:tcW w:type="dxa" w:w="2400"/>
-            <w:tcBorders>
-              <w:top w:val="single" w:color="CCCCCC" w:sz="1"/>
-              <w:left w:val="single" w:color="CCCCCC" w:sz="1"/>
-              <w:bottom w:val="single" w:color="CCCCCC" w:sz="1"/>
-              <w:right w:val="single" w:color="CCCCCC" w:sz="1"/>
-            </w:tcBorders>
-            <w:shd w:fill="F2F2F2" w:val="clear"/>
-            <w:tcMar>
-              <w:top w:type="dxa" w:w="80"/>
-              <w:left w:type="dxa" w:w="120"/>
-              <w:bottom w:type="dxa" w:w="80"/>
-              <w:right w:type="dxa" w:w="120"/>
-            </w:tcMar>
-            <w:vAlign w:val="center"/>
-          </w:tcPr>
-          <w:p>
-            <w:pPr>
-              <w:jc w:val="left"/>
-            </w:pPr>
-            <w:r>
-              <w:rPr>
-                <w:rFonts w:ascii="Arial" w:cs="Arial" w:eastAsia="Arial" w:hAnsi="Arial"/>
-                <w:b w:val="false"/>
-                <w:bCs w:val="false"/>
-                <w:color w:val="333333"/>
-                <w:sz w:val="20"/>
-                <w:szCs w:val="20"/>
-              </w:rPr>
-              <w:t xml:space="preserve">Google</w:t>
-            </w:r>
-          </w:p>
-        </w:tc>
-        <w:tc>
-          <w:tcPr>
-            <w:tcW w:type="dxa" w:w="1000"/>
-            <w:tcBorders>
-              <w:top w:val="single" w:color="CCCCCC" w:sz="1"/>
-              <w:left w:val="single" w:color="CCCCCC" w:sz="1"/>
-              <w:bottom w:val="single" w:color="CCCCCC" w:sz="1"/>
-              <w:right w:val="single" w:color="CCCCCC" w:sz="1"/>
-            </w:tcBorders>
-            <w:shd w:fill="F2F2F2" w:val="clear"/>
-            <w:tcMar>
-              <w:top w:type="dxa" w:w="80"/>
-              <w:left w:type="dxa" w:w="120"/>
-              <w:bottom w:type="dxa" w:w="80"/>
-              <w:right w:type="dxa" w:w="120"/>
-            </w:tcMar>
-            <w:vAlign w:val="center"/>
-          </w:tcPr>
-          <w:p>
-            <w:pPr>
-              <w:jc w:val="center"/>
-            </w:pPr>
-            <w:r>
-              <w:rPr>
-                <w:rFonts w:ascii="Arial" w:cs="Arial" w:eastAsia="Arial" w:hAnsi="Arial"/>
-                <w:b w:val="false"/>
-                <w:bCs w:val="false"/>
-                <w:color w:val="333333"/>
-                <w:sz w:val="20"/>
-                <w:szCs w:val="20"/>
-              </w:rPr>
-              <w:t xml:space="preserve">21</w:t>
-            </w:r>
-          </w:p>
-        </w:tc>
-        <w:tc>
-          <w:tcPr>
-            <w:tcW w:type="dxa" w:w="1200"/>
-            <w:tcBorders>
-              <w:top w:val="single" w:color="CCCCCC" w:sz="1"/>
-              <w:left w:val="single" w:color="CCCCCC" w:sz="1"/>
-              <w:bottom w:val="single" w:color="CCCCCC" w:sz="1"/>
-              <w:right w:val="single" w:color="CCCCCC" w:sz="1"/>
-            </w:tcBorders>
-            <w:shd w:fill="F2F2F2" w:val="clear"/>
-            <w:tcMar>
-              <w:top w:type="dxa" w:w="80"/>
-              <w:left w:type="dxa" w:w="120"/>
-              <w:bottom w:type="dxa" w:w="80"/>
-              <w:right w:type="dxa" w:w="120"/>
-            </w:tcMar>
-            <w:vAlign w:val="center"/>
-          </w:tcPr>
-          <w:p>
-            <w:pPr>
-              <w:jc w:val="center"/>
-            </w:pPr>
-            <w:r>
-              <w:rPr>
-                <w:rFonts w:ascii="Arial" w:cs="Arial" w:eastAsia="Arial" w:hAnsi="Arial"/>
-                <w:b w:val="false"/>
-                <w:bCs w:val="false"/>
-                <w:color w:val="333333"/>
-                <w:sz w:val="20"/>
-                <w:szCs w:val="20"/>
-              </w:rPr>
-              <w:t xml:space="preserve">3.48/5</w:t>
-            </w:r>
-          </w:p>
-        </w:tc>
-        <w:tc>
-          <w:tcPr>
-            <w:tcW w:type="dxa" w:w="1200"/>
-            <w:tcBorders>
-              <w:top w:val="single" w:color="CCCCCC" w:sz="1"/>
-              <w:left w:val="single" w:color="CCCCCC" w:sz="1"/>
-              <w:bottom w:val="single" w:color="CCCCCC" w:sz="1"/>
-              <w:right w:val="single" w:color="CCCCCC" w:sz="1"/>
-            </w:tcBorders>
-            <w:shd w:fill="F2F2F2" w:val="clear"/>
             <w:tcMar>
               <w:top w:type="dxa" w:w="80"/>
               <w:left w:type="dxa" w:w="120"/>
@@ -1156,7 +979,184 @@
                 <w:sz w:val="20"/>
                 <w:szCs w:val="20"/>
               </w:rPr>
-              <w:t xml:space="preserve">6.95</w:t>
+              <w:t xml:space="preserve">6.83</w:t>
+            </w:r>
+          </w:p>
+        </w:tc>
+        <w:tc>
+          <w:tcPr>
+            <w:tcW w:type="dxa" w:w="1226"/>
+            <w:tcBorders>
+              <w:top w:val="single" w:color="CCCCCC" w:sz="1"/>
+              <w:left w:val="single" w:color="CCCCCC" w:sz="1"/>
+              <w:bottom w:val="single" w:color="CCCCCC" w:sz="1"/>
+              <w:right w:val="single" w:color="CCCCCC" w:sz="1"/>
+            </w:tcBorders>
+            <w:shd w:fill="FFFFFF" w:val="clear"/>
+            <w:tcMar>
+              <w:top w:type="dxa" w:w="80"/>
+              <w:left w:type="dxa" w:w="120"/>
+              <w:bottom w:type="dxa" w:w="80"/>
+              <w:right w:type="dxa" w:w="120"/>
+            </w:tcMar>
+            <w:vAlign w:val="center"/>
+          </w:tcPr>
+          <w:p>
+            <w:pPr>
+              <w:jc w:val="center"/>
+            </w:pPr>
+            <w:r>
+              <w:rPr>
+                <w:rFonts w:ascii="Arial" w:cs="Arial" w:eastAsia="Arial" w:hAnsi="Arial"/>
+                <w:b w:val="false"/>
+                <w:bCs w:val="false"/>
+                <w:color w:val="C0392B"/>
+                <w:sz w:val="20"/>
+                <w:szCs w:val="20"/>
+              </w:rPr>
+              <w:t xml:space="preserve">要改善</w:t>
+            </w:r>
+          </w:p>
+        </w:tc>
+      </w:tr>
+      <w:tr>
+        <w:tc>
+          <w:tcPr>
+            <w:tcW w:type="dxa" w:w="2400"/>
+            <w:tcBorders>
+              <w:top w:val="single" w:color="CCCCCC" w:sz="1"/>
+              <w:left w:val="single" w:color="CCCCCC" w:sz="1"/>
+              <w:bottom w:val="single" w:color="CCCCCC" w:sz="1"/>
+              <w:right w:val="single" w:color="CCCCCC" w:sz="1"/>
+            </w:tcBorders>
+            <w:shd w:fill="F2F2F2" w:val="clear"/>
+            <w:tcMar>
+              <w:top w:type="dxa" w:w="80"/>
+              <w:left w:type="dxa" w:w="120"/>
+              <w:bottom w:type="dxa" w:w="80"/>
+              <w:right w:type="dxa" w:w="120"/>
+            </w:tcMar>
+            <w:vAlign w:val="center"/>
+          </w:tcPr>
+          <w:p>
+            <w:pPr>
+              <w:jc w:val="left"/>
+            </w:pPr>
+            <w:r>
+              <w:rPr>
+                <w:rFonts w:ascii="Arial" w:cs="Arial" w:eastAsia="Arial" w:hAnsi="Arial"/>
+                <w:b w:val="false"/>
+                <w:bCs w:val="false"/>
+                <w:color w:val="333333"/>
+                <w:sz w:val="20"/>
+                <w:szCs w:val="20"/>
+              </w:rPr>
+              <w:t xml:space="preserve">Google</w:t>
+            </w:r>
+          </w:p>
+        </w:tc>
+        <w:tc>
+          <w:tcPr>
+            <w:tcW w:type="dxa" w:w="1000"/>
+            <w:tcBorders>
+              <w:top w:val="single" w:color="CCCCCC" w:sz="1"/>
+              <w:left w:val="single" w:color="CCCCCC" w:sz="1"/>
+              <w:bottom w:val="single" w:color="CCCCCC" w:sz="1"/>
+              <w:right w:val="single" w:color="CCCCCC" w:sz="1"/>
+            </w:tcBorders>
+            <w:shd w:fill="F2F2F2" w:val="clear"/>
+            <w:tcMar>
+              <w:top w:type="dxa" w:w="80"/>
+              <w:left w:type="dxa" w:w="120"/>
+              <w:bottom w:type="dxa" w:w="80"/>
+              <w:right w:type="dxa" w:w="120"/>
+            </w:tcMar>
+            <w:vAlign w:val="center"/>
+          </w:tcPr>
+          <w:p>
+            <w:pPr>
+              <w:jc w:val="center"/>
+            </w:pPr>
+            <w:r>
+              <w:rPr>
+                <w:rFonts w:ascii="Arial" w:cs="Arial" w:eastAsia="Arial" w:hAnsi="Arial"/>
+                <w:b w:val="false"/>
+                <w:bCs w:val="false"/>
+                <w:color w:val="333333"/>
+                <w:sz w:val="20"/>
+                <w:szCs w:val="20"/>
+              </w:rPr>
+              <w:t xml:space="preserve">22</w:t>
+            </w:r>
+          </w:p>
+        </w:tc>
+        <w:tc>
+          <w:tcPr>
+            <w:tcW w:type="dxa" w:w="1200"/>
+            <w:tcBorders>
+              <w:top w:val="single" w:color="CCCCCC" w:sz="1"/>
+              <w:left w:val="single" w:color="CCCCCC" w:sz="1"/>
+              <w:bottom w:val="single" w:color="CCCCCC" w:sz="1"/>
+              <w:right w:val="single" w:color="CCCCCC" w:sz="1"/>
+            </w:tcBorders>
+            <w:shd w:fill="F2F2F2" w:val="clear"/>
+            <w:tcMar>
+              <w:top w:type="dxa" w:w="80"/>
+              <w:left w:type="dxa" w:w="120"/>
+              <w:bottom w:type="dxa" w:w="80"/>
+              <w:right w:type="dxa" w:w="120"/>
+            </w:tcMar>
+            <w:vAlign w:val="center"/>
+          </w:tcPr>
+          <w:p>
+            <w:pPr>
+              <w:jc w:val="center"/>
+            </w:pPr>
+            <w:r>
+              <w:rPr>
+                <w:rFonts w:ascii="Arial" w:cs="Arial" w:eastAsia="Arial" w:hAnsi="Arial"/>
+                <w:b w:val="false"/>
+                <w:bCs w:val="false"/>
+                <w:color w:val="333333"/>
+                <w:sz w:val="20"/>
+                <w:szCs w:val="20"/>
+              </w:rPr>
+              <w:t xml:space="preserve">3.36/5</w:t>
+            </w:r>
+          </w:p>
+        </w:tc>
+        <w:tc>
+          <w:tcPr>
+            <w:tcW w:type="dxa" w:w="1200"/>
+            <w:tcBorders>
+              <w:top w:val="single" w:color="CCCCCC" w:sz="1"/>
+              <w:left w:val="single" w:color="CCCCCC" w:sz="1"/>
+              <w:bottom w:val="single" w:color="CCCCCC" w:sz="1"/>
+              <w:right w:val="single" w:color="CCCCCC" w:sz="1"/>
+            </w:tcBorders>
+            <w:shd w:fill="F2F2F2" w:val="clear"/>
+            <w:tcMar>
+              <w:top w:type="dxa" w:w="80"/>
+              <w:left w:type="dxa" w:w="120"/>
+              <w:bottom w:type="dxa" w:w="80"/>
+              <w:right w:type="dxa" w:w="120"/>
+            </w:tcMar>
+            <w:vAlign w:val="center"/>
+          </w:tcPr>
+          <w:p>
+            <w:pPr>
+              <w:jc w:val="center"/>
+            </w:pPr>
+            <w:r>
+              <w:rPr>
+                <w:rFonts w:ascii="Arial" w:cs="Arial" w:eastAsia="Arial" w:hAnsi="Arial"/>
+                <w:b/>
+                <w:bCs/>
+                <w:color w:val="C0392B"/>
+                <w:sz w:val="20"/>
+                <w:szCs w:val="20"/>
+              </w:rPr>
+              <w:t xml:space="preserve">6.73</w:t>
             </w:r>
           </w:p>
         </w:tc>
@@ -1799,7 +1799,7 @@
                 <w:sz w:val="20"/>
                 <w:szCs w:val="20"/>
               </w:rPr>
-              <w:t xml:space="preserve">19.3%</w:t>
+              <w:t xml:space="preserve">18.9%</w:t>
             </w:r>
           </w:p>
         </w:tc>
@@ -1906,7 +1906,7 @@
                 <w:sz w:val="20"/>
                 <w:szCs w:val="20"/>
               </w:rPr>
-              <w:t xml:space="preserve">2.3%</w:t>
+              <w:t xml:space="preserve">2.2%</w:t>
             </w:r>
           </w:p>
         </w:tc>
@@ -2013,7 +2013,7 @@
                 <w:sz w:val="20"/>
                 <w:szCs w:val="20"/>
               </w:rPr>
-              <w:t xml:space="preserve">34.1%</w:t>
+              <w:t xml:space="preserve">33.3%</w:t>
             </w:r>
           </w:p>
         </w:tc>
@@ -2120,7 +2120,7 @@
                 <w:sz w:val="20"/>
                 <w:szCs w:val="20"/>
               </w:rPr>
-              <w:t xml:space="preserve">3.4%</w:t>
+              <w:t xml:space="preserve">3.3%</w:t>
             </w:r>
           </w:p>
         </w:tc>
@@ -2227,7 +2227,7 @@
                 <w:sz w:val="20"/>
                 <w:szCs w:val="20"/>
               </w:rPr>
-              <w:t xml:space="preserve">21.6%</w:t>
+              <w:t xml:space="preserve">21.1%</w:t>
             </w:r>
           </w:p>
         </w:tc>
@@ -2441,7 +2441,7 @@
                 <w:sz w:val="20"/>
                 <w:szCs w:val="20"/>
               </w:rPr>
-              <w:t xml:space="preserve">11.4%</w:t>
+              <w:t xml:space="preserve">11.1%</w:t>
             </w:r>
           </w:p>
         </w:tc>
@@ -2478,6 +2478,113 @@
                 <w:sz w:val="20"/>
                 <w:szCs w:val="20"/>
               </w:rPr>
+              <w:t xml:space="preserve">3点</w:t>
+            </w:r>
+          </w:p>
+        </w:tc>
+        <w:tc>
+          <w:tcPr>
+            <w:tcW w:type="dxa" w:w="2000"/>
+            <w:tcBorders>
+              <w:top w:val="single" w:color="CCCCCC" w:sz="1"/>
+              <w:left w:val="single" w:color="CCCCCC" w:sz="1"/>
+              <w:bottom w:val="single" w:color="CCCCCC" w:sz="1"/>
+              <w:right w:val="single" w:color="CCCCCC" w:sz="1"/>
+            </w:tcBorders>
+            <w:shd w:fill="F2F2F2" w:val="clear"/>
+            <w:tcMar>
+              <w:top w:type="dxa" w:w="80"/>
+              <w:left w:type="dxa" w:w="120"/>
+              <w:bottom w:type="dxa" w:w="80"/>
+              <w:right w:type="dxa" w:w="120"/>
+            </w:tcMar>
+            <w:vAlign w:val="center"/>
+          </w:tcPr>
+          <w:p>
+            <w:pPr>
+              <w:jc w:val="center"/>
+            </w:pPr>
+            <w:r>
+              <w:rPr>
+                <w:rFonts w:ascii="Arial" w:cs="Arial" w:eastAsia="Arial" w:hAnsi="Arial"/>
+                <w:b w:val="false"/>
+                <w:bCs w:val="false"/>
+                <w:color w:val="333333"/>
+                <w:sz w:val="20"/>
+                <w:szCs w:val="20"/>
+              </w:rPr>
+              <w:t xml:space="preserve">1</w:t>
+            </w:r>
+          </w:p>
+        </w:tc>
+        <w:tc>
+          <w:tcPr>
+            <w:tcW w:type="dxa" w:w="3026"/>
+            <w:tcBorders>
+              <w:top w:val="single" w:color="CCCCCC" w:sz="1"/>
+              <w:left w:val="single" w:color="CCCCCC" w:sz="1"/>
+              <w:bottom w:val="single" w:color="CCCCCC" w:sz="1"/>
+              <w:right w:val="single" w:color="CCCCCC" w:sz="1"/>
+            </w:tcBorders>
+            <w:shd w:fill="F2F2F2" w:val="clear"/>
+            <w:tcMar>
+              <w:top w:type="dxa" w:w="80"/>
+              <w:left w:type="dxa" w:w="120"/>
+              <w:bottom w:type="dxa" w:w="80"/>
+              <w:right w:type="dxa" w:w="120"/>
+            </w:tcMar>
+            <w:vAlign w:val="center"/>
+          </w:tcPr>
+          <w:p>
+            <w:pPr>
+              <w:jc w:val="center"/>
+            </w:pPr>
+            <w:r>
+              <w:rPr>
+                <w:rFonts w:ascii="Arial" w:cs="Arial" w:eastAsia="Arial" w:hAnsi="Arial"/>
+                <w:b w:val="false"/>
+                <w:bCs w:val="false"/>
+                <w:color w:val="333333"/>
+                <w:sz w:val="20"/>
+                <w:szCs w:val="20"/>
+              </w:rPr>
+              <w:t xml:space="preserve">1.1%</w:t>
+            </w:r>
+          </w:p>
+        </w:tc>
+      </w:tr>
+      <w:tr>
+        <w:tc>
+          <w:tcPr>
+            <w:tcW w:type="dxa" w:w="2000"/>
+            <w:tcBorders>
+              <w:top w:val="single" w:color="CCCCCC" w:sz="1"/>
+              <w:left w:val="single" w:color="CCCCCC" w:sz="1"/>
+              <w:bottom w:val="single" w:color="CCCCCC" w:sz="1"/>
+              <w:right w:val="single" w:color="CCCCCC" w:sz="1"/>
+            </w:tcBorders>
+            <w:shd w:fill="FFFFFF" w:val="clear"/>
+            <w:tcMar>
+              <w:top w:type="dxa" w:w="80"/>
+              <w:left w:type="dxa" w:w="120"/>
+              <w:bottom w:type="dxa" w:w="80"/>
+              <w:right w:type="dxa" w:w="120"/>
+            </w:tcMar>
+            <w:vAlign w:val="center"/>
+          </w:tcPr>
+          <w:p>
+            <w:pPr>
+              <w:jc w:val="center"/>
+            </w:pPr>
+            <w:r>
+              <w:rPr>
+                <w:rFonts w:ascii="Arial" w:cs="Arial" w:eastAsia="Arial" w:hAnsi="Arial"/>
+                <w:b w:val="false"/>
+                <w:bCs w:val="false"/>
+                <w:color w:val="333333"/>
+                <w:sz w:val="20"/>
+                <w:szCs w:val="20"/>
+              </w:rPr>
               <w:t xml:space="preserve">2点</w:t>
             </w:r>
           </w:p>
@@ -2491,29 +2598,29 @@
               <w:bottom w:val="single" w:color="CCCCCC" w:sz="1"/>
               <w:right w:val="single" w:color="CCCCCC" w:sz="1"/>
             </w:tcBorders>
-            <w:shd w:fill="F2F2F2" w:val="clear"/>
-            <w:tcMar>
-              <w:top w:type="dxa" w:w="80"/>
-              <w:left w:type="dxa" w:w="120"/>
-              <w:bottom w:type="dxa" w:w="80"/>
-              <w:right w:type="dxa" w:w="120"/>
-            </w:tcMar>
-            <w:vAlign w:val="center"/>
-          </w:tcPr>
-          <w:p>
-            <w:pPr>
-              <w:jc w:val="center"/>
-            </w:pPr>
-            <w:r>
-              <w:rPr>
-                <w:rFonts w:ascii="Arial" w:cs="Arial" w:eastAsia="Arial" w:hAnsi="Arial"/>
-                <w:b w:val="false"/>
-                <w:bCs w:val="false"/>
-                <w:color w:val="333333"/>
-                <w:sz w:val="20"/>
-                <w:szCs w:val="20"/>
-              </w:rPr>
-              <w:t xml:space="preserve">6</w:t>
+            <w:shd w:fill="FFFFFF" w:val="clear"/>
+            <w:tcMar>
+              <w:top w:type="dxa" w:w="80"/>
+              <w:left w:type="dxa" w:w="120"/>
+              <w:bottom w:type="dxa" w:w="80"/>
+              <w:right w:type="dxa" w:w="120"/>
+            </w:tcMar>
+            <w:vAlign w:val="center"/>
+          </w:tcPr>
+          <w:p>
+            <w:pPr>
+              <w:jc w:val="center"/>
+            </w:pPr>
+            <w:r>
+              <w:rPr>
+                <w:rFonts w:ascii="Arial" w:cs="Arial" w:eastAsia="Arial" w:hAnsi="Arial"/>
+                <w:b w:val="false"/>
+                <w:bCs w:val="false"/>
+                <w:color w:val="333333"/>
+                <w:sz w:val="20"/>
+                <w:szCs w:val="20"/>
+              </w:rPr>
+              <w:t xml:space="preserve">7</w:t>
             </w:r>
           </w:p>
         </w:tc>
@@ -2526,29 +2633,29 @@
               <w:bottom w:val="single" w:color="CCCCCC" w:sz="1"/>
               <w:right w:val="single" w:color="CCCCCC" w:sz="1"/>
             </w:tcBorders>
-            <w:shd w:fill="F2F2F2" w:val="clear"/>
-            <w:tcMar>
-              <w:top w:type="dxa" w:w="80"/>
-              <w:left w:type="dxa" w:w="120"/>
-              <w:bottom w:type="dxa" w:w="80"/>
-              <w:right w:type="dxa" w:w="120"/>
-            </w:tcMar>
-            <w:vAlign w:val="center"/>
-          </w:tcPr>
-          <w:p>
-            <w:pPr>
-              <w:jc w:val="center"/>
-            </w:pPr>
-            <w:r>
-              <w:rPr>
-                <w:rFonts w:ascii="Arial" w:cs="Arial" w:eastAsia="Arial" w:hAnsi="Arial"/>
-                <w:b w:val="false"/>
-                <w:bCs w:val="false"/>
-                <w:color w:val="333333"/>
-                <w:sz w:val="20"/>
-                <w:szCs w:val="20"/>
-              </w:rPr>
-              <w:t xml:space="preserve">6.8%</w:t>
+            <w:shd w:fill="FFFFFF" w:val="clear"/>
+            <w:tcMar>
+              <w:top w:type="dxa" w:w="80"/>
+              <w:left w:type="dxa" w:w="120"/>
+              <w:bottom w:type="dxa" w:w="80"/>
+              <w:right w:type="dxa" w:w="120"/>
+            </w:tcMar>
+            <w:vAlign w:val="center"/>
+          </w:tcPr>
+          <w:p>
+            <w:pPr>
+              <w:jc w:val="center"/>
+            </w:pPr>
+            <w:r>
+              <w:rPr>
+                <w:rFonts w:ascii="Arial" w:cs="Arial" w:eastAsia="Arial" w:hAnsi="Arial"/>
+                <w:b w:val="false"/>
+                <w:bCs w:val="false"/>
+                <w:color w:val="333333"/>
+                <w:sz w:val="20"/>
+                <w:szCs w:val="20"/>
+              </w:rPr>
+              <w:t xml:space="preserve">7.8%</w:t>
             </w:r>
           </w:p>
         </w:tc>
@@ -2818,7 +2925,7 @@
                 <w:sz w:val="20"/>
                 <w:szCs w:val="20"/>
               </w:rPr>
-              <w:t xml:space="preserve">55.7%</w:t>
+              <w:t xml:space="preserve">54.4%</w:t>
             </w:r>
           </w:p>
         </w:tc>
@@ -2959,7 +3066,7 @@
                 <w:sz w:val="20"/>
                 <w:szCs w:val="20"/>
               </w:rPr>
-              <w:t xml:space="preserve">26.1%</w:t>
+              <w:t xml:space="preserve">25.6%</w:t>
             </w:r>
           </w:p>
         </w:tc>
@@ -3064,7 +3171,7 @@
                 <w:sz w:val="20"/>
                 <w:szCs w:val="20"/>
               </w:rPr>
-              <w:t xml:space="preserve">16</w:t>
+              <w:t xml:space="preserve">18</w:t>
             </w:r>
           </w:p>
         </w:tc>
@@ -3098,7 +3205,7 @@
                 <w:sz w:val="20"/>
                 <w:szCs w:val="20"/>
               </w:rPr>
-              <w:t xml:space="preserve">18.2%</w:t>
+              <w:t xml:space="preserve">20.0%</w:t>
             </w:r>
           </w:p>
         </w:tc>
@@ -3568,11 +3675,11 @@
                 <w:rFonts w:ascii="Arial" w:cs="Arial" w:eastAsia="Arial" w:hAnsi="Arial"/>
                 <w:b w:val="false"/>
                 <w:bCs w:val="false"/>
-                <w:color w:val="E67E22"/>
-                <w:sz w:val="20"/>
-                <w:szCs w:val="20"/>
-              </w:rPr>
-              <w:t xml:space="preserve">7.05点</w:t>
+                <w:color w:val="C0392B"/>
+                <w:sz w:val="20"/>
+                <w:szCs w:val="20"/>
+              </w:rPr>
+              <w:t xml:space="preserve">6.94点</w:t>
             </w:r>
           </w:p>
         </w:tc>
@@ -3606,7 +3713,7 @@
                 <w:sz w:val="20"/>
                 <w:szCs w:val="20"/>
               </w:rPr>
-              <w:t xml:space="preserve">7.55点</w:t>
+              <w:t xml:space="preserve">7.44点</w:t>
             </w:r>
           </w:p>
         </w:tc>
@@ -3712,7 +3819,7 @@
                 <w:sz w:val="20"/>
                 <w:szCs w:val="20"/>
               </w:rPr>
-              <w:t xml:space="preserve">55.7%</w:t>
+              <w:t xml:space="preserve">54.4%</w:t>
             </w:r>
           </w:p>
         </w:tc>
@@ -3747,7 +3854,7 @@
                 <w:sz w:val="20"/>
                 <w:szCs w:val="20"/>
               </w:rPr>
-              <w:t xml:space="preserve">60.7%</w:t>
+              <w:t xml:space="preserve">59.4%</w:t>
             </w:r>
           </w:p>
         </w:tc>
@@ -3852,7 +3959,7 @@
                 <w:sz w:val="20"/>
                 <w:szCs w:val="20"/>
               </w:rPr>
-              <w:t xml:space="preserve">18.2%</w:t>
+              <w:t xml:space="preserve">20.0%</w:t>
             </w:r>
           </w:p>
         </w:tc>
@@ -3886,7 +3993,7 @@
                 <w:sz w:val="20"/>
                 <w:szCs w:val="20"/>
               </w:rPr>
-              <w:t xml:space="preserve">16.2%</w:t>
+              <w:t xml:space="preserve">18.0%</w:t>
             </w:r>
           </w:p>
         </w:tc>
@@ -3963,7 +4070,7 @@
           <w:sz w:val="21"/>
           <w:szCs w:val="21"/>
         </w:rPr>
-        <w:t xml:space="preserve">チサンホテル浜松町は全体平均7.05点（10pt換算）、高評価率55.7%を記録しています。引き続き強みを活かしつつ、低評価レビューに示された課題への対応を継続することで、さらなる顧客満足度向上が期待できます。</w:t>
+        <w:t xml:space="preserve">チサンホテル浜松町は全体平均6.94点（10pt換算）、高評価率54.4%を記録しています。引き続き強みを活かしつつ、低評価レビューに示された課題への対応を継続することで、さらなる顧客満足度向上が期待できます。</w:t>
       </w:r>
     </w:p>
     <w:p>

--- a/納品レポート/ホテル別レポート/chisan_口コミ分析改善レポート.docx
+++ b/納品レポート/ホテル別レポート/chisan_口コミ分析改善レポート.docx
@@ -53,7 +53,7 @@
           <w:sz w:val="24"/>
           <w:szCs w:val="24"/>
         </w:rPr>
-        <w:t xml:space="preserve">2024年1月〜2026年3月　|　総件数 90件　|　2026年3月29日</w:t>
+        <w:t xml:space="preserve">2024年1月〜2026年3月　|　総件数 92件　|　2026年3月29日</w:t>
       </w:r>
     </w:p>
     <w:p>
@@ -84,7 +84,7 @@
           <w:sz w:val="21"/>
           <w:szCs w:val="21"/>
         </w:rPr>
-        <w:t xml:space="preserve">2024年1月〜2026年3月に各OTAサイトに投稿された90件のレビューを分析しました。</w:t>
+        <w:t xml:space="preserve">2024年1月〜2026年3月に各OTAサイトに投稿された92件のレビューを分析しました。</w:t>
       </w:r>
     </w:p>
     <w:p>
@@ -142,7 +142,7 @@
                 <w:szCs w:val="20"/>
               </w:rPr>
               <w:t xml:space="preserve">全体平均
-6.94点</w:t>
+6.89点</w:t>
             </w:r>
           </w:p>
         </w:tc>
@@ -177,7 +177,7 @@
                 <w:szCs w:val="20"/>
               </w:rPr>
               <w:t xml:space="preserve">高評価率
-54.4%</w:t>
+53.3%</w:t>
             </w:r>
           </w:p>
         </w:tc>
@@ -212,7 +212,7 @@
                 <w:szCs w:val="20"/>
               </w:rPr>
               <w:t xml:space="preserve">低評価率
-20.0%</w:t>
+20.7%</w:t>
             </w:r>
           </w:p>
         </w:tc>
@@ -247,7 +247,7 @@
                 <w:szCs w:val="20"/>
               </w:rPr>
               <w:t xml:space="preserve">レビュー総数
-90件</w:t>
+92件</w:t>
             </w:r>
           </w:p>
         </w:tc>
@@ -555,7 +555,7 @@
                 <w:sz w:val="20"/>
                 <w:szCs w:val="20"/>
               </w:rPr>
-              <w:t xml:space="preserve">14</w:t>
+              <w:t xml:space="preserve">15</w:t>
             </w:r>
           </w:p>
         </w:tc>
@@ -590,7 +590,7 @@
                 <w:sz w:val="20"/>
                 <w:szCs w:val="20"/>
               </w:rPr>
-              <w:t xml:space="preserve">8.29/10</w:t>
+              <w:t xml:space="preserve">7.93/10</w:t>
             </w:r>
           </w:p>
         </w:tc>
@@ -604,183 +604,6 @@
               <w:right w:val="single" w:color="CCCCCC" w:sz="1"/>
             </w:tcBorders>
             <w:shd w:fill="FFFFFF" w:val="clear"/>
-            <w:tcMar>
-              <w:top w:type="dxa" w:w="80"/>
-              <w:left w:type="dxa" w:w="120"/>
-              <w:bottom w:type="dxa" w:w="80"/>
-              <w:right w:type="dxa" w:w="120"/>
-            </w:tcMar>
-            <w:vAlign w:val="center"/>
-          </w:tcPr>
-          <w:p>
-            <w:pPr>
-              <w:jc w:val="center"/>
-            </w:pPr>
-            <w:r>
-              <w:rPr>
-                <w:rFonts w:ascii="Arial" w:cs="Arial" w:eastAsia="Arial" w:hAnsi="Arial"/>
-                <w:b/>
-                <w:bCs/>
-                <w:color w:val="27AE60"/>
-                <w:sz w:val="20"/>
-                <w:szCs w:val="20"/>
-              </w:rPr>
-              <w:t xml:space="preserve">8.29</w:t>
-            </w:r>
-          </w:p>
-        </w:tc>
-        <w:tc>
-          <w:tcPr>
-            <w:tcW w:type="dxa" w:w="1226"/>
-            <w:tcBorders>
-              <w:top w:val="single" w:color="CCCCCC" w:sz="1"/>
-              <w:left w:val="single" w:color="CCCCCC" w:sz="1"/>
-              <w:bottom w:val="single" w:color="CCCCCC" w:sz="1"/>
-              <w:right w:val="single" w:color="CCCCCC" w:sz="1"/>
-            </w:tcBorders>
-            <w:shd w:fill="FFFFFF" w:val="clear"/>
-            <w:tcMar>
-              <w:top w:type="dxa" w:w="80"/>
-              <w:left w:type="dxa" w:w="120"/>
-              <w:bottom w:type="dxa" w:w="80"/>
-              <w:right w:type="dxa" w:w="120"/>
-            </w:tcMar>
-            <w:vAlign w:val="center"/>
-          </w:tcPr>
-          <w:p>
-            <w:pPr>
-              <w:jc w:val="center"/>
-            </w:pPr>
-            <w:r>
-              <w:rPr>
-                <w:rFonts w:ascii="Arial" w:cs="Arial" w:eastAsia="Arial" w:hAnsi="Arial"/>
-                <w:b w:val="false"/>
-                <w:bCs w:val="false"/>
-                <w:color w:val="27AE60"/>
-                <w:sz w:val="20"/>
-                <w:szCs w:val="20"/>
-              </w:rPr>
-              <w:t xml:space="preserve">良好</w:t>
-            </w:r>
-          </w:p>
-        </w:tc>
-      </w:tr>
-      <w:tr>
-        <w:tc>
-          <w:tcPr>
-            <w:tcW w:type="dxa" w:w="2400"/>
-            <w:tcBorders>
-              <w:top w:val="single" w:color="CCCCCC" w:sz="1"/>
-              <w:left w:val="single" w:color="CCCCCC" w:sz="1"/>
-              <w:bottom w:val="single" w:color="CCCCCC" w:sz="1"/>
-              <w:right w:val="single" w:color="CCCCCC" w:sz="1"/>
-            </w:tcBorders>
-            <w:shd w:fill="F2F2F2" w:val="clear"/>
-            <w:tcMar>
-              <w:top w:type="dxa" w:w="80"/>
-              <w:left w:type="dxa" w:w="120"/>
-              <w:bottom w:type="dxa" w:w="80"/>
-              <w:right w:type="dxa" w:w="120"/>
-            </w:tcMar>
-            <w:vAlign w:val="center"/>
-          </w:tcPr>
-          <w:p>
-            <w:pPr>
-              <w:jc w:val="left"/>
-            </w:pPr>
-            <w:r>
-              <w:rPr>
-                <w:rFonts w:ascii="Arial" w:cs="Arial" w:eastAsia="Arial" w:hAnsi="Arial"/>
-                <w:b w:val="false"/>
-                <w:bCs w:val="false"/>
-                <w:color w:val="333333"/>
-                <w:sz w:val="20"/>
-                <w:szCs w:val="20"/>
-              </w:rPr>
-              <w:t xml:space="preserve">じゃらん</w:t>
-            </w:r>
-          </w:p>
-        </w:tc>
-        <w:tc>
-          <w:tcPr>
-            <w:tcW w:type="dxa" w:w="1000"/>
-            <w:tcBorders>
-              <w:top w:val="single" w:color="CCCCCC" w:sz="1"/>
-              <w:left w:val="single" w:color="CCCCCC" w:sz="1"/>
-              <w:bottom w:val="single" w:color="CCCCCC" w:sz="1"/>
-              <w:right w:val="single" w:color="CCCCCC" w:sz="1"/>
-            </w:tcBorders>
-            <w:shd w:fill="F2F2F2" w:val="clear"/>
-            <w:tcMar>
-              <w:top w:type="dxa" w:w="80"/>
-              <w:left w:type="dxa" w:w="120"/>
-              <w:bottom w:type="dxa" w:w="80"/>
-              <w:right w:type="dxa" w:w="120"/>
-            </w:tcMar>
-            <w:vAlign w:val="center"/>
-          </w:tcPr>
-          <w:p>
-            <w:pPr>
-              <w:jc w:val="center"/>
-            </w:pPr>
-            <w:r>
-              <w:rPr>
-                <w:rFonts w:ascii="Arial" w:cs="Arial" w:eastAsia="Arial" w:hAnsi="Arial"/>
-                <w:b w:val="false"/>
-                <w:bCs w:val="false"/>
-                <w:color w:val="333333"/>
-                <w:sz w:val="20"/>
-                <w:szCs w:val="20"/>
-              </w:rPr>
-              <w:t xml:space="preserve">10</w:t>
-            </w:r>
-          </w:p>
-        </w:tc>
-        <w:tc>
-          <w:tcPr>
-            <w:tcW w:type="dxa" w:w="1200"/>
-            <w:tcBorders>
-              <w:top w:val="single" w:color="CCCCCC" w:sz="1"/>
-              <w:left w:val="single" w:color="CCCCCC" w:sz="1"/>
-              <w:bottom w:val="single" w:color="CCCCCC" w:sz="1"/>
-              <w:right w:val="single" w:color="CCCCCC" w:sz="1"/>
-            </w:tcBorders>
-            <w:shd w:fill="F2F2F2" w:val="clear"/>
-            <w:tcMar>
-              <w:top w:type="dxa" w:w="80"/>
-              <w:left w:type="dxa" w:w="120"/>
-              <w:bottom w:type="dxa" w:w="80"/>
-              <w:right w:type="dxa" w:w="120"/>
-            </w:tcMar>
-            <w:vAlign w:val="center"/>
-          </w:tcPr>
-          <w:p>
-            <w:pPr>
-              <w:jc w:val="center"/>
-            </w:pPr>
-            <w:r>
-              <w:rPr>
-                <w:rFonts w:ascii="Arial" w:cs="Arial" w:eastAsia="Arial" w:hAnsi="Arial"/>
-                <w:b w:val="false"/>
-                <w:bCs w:val="false"/>
-                <w:color w:val="333333"/>
-                <w:sz w:val="20"/>
-                <w:szCs w:val="20"/>
-              </w:rPr>
-              <w:t xml:space="preserve">3.50/5</w:t>
-            </w:r>
-          </w:p>
-        </w:tc>
-        <w:tc>
-          <w:tcPr>
-            <w:tcW w:type="dxa" w:w="1200"/>
-            <w:tcBorders>
-              <w:top w:val="single" w:color="CCCCCC" w:sz="1"/>
-              <w:left w:val="single" w:color="CCCCCC" w:sz="1"/>
-              <w:bottom w:val="single" w:color="CCCCCC" w:sz="1"/>
-              <w:right w:val="single" w:color="CCCCCC" w:sz="1"/>
-            </w:tcBorders>
-            <w:shd w:fill="F2F2F2" w:val="clear"/>
             <w:tcMar>
               <w:top w:type="dxa" w:w="80"/>
               <w:left w:type="dxa" w:w="120"/>
@@ -802,7 +625,7 @@
                 <w:sz w:val="20"/>
                 <w:szCs w:val="20"/>
               </w:rPr>
-              <w:t xml:space="preserve">7.00</w:t>
+              <w:t xml:space="preserve">7.93</w:t>
             </w:r>
           </w:p>
         </w:tc>
@@ -815,6 +638,43 @@
               <w:bottom w:val="single" w:color="CCCCCC" w:sz="1"/>
               <w:right w:val="single" w:color="CCCCCC" w:sz="1"/>
             </w:tcBorders>
+            <w:shd w:fill="FFFFFF" w:val="clear"/>
+            <w:tcMar>
+              <w:top w:type="dxa" w:w="80"/>
+              <w:left w:type="dxa" w:w="120"/>
+              <w:bottom w:type="dxa" w:w="80"/>
+              <w:right w:type="dxa" w:w="120"/>
+            </w:tcMar>
+            <w:vAlign w:val="center"/>
+          </w:tcPr>
+          <w:p>
+            <w:pPr>
+              <w:jc w:val="center"/>
+            </w:pPr>
+            <w:r>
+              <w:rPr>
+                <w:rFonts w:ascii="Arial" w:cs="Arial" w:eastAsia="Arial" w:hAnsi="Arial"/>
+                <w:b w:val="false"/>
+                <w:bCs w:val="false"/>
+                <w:color w:val="E67E22"/>
+                <w:sz w:val="20"/>
+                <w:szCs w:val="20"/>
+              </w:rPr>
+              <w:t xml:space="preserve">概ね良好</w:t>
+            </w:r>
+          </w:p>
+        </w:tc>
+      </w:tr>
+      <w:tr>
+        <w:tc>
+          <w:tcPr>
+            <w:tcW w:type="dxa" w:w="2400"/>
+            <w:tcBorders>
+              <w:top w:val="single" w:color="CCCCCC" w:sz="1"/>
+              <w:left w:val="single" w:color="CCCCCC" w:sz="1"/>
+              <w:bottom w:val="single" w:color="CCCCCC" w:sz="1"/>
+              <w:right w:val="single" w:color="CCCCCC" w:sz="1"/>
+            </w:tcBorders>
             <w:shd w:fill="F2F2F2" w:val="clear"/>
             <w:tcMar>
               <w:top w:type="dxa" w:w="80"/>
@@ -826,18 +686,158 @@
           </w:tcPr>
           <w:p>
             <w:pPr>
-              <w:jc w:val="center"/>
-            </w:pPr>
-            <w:r>
-              <w:rPr>
-                <w:rFonts w:ascii="Arial" w:cs="Arial" w:eastAsia="Arial" w:hAnsi="Arial"/>
-                <w:b w:val="false"/>
-                <w:bCs w:val="false"/>
-                <w:color w:val="E67E22"/>
-                <w:sz w:val="20"/>
-                <w:szCs w:val="20"/>
-              </w:rPr>
-              <w:t xml:space="preserve">概ね良好</w:t>
+              <w:jc w:val="left"/>
+            </w:pPr>
+            <w:r>
+              <w:rPr>
+                <w:rFonts w:ascii="Arial" w:cs="Arial" w:eastAsia="Arial" w:hAnsi="Arial"/>
+                <w:b w:val="false"/>
+                <w:bCs w:val="false"/>
+                <w:color w:val="333333"/>
+                <w:sz w:val="20"/>
+                <w:szCs w:val="20"/>
+              </w:rPr>
+              <w:t xml:space="preserve">じゃらん</w:t>
+            </w:r>
+          </w:p>
+        </w:tc>
+        <w:tc>
+          <w:tcPr>
+            <w:tcW w:type="dxa" w:w="1000"/>
+            <w:tcBorders>
+              <w:top w:val="single" w:color="CCCCCC" w:sz="1"/>
+              <w:left w:val="single" w:color="CCCCCC" w:sz="1"/>
+              <w:bottom w:val="single" w:color="CCCCCC" w:sz="1"/>
+              <w:right w:val="single" w:color="CCCCCC" w:sz="1"/>
+            </w:tcBorders>
+            <w:shd w:fill="F2F2F2" w:val="clear"/>
+            <w:tcMar>
+              <w:top w:type="dxa" w:w="80"/>
+              <w:left w:type="dxa" w:w="120"/>
+              <w:bottom w:type="dxa" w:w="80"/>
+              <w:right w:type="dxa" w:w="120"/>
+            </w:tcMar>
+            <w:vAlign w:val="center"/>
+          </w:tcPr>
+          <w:p>
+            <w:pPr>
+              <w:jc w:val="center"/>
+            </w:pPr>
+            <w:r>
+              <w:rPr>
+                <w:rFonts w:ascii="Arial" w:cs="Arial" w:eastAsia="Arial" w:hAnsi="Arial"/>
+                <w:b w:val="false"/>
+                <w:bCs w:val="false"/>
+                <w:color w:val="333333"/>
+                <w:sz w:val="20"/>
+                <w:szCs w:val="20"/>
+              </w:rPr>
+              <w:t xml:space="preserve">11</w:t>
+            </w:r>
+          </w:p>
+        </w:tc>
+        <w:tc>
+          <w:tcPr>
+            <w:tcW w:type="dxa" w:w="1200"/>
+            <w:tcBorders>
+              <w:top w:val="single" w:color="CCCCCC" w:sz="1"/>
+              <w:left w:val="single" w:color="CCCCCC" w:sz="1"/>
+              <w:bottom w:val="single" w:color="CCCCCC" w:sz="1"/>
+              <w:right w:val="single" w:color="CCCCCC" w:sz="1"/>
+            </w:tcBorders>
+            <w:shd w:fill="F2F2F2" w:val="clear"/>
+            <w:tcMar>
+              <w:top w:type="dxa" w:w="80"/>
+              <w:left w:type="dxa" w:w="120"/>
+              <w:bottom w:type="dxa" w:w="80"/>
+              <w:right w:type="dxa" w:w="120"/>
+            </w:tcMar>
+            <w:vAlign w:val="center"/>
+          </w:tcPr>
+          <w:p>
+            <w:pPr>
+              <w:jc w:val="center"/>
+            </w:pPr>
+            <w:r>
+              <w:rPr>
+                <w:rFonts w:ascii="Arial" w:cs="Arial" w:eastAsia="Arial" w:hAnsi="Arial"/>
+                <w:b w:val="false"/>
+                <w:bCs w:val="false"/>
+                <w:color w:val="333333"/>
+                <w:sz w:val="20"/>
+                <w:szCs w:val="20"/>
+              </w:rPr>
+              <w:t xml:space="preserve">3.45/5</w:t>
+            </w:r>
+          </w:p>
+        </w:tc>
+        <w:tc>
+          <w:tcPr>
+            <w:tcW w:type="dxa" w:w="1200"/>
+            <w:tcBorders>
+              <w:top w:val="single" w:color="CCCCCC" w:sz="1"/>
+              <w:left w:val="single" w:color="CCCCCC" w:sz="1"/>
+              <w:bottom w:val="single" w:color="CCCCCC" w:sz="1"/>
+              <w:right w:val="single" w:color="CCCCCC" w:sz="1"/>
+            </w:tcBorders>
+            <w:shd w:fill="F2F2F2" w:val="clear"/>
+            <w:tcMar>
+              <w:top w:type="dxa" w:w="80"/>
+              <w:left w:type="dxa" w:w="120"/>
+              <w:bottom w:type="dxa" w:w="80"/>
+              <w:right w:type="dxa" w:w="120"/>
+            </w:tcMar>
+            <w:vAlign w:val="center"/>
+          </w:tcPr>
+          <w:p>
+            <w:pPr>
+              <w:jc w:val="center"/>
+            </w:pPr>
+            <w:r>
+              <w:rPr>
+                <w:rFonts w:ascii="Arial" w:cs="Arial" w:eastAsia="Arial" w:hAnsi="Arial"/>
+                <w:b/>
+                <w:bCs/>
+                <w:color w:val="C0392B"/>
+                <w:sz w:val="20"/>
+                <w:szCs w:val="20"/>
+              </w:rPr>
+              <w:t xml:space="preserve">6.91</w:t>
+            </w:r>
+          </w:p>
+        </w:tc>
+        <w:tc>
+          <w:tcPr>
+            <w:tcW w:type="dxa" w:w="1226"/>
+            <w:tcBorders>
+              <w:top w:val="single" w:color="CCCCCC" w:sz="1"/>
+              <w:left w:val="single" w:color="CCCCCC" w:sz="1"/>
+              <w:bottom w:val="single" w:color="CCCCCC" w:sz="1"/>
+              <w:right w:val="single" w:color="CCCCCC" w:sz="1"/>
+            </w:tcBorders>
+            <w:shd w:fill="F2F2F2" w:val="clear"/>
+            <w:tcMar>
+              <w:top w:type="dxa" w:w="80"/>
+              <w:left w:type="dxa" w:w="120"/>
+              <w:bottom w:type="dxa" w:w="80"/>
+              <w:right w:type="dxa" w:w="120"/>
+            </w:tcMar>
+            <w:vAlign w:val="center"/>
+          </w:tcPr>
+          <w:p>
+            <w:pPr>
+              <w:jc w:val="center"/>
+            </w:pPr>
+            <w:r>
+              <w:rPr>
+                <w:rFonts w:ascii="Arial" w:cs="Arial" w:eastAsia="Arial" w:hAnsi="Arial"/>
+                <w:b w:val="false"/>
+                <w:bCs w:val="false"/>
+                <w:color w:val="C0392B"/>
+                <w:sz w:val="20"/>
+                <w:szCs w:val="20"/>
+              </w:rPr>
+              <w:t xml:space="preserve">要改善</w:t>
             </w:r>
           </w:p>
         </w:tc>
@@ -1799,7 +1799,7 @@
                 <w:sz w:val="20"/>
                 <w:szCs w:val="20"/>
               </w:rPr>
-              <w:t xml:space="preserve">18.9%</w:t>
+              <w:t xml:space="preserve">18.5%</w:t>
             </w:r>
           </w:p>
         </w:tc>
@@ -2013,7 +2013,7 @@
                 <w:sz w:val="20"/>
                 <w:szCs w:val="20"/>
               </w:rPr>
-              <w:t xml:space="preserve">33.3%</w:t>
+              <w:t xml:space="preserve">32.6%</w:t>
             </w:r>
           </w:p>
         </w:tc>
@@ -2192,7 +2192,7 @@
                 <w:sz w:val="20"/>
                 <w:szCs w:val="20"/>
               </w:rPr>
-              <w:t xml:space="preserve">19</w:t>
+              <w:t xml:space="preserve">20</w:t>
             </w:r>
           </w:p>
         </w:tc>
@@ -2227,7 +2227,7 @@
                 <w:sz w:val="20"/>
                 <w:szCs w:val="20"/>
               </w:rPr>
-              <w:t xml:space="preserve">21.1%</w:t>
+              <w:t xml:space="preserve">21.7%</w:t>
             </w:r>
           </w:p>
         </w:tc>
@@ -2441,7 +2441,7 @@
                 <w:sz w:val="20"/>
                 <w:szCs w:val="20"/>
               </w:rPr>
-              <w:t xml:space="preserve">11.1%</w:t>
+              <w:t xml:space="preserve">10.9%</w:t>
             </w:r>
           </w:p>
         </w:tc>
@@ -2513,7 +2513,7 @@
                 <w:sz w:val="20"/>
                 <w:szCs w:val="20"/>
               </w:rPr>
-              <w:t xml:space="preserve">1</w:t>
+              <w:t xml:space="preserve">2</w:t>
             </w:r>
           </w:p>
         </w:tc>
@@ -2548,7 +2548,7 @@
                 <w:sz w:val="20"/>
                 <w:szCs w:val="20"/>
               </w:rPr>
-              <w:t xml:space="preserve">1.1%</w:t>
+              <w:t xml:space="preserve">2.2%</w:t>
             </w:r>
           </w:p>
         </w:tc>
@@ -2655,7 +2655,7 @@
                 <w:sz w:val="20"/>
                 <w:szCs w:val="20"/>
               </w:rPr>
-              <w:t xml:space="preserve">7.8%</w:t>
+              <w:t xml:space="preserve">7.6%</w:t>
             </w:r>
           </w:p>
         </w:tc>
@@ -2925,7 +2925,7 @@
                 <w:sz w:val="20"/>
                 <w:szCs w:val="20"/>
               </w:rPr>
-              <w:t xml:space="preserve">54.4%</w:t>
+              <w:t xml:space="preserve">53.3%</w:t>
             </w:r>
           </w:p>
         </w:tc>
@@ -3031,7 +3031,7 @@
                 <w:sz w:val="20"/>
                 <w:szCs w:val="20"/>
               </w:rPr>
-              <w:t xml:space="preserve">23</w:t>
+              <w:t xml:space="preserve">24</w:t>
             </w:r>
           </w:p>
         </w:tc>
@@ -3066,7 +3066,7 @@
                 <w:sz w:val="20"/>
                 <w:szCs w:val="20"/>
               </w:rPr>
-              <w:t xml:space="preserve">25.6%</w:t>
+              <w:t xml:space="preserve">26.1%</w:t>
             </w:r>
           </w:p>
         </w:tc>
@@ -3171,7 +3171,7 @@
                 <w:sz w:val="20"/>
                 <w:szCs w:val="20"/>
               </w:rPr>
-              <w:t xml:space="preserve">18</w:t>
+              <w:t xml:space="preserve">19</w:t>
             </w:r>
           </w:p>
         </w:tc>
@@ -3205,7 +3205,7 @@
                 <w:sz w:val="20"/>
                 <w:szCs w:val="20"/>
               </w:rPr>
-              <w:t xml:space="preserve">20.0%</w:t>
+              <w:t xml:space="preserve">20.7%</w:t>
             </w:r>
           </w:p>
         </w:tc>
@@ -3679,7 +3679,7 @@
                 <w:sz w:val="20"/>
                 <w:szCs w:val="20"/>
               </w:rPr>
-              <w:t xml:space="preserve">6.94点</w:t>
+              <w:t xml:space="preserve">6.89点</w:t>
             </w:r>
           </w:p>
         </w:tc>
@@ -3713,7 +3713,7 @@
                 <w:sz w:val="20"/>
                 <w:szCs w:val="20"/>
               </w:rPr>
-              <w:t xml:space="preserve">7.44点</w:t>
+              <w:t xml:space="preserve">7.39点</w:t>
             </w:r>
           </w:p>
         </w:tc>
@@ -3819,7 +3819,7 @@
                 <w:sz w:val="20"/>
                 <w:szCs w:val="20"/>
               </w:rPr>
-              <w:t xml:space="preserve">54.4%</w:t>
+              <w:t xml:space="preserve">53.3%</w:t>
             </w:r>
           </w:p>
         </w:tc>
@@ -3854,7 +3854,7 @@
                 <w:sz w:val="20"/>
                 <w:szCs w:val="20"/>
               </w:rPr>
-              <w:t xml:space="preserve">59.4%</w:t>
+              <w:t xml:space="preserve">58.3%</w:t>
             </w:r>
           </w:p>
         </w:tc>
@@ -3959,7 +3959,7 @@
                 <w:sz w:val="20"/>
                 <w:szCs w:val="20"/>
               </w:rPr>
-              <w:t xml:space="preserve">20.0%</w:t>
+              <w:t xml:space="preserve">20.7%</w:t>
             </w:r>
           </w:p>
         </w:tc>
@@ -3993,7 +3993,7 @@
                 <w:sz w:val="20"/>
                 <w:szCs w:val="20"/>
               </w:rPr>
-              <w:t xml:space="preserve">18.0%</w:t>
+              <w:t xml:space="preserve">18.7%</w:t>
             </w:r>
           </w:p>
         </w:tc>
@@ -4070,7 +4070,7 @@
           <w:sz w:val="21"/>
           <w:szCs w:val="21"/>
         </w:rPr>
-        <w:t xml:space="preserve">チサンホテル浜松町は全体平均6.94点（10pt換算）、高評価率54.4%を記録しています。引き続き強みを活かしつつ、低評価レビューに示された課題への対応を継続することで、さらなる顧客満足度向上が期待できます。</w:t>
+        <w:t xml:space="preserve">チサンホテル浜松町は全体平均6.89点（10pt換算）、高評価率53.3%を記録しています。引き続き強みを活かしつつ、低評価レビューに示された課題への対応を継続することで、さらなる顧客満足度向上が期待できます。</w:t>
       </w:r>
     </w:p>
     <w:p>

--- a/納品レポート/ホテル別レポート/chisan_口コミ分析改善レポート.docx
+++ b/納品レポート/ホテル別レポート/chisan_口コミ分析改善レポート.docx
@@ -96,7 +96,7 @@
           <w:sz w:val="22"/>
           <w:szCs w:val="22"/>
         </w:rPr>
-        <w:t xml:space="preserve">レビュー総数：58件（6サイト）</w:t>
+        <w:t xml:space="preserve">レビュー総数：63件（6サイト）</w:t>
       </w:r>
     </w:p>
     <w:p>
@@ -111,7 +111,7 @@
           <w:sz w:val="20"/>
           <w:szCs w:val="20"/>
         </w:rPr>
-        <w:t xml:space="preserve">対象サイト：じゃらん / Google / Agoda / Booking.com / 楽天トラベル / Trip.com</w:t>
+        <w:t xml:space="preserve">対象サイト：じゃらん / Agoda / Booking.com / 楽天トラベル / Google / Trip.com</w:t>
       </w:r>
     </w:p>
     <w:p>
@@ -131,7 +131,7 @@
           <w:sz w:val="20"/>
           <w:szCs w:val="20"/>
         </w:rPr>
-        <w:t xml:space="preserve">作成日：2026年4月2日</w:t>
+        <w:t xml:space="preserve">作成日：2026年4月5日</w:t>
       </w:r>
     </w:p>
     <w:p>
@@ -189,7 +189,7 @@
           <w:sz w:val="21"/>
           <w:szCs w:val="21"/>
         </w:rPr>
-        <w:t xml:space="preserve">2026年3月〜4月に各OTAサイト・口コミサイトに投稿された58件のレビューを包括的に分析しました。以下が主要な発見事項です。</w:t>
+        <w:t xml:space="preserve">2026年3月〜4月に各OTAサイト・口コミサイトに投稿された63件のレビューを包括的に分析しました。以下が主要な発見事項です。</w:t>
       </w:r>
     </w:p>
     <w:p>
@@ -261,7 +261,7 @@
                 <w:sz w:val="36"/>
                 <w:szCs w:val="36"/>
               </w:rPr>
-              <w:t xml:space="preserve">6.57</w:t>
+              <w:t xml:space="preserve">6.52</w:t>
             </w:r>
           </w:p>
         </w:tc>
@@ -310,7 +310,7 @@
                 <w:sz w:val="36"/>
                 <w:szCs w:val="36"/>
               </w:rPr>
-              <w:t xml:space="preserve">46.6%</w:t>
+              <w:t xml:space="preserve">46.0%</w:t>
             </w:r>
           </w:p>
         </w:tc>
@@ -359,7 +359,7 @@
                 <w:sz w:val="36"/>
                 <w:szCs w:val="36"/>
               </w:rPr>
-              <w:t xml:space="preserve">20.7%</w:t>
+              <w:t xml:space="preserve">23.8%</w:t>
             </w:r>
           </w:p>
         </w:tc>
@@ -408,7 +408,7 @@
                 <w:sz w:val="36"/>
                 <w:szCs w:val="36"/>
               </w:rPr>
-              <w:t xml:space="preserve">58件</w:t>
+              <w:t xml:space="preserve">63件</w:t>
             </w:r>
           </w:p>
         </w:tc>
@@ -448,7 +448,7 @@
           <w:sz w:val="21"/>
           <w:szCs w:val="21"/>
         </w:rPr>
-        <w:t xml:space="preserve">全体平均スコア6.57点（10点換算）は改善の余地がある水準であり、46.6%が高評価（8-10点）に分類されます。低評価（1-4点）は12件（20.7%）で、早急な改善対応が必要です。じゃらん（7.00点）で特に高い評価を獲得しています。</w:t>
+        <w:t xml:space="preserve">全体平均スコア6.52点（10点換算）は改善の余地がある水準であり、46.0%が高評価（8-10点）に分類されます。低評価（1-4点）は15件（23.8%）で、早急な改善対応が必要です。じゃらん（7.43点）で特に高い評価を獲得しています。</w:t>
       </w:r>
     </w:p>
     <w:p>
@@ -987,7 +987,7 @@
                 <w:sz w:val="20"/>
                 <w:szCs w:val="20"/>
               </w:rPr>
-              <w:t xml:space="preserve">6</w:t>
+              <w:t xml:space="preserve">7</w:t>
             </w:r>
           </w:p>
         </w:tc>
@@ -1021,7 +1021,7 @@
                 <w:sz w:val="20"/>
                 <w:szCs w:val="20"/>
               </w:rPr>
-              <w:t xml:space="preserve">3.5</w:t>
+              <w:t xml:space="preserve">3.71</w:t>
             </w:r>
           </w:p>
         </w:tc>
@@ -1089,7 +1089,7 @@
                 <w:sz w:val="20"/>
                 <w:szCs w:val="20"/>
               </w:rPr>
-              <w:t xml:space="preserve">7</w:t>
+              <w:t xml:space="preserve">7.43</w:t>
             </w:r>
           </w:p>
         </w:tc>
@@ -1123,7 +1123,7 @@
                 <w:sz w:val="20"/>
                 <w:szCs w:val="20"/>
               </w:rPr>
-              <w:t xml:space="preserve">7</w:t>
+              <w:t xml:space="preserve">8</w:t>
             </w:r>
           </w:p>
         </w:tc>
@@ -1194,7 +1194,7 @@
                 <w:sz w:val="20"/>
                 <w:szCs w:val="20"/>
               </w:rPr>
-              <w:t xml:space="preserve">Google</w:t>
+              <w:t xml:space="preserve">Agoda</w:t>
             </w:r>
           </w:p>
         </w:tc>
@@ -1229,7 +1229,7 @@
                 <w:sz w:val="20"/>
                 <w:szCs w:val="20"/>
               </w:rPr>
-              <w:t xml:space="preserve">14</w:t>
+              <w:t xml:space="preserve">9</w:t>
             </w:r>
           </w:p>
         </w:tc>
@@ -1264,7 +1264,7 @@
                 <w:sz w:val="20"/>
                 <w:szCs w:val="20"/>
               </w:rPr>
-              <w:t xml:space="preserve">3.36</w:t>
+              <w:t xml:space="preserve">6.67</w:t>
             </w:r>
           </w:p>
         </w:tc>
@@ -1299,7 +1299,7 @@
                 <w:sz w:val="20"/>
                 <w:szCs w:val="20"/>
               </w:rPr>
-              <w:t xml:space="preserve">/5 (×2)</w:t>
+              <w:t xml:space="preserve">/10</w:t>
             </w:r>
           </w:p>
         </w:tc>
@@ -1334,7 +1334,7 @@
                 <w:sz w:val="20"/>
                 <w:szCs w:val="20"/>
               </w:rPr>
-              <w:t xml:space="preserve">6.71</w:t>
+              <w:t xml:space="preserve">6.67</w:t>
             </w:r>
           </w:p>
         </w:tc>
@@ -1369,7 +1369,7 @@
                 <w:sz w:val="20"/>
                 <w:szCs w:val="20"/>
               </w:rPr>
-              <w:t xml:space="preserve">8</w:t>
+              <w:t xml:space="preserve">6</w:t>
             </w:r>
           </w:p>
         </w:tc>
@@ -1440,7 +1440,7 @@
                 <w:sz w:val="20"/>
                 <w:szCs w:val="20"/>
               </w:rPr>
-              <w:t xml:space="preserve">Agoda</w:t>
+              <w:t xml:space="preserve">Booking.com</w:t>
             </w:r>
           </w:p>
         </w:tc>
@@ -1474,7 +1474,7 @@
                 <w:sz w:val="20"/>
                 <w:szCs w:val="20"/>
               </w:rPr>
-              <w:t xml:space="preserve">9</w:t>
+              <w:t xml:space="preserve">5</w:t>
             </w:r>
           </w:p>
         </w:tc>
@@ -1508,7 +1508,7 @@
                 <w:sz w:val="20"/>
                 <w:szCs w:val="20"/>
               </w:rPr>
-              <w:t xml:space="preserve">6.67</w:t>
+              <w:t xml:space="preserve">6.6</w:t>
             </w:r>
           </w:p>
         </w:tc>
@@ -1576,7 +1576,7 @@
                 <w:sz w:val="20"/>
                 <w:szCs w:val="20"/>
               </w:rPr>
-              <w:t xml:space="preserve">6.67</w:t>
+              <w:t xml:space="preserve">6.6</w:t>
             </w:r>
           </w:p>
         </w:tc>
@@ -1610,7 +1610,7 @@
                 <w:sz w:val="20"/>
                 <w:szCs w:val="20"/>
               </w:rPr>
-              <w:t xml:space="preserve">6</w:t>
+              <w:t xml:space="preserve">7</w:t>
             </w:r>
           </w:p>
         </w:tc>
@@ -1681,7 +1681,7 @@
                 <w:sz w:val="20"/>
                 <w:szCs w:val="20"/>
               </w:rPr>
-              <w:t xml:space="preserve">Booking.com</w:t>
+              <w:t xml:space="preserve">楽天トラベル</w:t>
             </w:r>
           </w:p>
         </w:tc>
@@ -1716,7 +1716,7 @@
                 <w:sz w:val="20"/>
                 <w:szCs w:val="20"/>
               </w:rPr>
-              <w:t xml:space="preserve">5</w:t>
+              <w:t xml:space="preserve">20</w:t>
             </w:r>
           </w:p>
         </w:tc>
@@ -1751,7 +1751,7 @@
                 <w:sz w:val="20"/>
                 <w:szCs w:val="20"/>
               </w:rPr>
-              <w:t xml:space="preserve">6.6</w:t>
+              <w:t xml:space="preserve">3.2</w:t>
             </w:r>
           </w:p>
         </w:tc>
@@ -1786,7 +1786,7 @@
                 <w:sz w:val="20"/>
                 <w:szCs w:val="20"/>
               </w:rPr>
-              <w:t xml:space="preserve">/10</w:t>
+              <w:t xml:space="preserve">/5 (×2)</w:t>
             </w:r>
           </w:p>
         </w:tc>
@@ -1821,7 +1821,7 @@
                 <w:sz w:val="20"/>
                 <w:szCs w:val="20"/>
               </w:rPr>
-              <w:t xml:space="preserve">6.6</w:t>
+              <w:t xml:space="preserve">6.4</w:t>
             </w:r>
           </w:p>
         </w:tc>
@@ -1927,7 +1927,7 @@
                 <w:sz w:val="20"/>
                 <w:szCs w:val="20"/>
               </w:rPr>
-              <w:t xml:space="preserve">楽天トラベル</w:t>
+              <w:t xml:space="preserve">Google</w:t>
             </w:r>
           </w:p>
         </w:tc>
@@ -1961,7 +1961,7 @@
                 <w:sz w:val="20"/>
                 <w:szCs w:val="20"/>
               </w:rPr>
-              <w:t xml:space="preserve">20</w:t>
+              <w:t xml:space="preserve">16</w:t>
             </w:r>
           </w:p>
         </w:tc>
@@ -1995,7 +1995,7 @@
                 <w:sz w:val="20"/>
                 <w:szCs w:val="20"/>
               </w:rPr>
-              <w:t xml:space="preserve">3.2</w:t>
+              <w:t xml:space="preserve">3.19</w:t>
             </w:r>
           </w:p>
         </w:tc>
@@ -2063,7 +2063,7 @@
                 <w:sz w:val="20"/>
                 <w:szCs w:val="20"/>
               </w:rPr>
-              <w:t xml:space="preserve">6.4</w:t>
+              <w:t xml:space="preserve">6.38</w:t>
             </w:r>
           </w:p>
         </w:tc>
@@ -2203,7 +2203,7 @@
                 <w:sz w:val="20"/>
                 <w:szCs w:val="20"/>
               </w:rPr>
-              <w:t xml:space="preserve">4</w:t>
+              <w:t xml:space="preserve">6</w:t>
             </w:r>
           </w:p>
         </w:tc>
@@ -2418,7 +2418,7 @@
           <w:sz w:val="21"/>
           <w:szCs w:val="21"/>
         </w:rPr>
-        <w:t xml:space="preserve">評価分布は8点（34.5%）に最も多く、8点以上の高評価が46.6%を占める一方、改善の余地も見られます。低評価（1-4点）は計12件（20.7%）です。</w:t>
+        <w:t xml:space="preserve">評価分布は8点（31.7%）に最も多く、8点以上の高評価が46.0%を占める一方、改善の余地も見られます。低評価（1-4点）は計15件（23.8%）です。</w:t>
       </w:r>
     </w:p>
     <w:p>
@@ -2653,7 +2653,7 @@
                 <w:sz w:val="20"/>
                 <w:szCs w:val="20"/>
               </w:rPr>
-              <w:t xml:space="preserve">7</w:t>
+              <w:t xml:space="preserve">9</w:t>
             </w:r>
           </w:p>
         </w:tc>
@@ -2688,7 +2688,7 @@
                 <w:sz w:val="20"/>
                 <w:szCs w:val="20"/>
               </w:rPr>
-              <w:t xml:space="preserve">12.1%</w:t>
+              <w:t xml:space="preserve">14.3%</w:t>
             </w:r>
           </w:p>
         </w:tc>
@@ -2717,7 +2717,7 @@
                 <w:sz w:val="20"/>
                 <w:szCs w:val="20"/>
               </w:rPr>
-              <w:t xml:space="preserve">███████</w:t>
+              <w:t xml:space="preserve">█████████</w:t>
             </w:r>
             <w:r>
               <w:rPr>
@@ -2726,7 +2726,7 @@
                 <w:sz w:val="18"/>
                 <w:szCs w:val="18"/>
               </w:rPr>
-              <w:t xml:space="preserve"> 7件</w:t>
+              <w:t xml:space="preserve"> 9件</w:t>
             </w:r>
           </w:p>
         </w:tc>
@@ -2833,7 +2833,7 @@
                 <w:sz w:val="20"/>
                 <w:szCs w:val="20"/>
               </w:rPr>
-              <w:t xml:space="preserve">34.5%</w:t>
+              <w:t xml:space="preserve">31.7%</w:t>
             </w:r>
           </w:p>
         </w:tc>
@@ -2978,7 +2978,7 @@
                 <w:sz w:val="20"/>
                 <w:szCs w:val="20"/>
               </w:rPr>
-              <w:t xml:space="preserve">5.2%</w:t>
+              <w:t xml:space="preserve">4.8%</w:t>
             </w:r>
           </w:p>
         </w:tc>
@@ -3122,7 +3122,7 @@
                 <w:sz w:val="20"/>
                 <w:szCs w:val="20"/>
               </w:rPr>
-              <w:t xml:space="preserve">24.1%</w:t>
+              <w:t xml:space="preserve">22.2%</w:t>
             </w:r>
           </w:p>
         </w:tc>
@@ -3267,7 +3267,7 @@
                 <w:sz w:val="20"/>
                 <w:szCs w:val="20"/>
               </w:rPr>
-              <w:t xml:space="preserve">3.4%</w:t>
+              <w:t xml:space="preserve">3.2%</w:t>
             </w:r>
           </w:p>
         </w:tc>
@@ -3376,7 +3376,7 @@
                 <w:sz w:val="20"/>
                 <w:szCs w:val="20"/>
               </w:rPr>
-              <w:t xml:space="preserve">5</w:t>
+              <w:t xml:space="preserve">7</w:t>
             </w:r>
           </w:p>
         </w:tc>
@@ -3411,7 +3411,7 @@
                 <w:sz w:val="20"/>
                 <w:szCs w:val="20"/>
               </w:rPr>
-              <w:t xml:space="preserve">8.6%</w:t>
+              <w:t xml:space="preserve">11.1%</w:t>
             </w:r>
           </w:p>
         </w:tc>
@@ -3440,7 +3440,7 @@
                 <w:sz w:val="20"/>
                 <w:szCs w:val="20"/>
               </w:rPr>
-              <w:t xml:space="preserve">█████</w:t>
+              <w:t xml:space="preserve">███████</w:t>
             </w:r>
             <w:r>
               <w:rPr>
@@ -3449,7 +3449,7 @@
                 <w:sz w:val="18"/>
                 <w:szCs w:val="18"/>
               </w:rPr>
-              <w:t xml:space="preserve"> 5件</w:t>
+              <w:t xml:space="preserve"> 7件</w:t>
             </w:r>
           </w:p>
         </w:tc>
@@ -3556,7 +3556,7 @@
                 <w:sz w:val="20"/>
                 <w:szCs w:val="20"/>
               </w:rPr>
-              <w:t xml:space="preserve">3.4%</w:t>
+              <w:t xml:space="preserve">3.2%</w:t>
             </w:r>
           </w:p>
         </w:tc>
@@ -3665,7 +3665,7 @@
                 <w:sz w:val="20"/>
                 <w:szCs w:val="20"/>
               </w:rPr>
-              <w:t xml:space="preserve">5</w:t>
+              <w:t xml:space="preserve">6</w:t>
             </w:r>
           </w:p>
         </w:tc>
@@ -3700,7 +3700,7 @@
                 <w:sz w:val="20"/>
                 <w:szCs w:val="20"/>
               </w:rPr>
-              <w:t xml:space="preserve">8.6%</w:t>
+              <w:t xml:space="preserve">9.5%</w:t>
             </w:r>
           </w:p>
         </w:tc>
@@ -3729,7 +3729,7 @@
                 <w:sz w:val="20"/>
                 <w:szCs w:val="20"/>
               </w:rPr>
-              <w:t xml:space="preserve">█████</w:t>
+              <w:t xml:space="preserve">██████</w:t>
             </w:r>
             <w:r>
               <w:rPr>
@@ -3738,7 +3738,7 @@
                 <w:sz w:val="18"/>
                 <w:szCs w:val="18"/>
               </w:rPr>
-              <w:t xml:space="preserve"> 5件</w:t>
+              <w:t xml:space="preserve"> 6件</w:t>
             </w:r>
           </w:p>
         </w:tc>
@@ -3814,7 +3814,7 @@
                 <w:sz w:val="24"/>
                 <w:szCs w:val="24"/>
               </w:rPr>
-              <w:t xml:space="preserve">27件（46.6%）</w:t>
+              <w:t xml:space="preserve">29件（46.0%）</w:t>
             </w:r>
           </w:p>
         </w:tc>
@@ -3865,7 +3865,7 @@
                 <w:sz w:val="24"/>
                 <w:szCs w:val="24"/>
               </w:rPr>
-              <w:t xml:space="preserve">19件（32.8%）</w:t>
+              <w:t xml:space="preserve">19件（30.2%）</w:t>
             </w:r>
           </w:p>
         </w:tc>
@@ -3916,7 +3916,7 @@
                 <w:sz w:val="24"/>
                 <w:szCs w:val="24"/>
               </w:rPr>
-              <w:t xml:space="preserve">12件（20.7%）</w:t>
+              <w:t xml:space="preserve">15件（23.8%）</w:t>
             </w:r>
           </w:p>
         </w:tc>
@@ -4190,7 +4190,7 @@
                 <w:sz w:val="20"/>
                 <w:szCs w:val="20"/>
               </w:rPr>
-              <w:t xml:space="preserve">「駅が近いのと、コンビニがすぐ近くにあるのが嬉しい」「駅からは行きやすいしわかりやすいし、スタッフの方の対応もよかったですが、音が気になる人にはおすすめしないです」</w:t>
+              <w:t xml:space="preserve">「การเดินทางสะดวกมากๆและที่พักอยู่มนทำเลที่ดี พนักงานบริการ...」「駅が近いのと、コンビニがすぐ近くにあるのが嬉しい」</w:t>
             </w:r>
           </w:p>
         </w:tc>
@@ -4401,7 +4401,7 @@
                 <w:sz w:val="20"/>
                 <w:szCs w:val="20"/>
               </w:rPr>
-              <w:t xml:space="preserve">「最低限のアメニティで手頃な価格で宿泊できるので良い」「ベッドの下に子どもが入ってしまって出てきたら服も髪の毛もホコリまるけでした」</w:t>
+              <w:t xml:space="preserve">「設備が古く、サービスも良くないです」「最低限のアメニティで手頃な価格で宿泊できるので良い」</w:t>
             </w:r>
           </w:p>
         </w:tc>
@@ -4437,7 +4437,7 @@
                 <w:sz w:val="20"/>
                 <w:szCs w:val="20"/>
               </w:rPr>
-              <w:t xml:space="preserve">コストパフォーマンス</w:t>
+              <w:t xml:space="preserve">スタッフの対応</w:t>
             </w:r>
           </w:p>
         </w:tc>
@@ -4505,7 +4505,7 @@
                 <w:sz w:val="20"/>
                 <w:szCs w:val="20"/>
               </w:rPr>
-              <w:t xml:space="preserve">「最低限のアメニティで手頃な価格で宿泊できるので良い」「安いです」</w:t>
+              <w:t xml:space="preserve">「スタッフのサービスも素晴らしかったです」「設備が古く、サービスも良くないです」</w:t>
             </w:r>
           </w:p>
         </w:tc>
@@ -4542,7 +4542,7 @@
                 <w:sz w:val="20"/>
                 <w:szCs w:val="20"/>
               </w:rPr>
-              <w:t xml:space="preserve">清潔さ・清掃</w:t>
+              <w:t xml:space="preserve">コストパフォーマンス</w:t>
             </w:r>
           </w:p>
         </w:tc>
@@ -4577,7 +4577,7 @@
                 <w:sz w:val="20"/>
                 <w:szCs w:val="20"/>
               </w:rPr>
-              <w:t xml:space="preserve">9件</w:t>
+              <w:t xml:space="preserve">10件以上</w:t>
             </w:r>
           </w:p>
         </w:tc>
@@ -4612,7 +4612,7 @@
                 <w:sz w:val="20"/>
                 <w:szCs w:val="20"/>
               </w:rPr>
-              <w:t xml:space="preserve">「清潔なお部屋でした 浜松町駅から結構歩きました」「築年数を感じる室内でしたが、綺麗にされていました」</w:t>
+              <w:t xml:space="preserve">「最低限のアメニティで手頃な価格で宿泊できるので良い」「安いです」</w:t>
             </w:r>
           </w:p>
         </w:tc>
@@ -4648,7 +4648,7 @@
                 <w:sz w:val="20"/>
                 <w:szCs w:val="20"/>
               </w:rPr>
-              <w:t xml:space="preserve">スタッフの対応</w:t>
+              <w:t xml:space="preserve">清潔さ・清掃</w:t>
             </w:r>
           </w:p>
         </w:tc>
@@ -4682,7 +4682,7 @@
                 <w:sz w:val="20"/>
                 <w:szCs w:val="20"/>
               </w:rPr>
-              <w:t xml:space="preserve">9件</w:t>
+              <w:t xml:space="preserve">10件以上</w:t>
             </w:r>
           </w:p>
         </w:tc>
@@ -4716,7 +4716,7 @@
                 <w:sz w:val="20"/>
                 <w:szCs w:val="20"/>
               </w:rPr>
-              <w:t xml:space="preserve">「駅からは行きやすいしわかりやすいし、スタッフの方の対応もよかったですが、音が気になる人にはおすすめしないです」「値段なりの内装、 外国人スタッフばかりです」</w:t>
+              <w:t xml:space="preserve">「部屋は清潔で気持ちよく過ごせました」「清潔なお部屋でした 浜松町駅から結構歩きました」</w:t>
             </w:r>
           </w:p>
         </w:tc>
@@ -4756,7 +4756,7 @@
           <w:sz w:val="21"/>
           <w:szCs w:val="21"/>
         </w:rPr>
-        <w:t xml:space="preserve">口コミの多数で「立地・アクセス」に関するポジティブな言及が見られ、チサンホテル浜松町の最大の差別化要因となっています。駅が近いのと、コンビニがすぐ近くにあるのが嬉しいといった声が多数寄せられています。</w:t>
+        <w:t xml:space="preserve">口コミの多数で「立地・アクセス」に関するポジティブな言及が見られ、チサンホテル浜松町の最大の差別化要因となっています。การเดินทางสะดวกมากๆและที่พักอยู่มนทำเลที่ดี พนักงานบริการ...といった声が多数寄せられています。</w:t>
       </w:r>
     </w:p>
     <w:p>
@@ -4775,7 +4775,7 @@
           <w:sz w:val="21"/>
           <w:szCs w:val="21"/>
         </w:rPr>
-        <w:t xml:space="preserve">駅が近いのと、コンビニがすぐ近くにあるのが嬉しい</w:t>
+        <w:t xml:space="preserve">การเดินทางสะดวกมากๆและที่พักอยู่มนทำเลที่ดี พนักงานบริการ...</w:t>
       </w:r>
     </w:p>
     <w:p>
@@ -4794,7 +4794,7 @@
           <w:sz w:val="21"/>
           <w:szCs w:val="21"/>
         </w:rPr>
-        <w:t xml:space="preserve">駅からは行きやすいしわかりやすいし、スタッフの方の対応もよかったですが、音が気になる人にはおすすめしないです</w:t>
+        <w:t xml:space="preserve">駅が近いのと、コンビニがすぐ近くにあるのが嬉しい</w:t>
       </w:r>
     </w:p>
     <w:p>
@@ -4813,7 +4813,7 @@
           <w:sz w:val="21"/>
           <w:szCs w:val="21"/>
         </w:rPr>
-        <w:t xml:space="preserve">清潔なお部屋でした 浜松町駅から結構歩きました</w:t>
+        <w:t xml:space="preserve">駅からは行きやすいしわかりやすいし、スタッフの方の対応もよかったですが、音が気になる人にはおすすめしないです</w:t>
       </w:r>
     </w:p>
     <w:p>
@@ -7047,7 +7047,7 @@
                 <w:sz w:val="20"/>
                 <w:szCs w:val="20"/>
               </w:rPr>
-              <w:t xml:space="preserve">6.57点</w:t>
+              <w:t xml:space="preserve">6.52点</w:t>
             </w:r>
           </w:p>
         </w:tc>
@@ -7081,7 +7081,7 @@
                 <w:sz w:val="20"/>
                 <w:szCs w:val="20"/>
               </w:rPr>
-              <w:t xml:space="preserve">7.1点以上</w:t>
+              <w:t xml:space="preserve">7.0点以上</w:t>
             </w:r>
           </w:p>
         </w:tc>
@@ -7187,7 +7187,7 @@
                 <w:sz w:val="20"/>
                 <w:szCs w:val="20"/>
               </w:rPr>
-              <w:t xml:space="preserve">46.6%</w:t>
+              <w:t xml:space="preserve">46.0%</w:t>
             </w:r>
           </w:p>
         </w:tc>
@@ -7222,7 +7222,7 @@
                 <w:sz w:val="20"/>
                 <w:szCs w:val="20"/>
               </w:rPr>
-              <w:t xml:space="preserve">57%以上</w:t>
+              <w:t xml:space="preserve">56%以上</w:t>
             </w:r>
           </w:p>
         </w:tc>
@@ -7327,7 +7327,7 @@
                 <w:sz w:val="20"/>
                 <w:szCs w:val="20"/>
               </w:rPr>
-              <w:t xml:space="preserve">20.7%</w:t>
+              <w:t xml:space="preserve">23.8%</w:t>
             </w:r>
           </w:p>
         </w:tc>
@@ -7361,7 +7361,7 @@
                 <w:sz w:val="20"/>
                 <w:szCs w:val="20"/>
               </w:rPr>
-              <w:t xml:space="preserve">16%以下</w:t>
+              <w:t xml:space="preserve">19%以下</w:t>
             </w:r>
           </w:p>
         </w:tc>
@@ -7878,7 +7878,7 @@
           <w:sz w:val="22"/>
           <w:szCs w:val="22"/>
         </w:rPr>
-        <w:t xml:space="preserve">[1] Google / 10点 / 2026-04-01</w:t>
+        <w:t xml:space="preserve">[1] じゃらん / 10点 / 2026-04-04</w:t>
       </w:r>
     </w:p>
     <w:p>
@@ -7893,7 +7893,7 @@
           <w:sz w:val="21"/>
           <w:szCs w:val="21"/>
         </w:rPr>
-        <w:t xml:space="preserve">駅が近いのと、コンビニがすぐ近くにあるのが嬉しい。鉄道の好きな人はすぐ前が線路なので楽しいかと。</w:t>
+        <w:t xml:space="preserve">久しぶりに泊まりました。浜松町からホテルまでの道が整備されていてとてもきれいになっていました。部屋は清潔で気持ちよく過ごせました。</w:t>
       </w:r>
     </w:p>
     <w:p>
@@ -7914,7 +7914,79 @@
           <w:sz w:val="22"/>
           <w:szCs w:val="22"/>
         </w:rPr>
-        <w:t xml:space="preserve">[2] Booking.com / 8点 / 2026-04-01</w:t>
+        <w:t xml:space="preserve">[2] Trip.com / 10点 / 2026-04-04</w:t>
+      </w:r>
+    </w:p>
+    <w:p>
+      <w:pPr>
+        <w:spacing w:after="120" w:line="320"/>
+        <w:jc w:val="left"/>
+      </w:pPr>
+      <w:r>
+        <w:rPr>
+          <w:rFonts w:ascii="Arial" w:cs="Arial" w:eastAsia="Arial" w:hAnsi="Arial"/>
+          <w:color w:val="333333"/>
+          <w:sz w:val="21"/>
+          <w:szCs w:val="21"/>
+        </w:rPr>
+        <w:t xml:space="preserve">旅程は非常に便利で、宿泊施設も素晴らしい立地でした。スタッフのサービスも素晴らしかったです。</w:t>
+      </w:r>
+    </w:p>
+    <w:p>
+      <w:pPr>
+        <w:spacing w:after="60"/>
+      </w:pPr>
+    </w:p>
+    <w:p>
+      <w:pPr>
+        <w:spacing w:after="120" w:before="200"/>
+      </w:pPr>
+      <w:r>
+        <w:rPr>
+          <w:rFonts w:ascii="Arial" w:cs="Arial" w:eastAsia="Arial" w:hAnsi="Arial"/>
+          <w:b/>
+          <w:bCs/>
+          <w:color w:val="1B3A5C"/>
+          <w:sz w:val="22"/>
+          <w:szCs w:val="22"/>
+        </w:rPr>
+        <w:t xml:space="preserve">[3] Google / 10点 / 2026-04-01</w:t>
+      </w:r>
+    </w:p>
+    <w:p>
+      <w:pPr>
+        <w:spacing w:after="120" w:line="320"/>
+        <w:jc w:val="left"/>
+      </w:pPr>
+      <w:r>
+        <w:rPr>
+          <w:rFonts w:ascii="Arial" w:cs="Arial" w:eastAsia="Arial" w:hAnsi="Arial"/>
+          <w:color w:val="333333"/>
+          <w:sz w:val="21"/>
+          <w:szCs w:val="21"/>
+        </w:rPr>
+        <w:t xml:space="preserve">駅が近いのと、コンビニがすぐ近くにあるのが嬉しい。鉄道の好きな人はすぐ前が線路なので楽しいかと。</w:t>
+      </w:r>
+    </w:p>
+    <w:p>
+      <w:pPr>
+        <w:spacing w:after="60"/>
+      </w:pPr>
+    </w:p>
+    <w:p>
+      <w:pPr>
+        <w:spacing w:after="120" w:before="200"/>
+      </w:pPr>
+      <w:r>
+        <w:rPr>
+          <w:rFonts w:ascii="Arial" w:cs="Arial" w:eastAsia="Arial" w:hAnsi="Arial"/>
+          <w:b/>
+          <w:bCs/>
+          <w:color w:val="1B3A5C"/>
+          <w:sz w:val="22"/>
+          <w:szCs w:val="22"/>
+        </w:rPr>
+        <w:t xml:space="preserve">[4] Booking.com / 8点 / 2026-04-01</w:t>
       </w:r>
     </w:p>
     <w:p>
@@ -7976,7 +8048,7 @@
           <w:sz w:val="22"/>
           <w:szCs w:val="22"/>
         </w:rPr>
-        <w:t xml:space="preserve">[3] Google / 10点 / 2026-03-29</w:t>
+        <w:t xml:space="preserve">[5] Google / 10点 / 2026-03-29</w:t>
       </w:r>
     </w:p>
     <w:p>
@@ -8012,7 +8084,7 @@
           <w:sz w:val="22"/>
           <w:szCs w:val="22"/>
         </w:rPr>
-        <w:t xml:space="preserve">[4] Google / 8点 / 2026-03-28</w:t>
+        <w:t xml:space="preserve">[6] Google / 4点 / 2026-04-03</w:t>
       </w:r>
     </w:p>
     <w:p>
@@ -8027,7 +8099,7 @@
           <w:sz w:val="21"/>
           <w:szCs w:val="21"/>
         </w:rPr>
-        <w:t xml:space="preserve">特に問題はなかった</w:t>
+        <w:t xml:space="preserve">何しろ狭くて古びている</w:t>
       </w:r>
     </w:p>
     <w:p>
@@ -8048,7 +8120,7 @@
           <w:sz w:val="22"/>
           <w:szCs w:val="22"/>
         </w:rPr>
-        <w:t xml:space="preserve">[5] じゃらん / 8点 / 2026-03-26</w:t>
+        <w:t xml:space="preserve">[7] Trip.com / 2点 / 2026-04-02</w:t>
       </w:r>
     </w:p>
     <w:p>
@@ -8063,7 +8135,7 @@
           <w:sz w:val="21"/>
           <w:szCs w:val="21"/>
         </w:rPr>
-        <w:t xml:space="preserve">古さは感じますが、綺麗に清掃がなされ、立地的に静かで良かったです。  お客のマナーの問題ですが、静かさゆえ廊下での話し声が、ちょっと気になりました。</w:t>
+        <w:t xml:space="preserve">設備が古く、サービスも良くないです。</w:t>
       </w:r>
     </w:p>
     <w:p>
@@ -8084,7 +8156,7 @@
           <w:sz w:val="22"/>
           <w:szCs w:val="22"/>
         </w:rPr>
-        <w:t xml:space="preserve">[6] Agoda / 5点 / 2026-04-01</w:t>
+        <w:t xml:space="preserve">[8] Agoda / 5点 / 2026-04-01</w:t>
       </w:r>
     </w:p>
     <w:p>
@@ -8120,7 +8192,7 @@
           <w:sz w:val="22"/>
           <w:szCs w:val="22"/>
         </w:rPr>
-        <w:t xml:space="preserve">[7] 楽天トラベル / 6点 / 2026-04-01</w:t>
+        <w:t xml:space="preserve">[9] 楽天トラベル / 6点 / 2026-04-01</w:t>
       </w:r>
     </w:p>
     <w:p>
@@ -8156,7 +8228,7 @@
           <w:sz w:val="22"/>
           <w:szCs w:val="22"/>
         </w:rPr>
-        <w:t xml:space="preserve">[8] Agoda / 6点 / 2026-03-31</w:t>
+        <w:t xml:space="preserve">[10] Agoda / 6点 / 2026-03-31</w:t>
       </w:r>
     </w:p>
     <w:p>
@@ -8172,104 +8244,6 @@
           <w:szCs w:val="21"/>
         </w:rPr>
         <w:t xml:space="preserve">駅から少し歩くが、不便ないロケーション。最低限のアメニティで手頃な価格で宿泊できるので良い。</w:t>
-      </w:r>
-    </w:p>
-    <w:p>
-      <w:pPr>
-        <w:spacing w:after="60"/>
-      </w:pPr>
-    </w:p>
-    <w:p>
-      <w:pPr>
-        <w:spacing w:after="120" w:before="200"/>
-      </w:pPr>
-      <w:r>
-        <w:rPr>
-          <w:rFonts w:ascii="Arial" w:cs="Arial" w:eastAsia="Arial" w:hAnsi="Arial"/>
-          <w:b/>
-          <w:bCs/>
-          <w:color w:val="1B3A5C"/>
-          <w:sz w:val="22"/>
-          <w:szCs w:val="22"/>
-        </w:rPr>
-        <w:t xml:space="preserve">[9] Trip.com / 6点 / 2026-03-30</w:t>
-      </w:r>
-    </w:p>
-    <w:p>
-      <w:pPr>
-        <w:spacing w:after="120" w:line="320"/>
-        <w:jc w:val="left"/>
-      </w:pPr>
-      <w:r>
-        <w:rPr>
-          <w:rFonts w:ascii="Arial" w:cs="Arial" w:eastAsia="Arial" w:hAnsi="Arial"/>
-          <w:color w:val="333333"/>
-          <w:sz w:val="21"/>
-          <w:szCs w:val="21"/>
-        </w:rPr>
-        <w:t xml:space="preserve">品川駅や田町駅から少し距離があり、雨の日だったので傘をさしても少しズボンが濡れてしまった。部屋は狭く風呂とトイレも旧式のユニットバスで非常に狭かった。それでも15000円近くの値段は今時仕方ないですかね。</w:t>
-      </w:r>
-    </w:p>
-    <w:p>
-      <w:pPr>
-        <w:spacing w:after="60"/>
-      </w:pPr>
-    </w:p>
-    <w:p>
-      <w:pPr>
-        <w:spacing w:after="120" w:before="200"/>
-      </w:pPr>
-      <w:r>
-        <w:rPr>
-          <w:rFonts w:ascii="Arial" w:cs="Arial" w:eastAsia="Arial" w:hAnsi="Arial"/>
-          <w:b/>
-          <w:bCs/>
-          <w:color w:val="1B3A5C"/>
-          <w:sz w:val="22"/>
-          <w:szCs w:val="22"/>
-        </w:rPr>
-        <w:t xml:space="preserve">[10] Booking.com / 3点 / 2026-03-30</w:t>
-      </w:r>
-    </w:p>
-    <w:p>
-      <w:pPr>
-        <w:spacing w:after="120" w:line="320"/>
-        <w:jc w:val="left"/>
-      </w:pPr>
-      <w:r>
-        <w:rPr>
-          <w:rFonts w:ascii="Arial" w:cs="Arial" w:eastAsia="Arial" w:hAnsi="Arial"/>
-          <w:color w:val="333333"/>
-          <w:sz w:val="21"/>
-          <w:szCs w:val="21"/>
-        </w:rPr>
-        <w:t xml:space="preserve">安いです。 駅からも道が一本で分かりやすくて近いのもポイント高いです。</w:t>
-      </w:r>
-    </w:p>
-    <w:p>
-      <w:pPr>
-        <w:spacing w:after="120" w:line="320"/>
-        <w:jc w:val="left"/>
-      </w:pPr>
-      <w:r>
-        <w:rPr>
-          <w:rFonts w:ascii="Arial" w:cs="Arial" w:eastAsia="Arial" w:hAnsi="Arial"/>
-          <w:b/>
-          <w:bCs/>
-          <w:color w:val="C0392B"/>
-          <w:sz w:val="21"/>
-          <w:szCs w:val="21"/>
-        </w:rPr>
-        <w:t xml:space="preserve">【改善点】</w:t>
-      </w:r>
-      <w:r>
-        <w:rPr>
-          <w:rFonts w:ascii="Arial" w:cs="Arial" w:eastAsia="Arial" w:hAnsi="Arial"/>
-          <w:color w:val="333333"/>
-          <w:sz w:val="21"/>
-          <w:szCs w:val="21"/>
-        </w:rPr>
-        <w:t xml:space="preserve">ベッドの下に子どもが入ってしまって出てきたら服も髪の毛もホコリまるけでした。 お風呂場のシャンプー、コンディショナー、ボディソープだと思いますが、ラベルがコンディショナーが２つでしたが、中身は違うのでおそらくひとつがボディソープだったんだと思います。 バスマットを出したら、前の宿泊者の物であろ...</w:t>
       </w:r>
     </w:p>
     <w:p>
@@ -8334,7 +8308,7 @@
                 <w:sz w:val="21"/>
                 <w:szCs w:val="21"/>
               </w:rPr>
-              <w:t xml:space="preserve">チサンホテル浜松町は、全体平均6.57点（10点換算）、高評価率46.6%という一定の顧客満足度を示しているホテルです。特に「立地・アクセス」「朝食」が多くのゲストから高く評価されています。</w:t>
+              <w:t xml:space="preserve">チサンホテル浜松町は、全体平均6.52点（10点換算）、高評価率46.0%という一定の顧客満足度を示しているホテルです。特に「立地・アクセス」「朝食」が多くのゲストから高く評価されています。</w:t>
             </w:r>
           </w:p>
           <w:p>

--- a/納品レポート/ホテル別レポート/chisan_口コミ分析改善レポート.docx
+++ b/納品レポート/ホテル別レポート/chisan_口コミ分析改善レポート.docx
@@ -131,7 +131,7 @@
           <w:sz w:val="20"/>
           <w:szCs w:val="20"/>
         </w:rPr>
-        <w:t xml:space="preserve">作成日：2026年4月6日</w:t>
+        <w:t xml:space="preserve">作成日：2026年4月7日</w:t>
       </w:r>
     </w:p>
     <w:p>
@@ -4401,7 +4401,7 @@
                 <w:sz w:val="20"/>
                 <w:szCs w:val="20"/>
               </w:rPr>
-              <w:t xml:space="preserve">「設備が古く、サービスも良くないです」「最低限のアメニティで手頃な価格で宿泊できるので良い」</w:t>
+              <w:t xml:space="preserve">「การเดินทางสะดวกมากๆและที่พักอยู่มนทำเลที่ดี พนักงานบริการ...」「設備が古く、サービスも良くないです」</w:t>
             </w:r>
           </w:p>
         </w:tc>
@@ -7929,7 +7929,7 @@
           <w:sz w:val="21"/>
           <w:szCs w:val="21"/>
         </w:rPr>
-        <w:t xml:space="preserve">旅程は非常に便利で、宿泊施設も素晴らしい立地でした。スタッフのサービスも素晴らしかったです。</w:t>
+        <w:t xml:space="preserve">旅程は非常に快適で、宿泊施設も素晴らしい立地でした。スタッフのサービスも素晴らしかったです。</w:t>
       </w:r>
     </w:p>
     <w:p>

--- a/納品レポート/ホテル別レポート/chisan_口コミ分析改善レポート.docx
+++ b/納品レポート/ホテル別レポート/chisan_口コミ分析改善レポート.docx
@@ -131,7 +131,7 @@
           <w:sz w:val="20"/>
           <w:szCs w:val="20"/>
         </w:rPr>
-        <w:t xml:space="preserve">作成日：2026年4月7日</w:t>
+        <w:t xml:space="preserve">作成日：2026年4月8日</w:t>
       </w:r>
     </w:p>
     <w:p>

--- a/納品レポート/ホテル別レポート/chisan_口コミ分析改善レポート.docx
+++ b/納品レポート/ホテル別レポート/chisan_口コミ分析改善レポート.docx
@@ -131,7 +131,7 @@
           <w:sz w:val="20"/>
           <w:szCs w:val="20"/>
         </w:rPr>
-        <w:t xml:space="preserve">作成日：2026年4月10日</w:t>
+        <w:t xml:space="preserve">作成日：2026年4月11日</w:t>
       </w:r>
     </w:p>
     <w:p>

--- a/納品レポート/ホテル別レポート/chisan_口コミ分析改善レポート.docx
+++ b/納品レポート/ホテル別レポート/chisan_口コミ分析改善レポート.docx
@@ -131,7 +131,7 @@
           <w:sz w:val="20"/>
           <w:szCs w:val="20"/>
         </w:rPr>
-        <w:t xml:space="preserve">作成日：2026年4月11日</w:t>
+        <w:t xml:space="preserve">作成日：2026年4月13日</w:t>
       </w:r>
     </w:p>
     <w:p>

--- a/納品レポート/ホテル別レポート/chisan_口コミ分析改善レポート.docx
+++ b/納品レポート/ホテル別レポート/chisan_口コミ分析改善レポート.docx
@@ -131,7 +131,7 @@
           <w:sz w:val="20"/>
           <w:szCs w:val="20"/>
         </w:rPr>
-        <w:t xml:space="preserve">作成日：2026年4月13日</w:t>
+        <w:t xml:space="preserve">作成日：2026年4月15日</w:t>
       </w:r>
     </w:p>
     <w:p>

--- a/納品レポート/ホテル別レポート/chisan_口コミ分析改善レポート.docx
+++ b/納品レポート/ホテル別レポート/chisan_口コミ分析改善レポート.docx
@@ -131,7 +131,7 @@
           <w:sz w:val="20"/>
           <w:szCs w:val="20"/>
         </w:rPr>
-        <w:t xml:space="preserve">作成日：2026年4月16日</w:t>
+        <w:t xml:space="preserve">作成日：2026年4月20日</w:t>
       </w:r>
     </w:p>
     <w:p>

--- a/納品レポート/ホテル別レポート/chisan_口コミ分析改善レポート.docx
+++ b/納品レポート/ホテル別レポート/chisan_口コミ分析改善レポート.docx
@@ -61,7 +61,7 @@
           <w:sz w:val="32"/>
           <w:szCs w:val="32"/>
         </w:rPr>
-        <w:t xml:space="preserve">チサンホテル浜松町</w:t>
+        <w:t xml:space="preserve">チサングランド大阪</w:t>
       </w:r>
     </w:p>
     <w:p>
@@ -131,7 +131,7 @@
           <w:sz w:val="20"/>
           <w:szCs w:val="20"/>
         </w:rPr>
-        <w:t xml:space="preserve">作成日：2026年4月20日</w:t>
+        <w:t xml:space="preserve">作成日：2026年4月21日</w:t>
       </w:r>
     </w:p>
     <w:p>
@@ -4756,7 +4756,7 @@
           <w:sz w:val="21"/>
           <w:szCs w:val="21"/>
         </w:rPr>
-        <w:t xml:space="preserve">口コミの多数で「立地・アクセス」に関するポジティブな言及が見られ、チサンホテル浜松町の最大の差別化要因となっています。駅から少し歩くが、不便ないロケーションといった声が多数寄せられています。</w:t>
+        <w:t xml:space="preserve">口コミの多数で「立地・アクセス」に関するポジティブな言及が見られ、チサングランド大阪の最大の差別化要因となっています。駅から少し歩くが、不便ないロケーションといった声が多数寄せられています。</w:t>
       </w:r>
     </w:p>
     <w:p>
@@ -8334,7 +8334,7 @@
                 <w:sz w:val="21"/>
                 <w:szCs w:val="21"/>
               </w:rPr>
-              <w:t xml:space="preserve">チサンホテル浜松町は、全体平均6.52点（10点換算）、高評価率46.3%という一定の顧客満足度を示しているホテルです。特に「立地・アクセス」「朝食」が多くのゲストから高く評価されています。</w:t>
+              <w:t xml:space="preserve">チサングランド大阪は、全体平均6.52点（10点換算）、高評価率46.3%という一定の顧客満足度を示しているホテルです。特に「立地・アクセス」「朝食」が多くのゲストから高く評価されています。</w:t>
             </w:r>
           </w:p>
           <w:p>
@@ -8389,7 +8389,7 @@
                 <w:sz w:val="21"/>
                 <w:szCs w:val="21"/>
               </w:rPr>
-              <w:t xml:space="preserve">立地・アクセスという強みを活かしつつ、段階的な改善を実行することで、チサンホテル浜松町はさらなる顧客満足度の向上とブランド価値の強化を実現することができます。</w:t>
+              <w:t xml:space="preserve">立地・アクセスという強みを活かしつつ、段階的な改善を実行することで、チサングランド大阪はさらなる顧客満足度の向上とブランド価値の強化を実現することができます。</w:t>
             </w:r>
           </w:p>
         </w:tc>
@@ -8565,7 +8565,7 @@
         <w:sz w:val="16"/>
         <w:szCs w:val="16"/>
       </w:rPr>
-      <w:t xml:space="preserve">チサンホテル浜松町｜口コミ分析改善レポート</w:t>
+      <w:t xml:space="preserve">チサングランド大阪｜口コミ分析改善レポート</w:t>
     </w:r>
   </w:p>
 </w:hdr>

--- a/納品レポート/ホテル別レポート/chisan_口コミ分析改善レポート.docx
+++ b/納品レポート/ホテル別レポート/chisan_口コミ分析改善レポート.docx
@@ -61,7 +61,7 @@
           <w:sz w:val="32"/>
           <w:szCs w:val="32"/>
         </w:rPr>
-        <w:t xml:space="preserve">チサングランド大阪</w:t>
+        <w:t xml:space="preserve">チサンホテル浜松町</w:t>
       </w:r>
     </w:p>
     <w:p>
@@ -131,7 +131,7 @@
           <w:sz w:val="20"/>
           <w:szCs w:val="20"/>
         </w:rPr>
-        <w:t xml:space="preserve">作成日：2026年4月21日</w:t>
+        <w:t xml:space="preserve">作成日：2026年4月22日</w:t>
       </w:r>
     </w:p>
     <w:p>
@@ -4756,7 +4756,7 @@
           <w:sz w:val="21"/>
           <w:szCs w:val="21"/>
         </w:rPr>
-        <w:t xml:space="preserve">口コミの多数で「立地・アクセス」に関するポジティブな言及が見られ、チサングランド大阪の最大の差別化要因となっています。駅から少し歩くが、不便ないロケーションといった声が多数寄せられています。</w:t>
+        <w:t xml:space="preserve">口コミの多数で「立地・アクセス」に関するポジティブな言及が見られ、チサンホテル浜松町の最大の差別化要因となっています。駅から少し歩くが、不便ないロケーションといった声が多数寄せられています。</w:t>
       </w:r>
     </w:p>
     <w:p>
@@ -8334,7 +8334,7 @@
                 <w:sz w:val="21"/>
                 <w:szCs w:val="21"/>
               </w:rPr>
-              <w:t xml:space="preserve">チサングランド大阪は、全体平均6.52点（10点換算）、高評価率46.3%という一定の顧客満足度を示しているホテルです。特に「立地・アクセス」「朝食」が多くのゲストから高く評価されています。</w:t>
+              <w:t xml:space="preserve">チサンホテル浜松町は、全体平均6.52点（10点換算）、高評価率46.3%という一定の顧客満足度を示しているホテルです。特に「立地・アクセス」「朝食」が多くのゲストから高く評価されています。</w:t>
             </w:r>
           </w:p>
           <w:p>
@@ -8389,7 +8389,7 @@
                 <w:sz w:val="21"/>
                 <w:szCs w:val="21"/>
               </w:rPr>
-              <w:t xml:space="preserve">立地・アクセスという強みを活かしつつ、段階的な改善を実行することで、チサングランド大阪はさらなる顧客満足度の向上とブランド価値の強化を実現することができます。</w:t>
+              <w:t xml:space="preserve">立地・アクセスという強みを活かしつつ、段階的な改善を実行することで、チサンホテル浜松町はさらなる顧客満足度の向上とブランド価値の強化を実現することができます。</w:t>
             </w:r>
           </w:p>
         </w:tc>
@@ -8565,7 +8565,7 @@
         <w:sz w:val="16"/>
         <w:szCs w:val="16"/>
       </w:rPr>
-      <w:t xml:space="preserve">チサングランド大阪｜口コミ分析改善レポート</w:t>
+      <w:t xml:space="preserve">チサンホテル浜松町｜口コミ分析改善レポート</w:t>
     </w:r>
   </w:p>
 </w:hdr>
